--- a/ASAtravel_student_materials/ASAtravel_Slide_Guide.docx
+++ b/ASAtravel_student_materials/ASAtravel_Slide_Guide.docx
@@ -98,13 +98,16 @@
     </w:tbl>
     <w:p>
       <w:pPr>
+        <w:widowControl/>
         <w:spacing w:after="20"/>
       </w:pPr>
     </w:p>
     <w:p>
       <w:pPr>
         <w:pStyle w:val="Heading2"/>
-        <w:spacing w:before="140"/>
+        <w:keepNext/>
+        <w:keepLines/>
+        <w:spacing w:before="200" w:after="100"/>
       </w:pPr>
       <w:r>
         <w:t>Guide structure</w:t>
@@ -286,7 +289,7 @@
                 <w:color w:val="1C252C"/>
                 <w:sz w:val="19"/>
               </w:rPr>
-              <w:t>50</w:t>
+              <w:t>40</w:t>
             </w:r>
           </w:p>
         </w:tc>
@@ -361,7 +364,7 @@
                 <w:color w:val="1C252C"/>
                 <w:sz w:val="19"/>
               </w:rPr>
-              <w:t>34</w:t>
+              <w:t>31</w:t>
             </w:r>
           </w:p>
         </w:tc>
@@ -439,7 +442,7 @@
                 <w:color w:val="1C252C"/>
                 <w:sz w:val="19"/>
               </w:rPr>
-              <w:t>41</w:t>
+              <w:t>38</w:t>
             </w:r>
           </w:p>
         </w:tc>
@@ -514,13 +517,16 @@
                 <w:color w:val="1C252C"/>
                 <w:sz w:val="19"/>
               </w:rPr>
-              <w:t>48</w:t>
+              <w:t>41</w:t>
             </w:r>
           </w:p>
         </w:tc>
       </w:tr>
     </w:tbl>
     <w:p>
+      <w:pPr>
+        <w:widowControl/>
+      </w:pPr>
       <w:r>
         <w:br w:type="page"/>
       </w:r>
@@ -593,7 +599,7 @@
                 <w:color w:val="5F6B73"/>
                 <w:sz w:val="19"/>
               </w:rPr>
-              <w:t>Slides 1-50</w:t>
+              <w:t>Slides 1-40</w:t>
             </w:r>
           </w:p>
         </w:tc>
@@ -602,7 +608,9 @@
     <w:p>
       <w:pPr>
         <w:pStyle w:val="Heading2"/>
-        <w:spacing w:before="180"/>
+        <w:keepNext/>
+        <w:keepLines/>
+        <w:spacing w:before="200" w:after="100"/>
       </w:pPr>
       <w:r>
         <w:t>Section map</w:t>
@@ -610,14 +618,16 @@
     </w:p>
     <w:p>
       <w:pPr>
-        <w:spacing w:after="26"/>
+        <w:keepLines/>
+        <w:widowControl/>
+        <w:spacing w:after="0"/>
         <w:ind w:left="72" w:firstLine="0"/>
       </w:pPr>
       <w:r>
         <w:rPr>
           <w:rFonts w:ascii="Liberation Sans" w:hAnsi="Liberation Sans"/>
-          <w:b/>
-          <w:color w:val="008C90"/>
+          <w:b w:val="0"/>
+          <w:color w:val="1C252C"/>
           <w:sz w:val="20"/>
         </w:rPr>
         <w:t xml:space="preserve">• </w:t>
@@ -625,6 +635,7 @@
       <w:r>
         <w:rPr>
           <w:rFonts w:ascii="Liberation Sans" w:hAnsi="Liberation Sans"/>
+          <w:b w:val="0"/>
           <w:color w:val="1C252C"/>
           <w:sz w:val="20"/>
         </w:rPr>
@@ -633,122 +644,95 @@
     </w:p>
     <w:p>
       <w:pPr>
-        <w:spacing w:after="26"/>
+        <w:keepLines/>
+        <w:widowControl/>
+        <w:spacing w:after="0"/>
         <w:ind w:left="72" w:firstLine="0"/>
       </w:pPr>
       <w:r>
         <w:rPr>
           <w:rFonts w:ascii="Liberation Sans" w:hAnsi="Liberation Sans"/>
-          <w:b/>
-          <w:color w:val="008C90"/>
-          <w:sz w:val="20"/>
-        </w:rPr>
-        <w:t xml:space="preserve">• </w:t>
-      </w:r>
-      <w:r>
-        <w:rPr>
-          <w:rFonts w:ascii="Liberation Sans" w:hAnsi="Liberation Sans"/>
+          <w:b w:val="0"/>
           <w:color w:val="1C252C"/>
           <w:sz w:val="20"/>
         </w:rPr>
-        <w:t>Iowa housing quick start (Slides 7-22)</w:t>
-      </w:r>
-    </w:p>
-    <w:p>
-      <w:pPr>
-        <w:spacing w:after="26"/>
+        <w:t>• Iowa housing quick start (Slides 7-21)</w:t>
+      </w:r>
+    </w:p>
+    <w:p>
+      <w:pPr>
+        <w:keepLines/>
+        <w:widowControl/>
+        <w:spacing w:after="0"/>
         <w:ind w:left="72" w:firstLine="0"/>
       </w:pPr>
       <w:r>
         <w:rPr>
           <w:rFonts w:ascii="Liberation Sans" w:hAnsi="Liberation Sans"/>
-          <w:b/>
-          <w:color w:val="008C90"/>
-          <w:sz w:val="20"/>
-        </w:rPr>
-        <w:t xml:space="preserve">• </w:t>
-      </w:r>
-      <w:r>
-        <w:rPr>
-          <w:rFonts w:ascii="Liberation Sans" w:hAnsi="Liberation Sans"/>
+          <w:b w:val="0"/>
           <w:color w:val="1C252C"/>
           <w:sz w:val="20"/>
         </w:rPr>
-        <w:t>Regression and quantile regression (Slides 23-30)</w:t>
-      </w:r>
-    </w:p>
-    <w:p>
-      <w:pPr>
-        <w:spacing w:after="26"/>
+        <w:t>• Regression and quantile regression (Slides 22-28)</w:t>
+      </w:r>
+    </w:p>
+    <w:p>
+      <w:pPr>
+        <w:keepLines/>
+        <w:widowControl/>
+        <w:spacing w:after="0"/>
         <w:ind w:left="72" w:firstLine="0"/>
       </w:pPr>
       <w:r>
         <w:rPr>
           <w:rFonts w:ascii="Liberation Sans" w:hAnsi="Liberation Sans"/>
-          <w:b/>
-          <w:color w:val="008C90"/>
-          <w:sz w:val="20"/>
-        </w:rPr>
-        <w:t xml:space="preserve">• </w:t>
-      </w:r>
-      <w:r>
-        <w:rPr>
-          <w:rFonts w:ascii="Liberation Sans" w:hAnsi="Liberation Sans"/>
+          <w:b w:val="0"/>
           <w:color w:val="1C252C"/>
           <w:sz w:val="20"/>
         </w:rPr>
-        <w:t>Classification with the glioma data (Slides 31-39)</w:t>
-      </w:r>
-    </w:p>
-    <w:p>
-      <w:pPr>
-        <w:spacing w:after="26"/>
+        <w:t>• Classification with the glioma data (Slides 29-33)</w:t>
+      </w:r>
+    </w:p>
+    <w:p>
+      <w:pPr>
+        <w:keepLines/>
+        <w:widowControl/>
+        <w:spacing w:after="0"/>
         <w:ind w:left="72" w:firstLine="0"/>
       </w:pPr>
       <w:r>
         <w:rPr>
           <w:rFonts w:ascii="Liberation Sans" w:hAnsi="Liberation Sans"/>
-          <w:b/>
-          <w:color w:val="008C90"/>
-          <w:sz w:val="20"/>
-        </w:rPr>
-        <w:t xml:space="preserve">• </w:t>
-      </w:r>
-      <w:r>
-        <w:rPr>
-          <w:rFonts w:ascii="Liberation Sans" w:hAnsi="Liberation Sans"/>
+          <w:b w:val="0"/>
           <w:color w:val="1C252C"/>
           <w:sz w:val="20"/>
         </w:rPr>
-        <w:t>Survival forests with the PBC data (Slides 40-48)</w:t>
-      </w:r>
-    </w:p>
-    <w:p>
-      <w:pPr>
-        <w:spacing w:after="26"/>
+        <w:t>• Survival forests with the PBC data (Slides 34-38)</w:t>
+      </w:r>
+    </w:p>
+    <w:p>
+      <w:pPr>
+        <w:keepLines/>
+        <w:widowControl/>
+        <w:spacing w:after="0"/>
         <w:ind w:left="72" w:firstLine="0"/>
       </w:pPr>
       <w:r>
         <w:rPr>
           <w:rFonts w:ascii="Liberation Sans" w:hAnsi="Liberation Sans"/>
-          <w:b/>
-          <w:color w:val="008C90"/>
-          <w:sz w:val="20"/>
-        </w:rPr>
-        <w:t xml:space="preserve">• </w:t>
-      </w:r>
-      <w:r>
-        <w:rPr>
-          <w:rFonts w:ascii="Liberation Sans" w:hAnsi="Liberation Sans"/>
+          <w:b w:val="0"/>
           <w:color w:val="1C252C"/>
           <w:sz w:val="20"/>
         </w:rPr>
-        <w:t>Closing (Slides 49-50)</w:t>
+        <w:t>• Closing (Slides 39-40)</w:t>
       </w:r>
     </w:p>
     <w:p>
       <w:pPr>
         <w:pStyle w:val="Heading2"/>
+        <w:keepNext/>
+        <w:keepLines/>
+        <w:spacing w:before="200" w:after="100"/>
       </w:pPr>
       <w:r>
         <w:t>Opening and workshop ecosystem (Slides 1-6)</w:t>
@@ -758,6 +742,8 @@
       <w:pPr>
         <w:pStyle w:val="Heading3"/>
         <w:keepNext/>
+        <w:keepLines/>
+        <w:spacing w:before="120" w:after="40"/>
       </w:pPr>
       <w:r>
         <w:rPr>
@@ -776,8 +762,9 @@
     </w:p>
     <w:p>
       <w:pPr>
+        <w:keepLines/>
         <w:widowControl/>
-        <w:spacing w:after="90"/>
+        <w:spacing w:after="80"/>
       </w:pPr>
       <w:r>
         <w:t>Part I opens the workshop and immediately locates randomForestSRC within a broader ecosystem. RF-SRC supplies unified forests for regression, classification, survival, and competing risks; VarPro supplies observed-data variable priority; SGT supplies multivariate geometric tree splits; and RHF extends forest modeling to time-varying hazard estimation. The point of the opening is that the workshop is centered on one coherent family of R tools rather than a collection of unrelated examples.</w:t>
@@ -787,6 +774,8 @@
       <w:pPr>
         <w:pStyle w:val="Heading3"/>
         <w:keepNext/>
+        <w:keepLines/>
+        <w:spacing w:before="120" w:after="40"/>
       </w:pPr>
       <w:r>
         <w:rPr>
@@ -805,8 +794,9 @@
     </w:p>
     <w:p>
       <w:pPr>
+        <w:keepLines/>
         <w:widowControl/>
-        <w:spacing w:after="90"/>
+        <w:spacing w:after="80"/>
       </w:pPr>
       <w:r>
         <w:t>This slide provides the concrete reference links for the workshop ecosystem: randomForestSRC on CRAN, the randomForestSRC.run visualization companion on GitHub, varPro on CRAN and GitHub, randomForestSGT on CRAN and GitHub, and randomForestRHF on CRAN and GitHub. It serves as the installation and documentation map students can return to during and after the course.</w:t>
@@ -816,6 +806,8 @@
       <w:pPr>
         <w:pStyle w:val="Heading3"/>
         <w:keepNext/>
+        <w:keepLines/>
+        <w:spacing w:before="120" w:after="40"/>
       </w:pPr>
       <w:r>
         <w:rPr>
@@ -834,8 +826,9 @@
     </w:p>
     <w:p>
       <w:pPr>
+        <w:keepLines/>
         <w:widowControl/>
-        <w:spacing w:after="90"/>
+        <w:spacing w:after="80"/>
       </w:pPr>
       <w:r>
         <w:t>The workshop is organized into training, inference and prediction, variable selection, and advanced examples. Part I establishes the basic grow workflow and examples in regression, classification, and survival. The roadmap also previews OOB inference, restore mode, partial plots, VIMP, VarPro, class imbalance, missing-data imputation and OOD scoring, Super Greedy Trees, and Random Hazard Forests.</w:t>
@@ -845,6 +838,8 @@
       <w:pPr>
         <w:pStyle w:val="Heading3"/>
         <w:keepNext/>
+        <w:keepLines/>
+        <w:spacing w:before="120" w:after="40"/>
       </w:pPr>
       <w:r>
         <w:rPr>
@@ -863,8 +858,9 @@
     </w:p>
     <w:p>
       <w:pPr>
+        <w:keepLines/>
         <w:widowControl/>
-        <w:spacing w:after="90"/>
+        <w:spacing w:after="80"/>
       </w:pPr>
       <w:r>
         <w:t>A random forest is defined as an average of randomized tree predictors. The random vectors encode the resampling instructions and random feature selection used to grow each tree. This ensemble definition is the conceptual foundation for the package arguments introduced next and for the inbag-versus-OOB distinction developed in Part II.</w:t>
@@ -874,6 +870,8 @@
       <w:pPr>
         <w:pStyle w:val="Heading3"/>
         <w:keepNext/>
+        <w:keepLines/>
+        <w:spacing w:before="120" w:after="40"/>
       </w:pPr>
       <w:r>
         <w:rPr>
@@ -892,8 +890,9 @@
     </w:p>
     <w:p>
       <w:pPr>
+        <w:keepLines/>
         <w:widowControl/>
-        <w:spacing w:after="90"/>
+        <w:spacing w:after="80"/>
       </w:pPr>
       <w:r>
         <w:t>The central interface is rfsrc(formula, data, ntree, mtry, nodesize). The table shows that the response specification determines the statistical family: ordinary outcomes for regression or classification, Surv objects for survival and competing risks, Multivar or cbind responses for multivariate analysis, and no response for unsupervised forests. Specialized front ends such as quantreg, imbalanced, and sidClustering use the same general design.</w:t>
@@ -902,15 +901,20 @@
     <w:p>
       <w:pPr>
         <w:pStyle w:val="Heading2"/>
-      </w:pPr>
-      <w:r>
-        <w:t>Iowa housing quick start (Slides 7-22)</w:t>
+        <w:keepNext/>
+        <w:keepLines/>
+        <w:spacing w:before="200" w:after="100"/>
+      </w:pPr>
+      <w:r>
+        <w:t>Iowa housing quick start (Slides 7-21)</w:t>
       </w:r>
     </w:p>
     <w:p>
       <w:pPr>
         <w:pStyle w:val="Heading3"/>
         <w:keepNext/>
+        <w:keepLines/>
+        <w:spacing w:before="120" w:after="40"/>
       </w:pPr>
       <w:r>
         <w:rPr>
@@ -929,8 +933,9 @@
     </w:p>
     <w:p>
       <w:pPr>
+        <w:keepLines/>
         <w:widowControl/>
-        <w:spacing w:after="90"/>
+        <w:spacing w:after="80"/>
       </w:pPr>
       <w:r>
         <w:t>The quick start uses the Ames housing data as a realistic mixed-type regression problem. The target is SalePrice and the data contain 2,930 properties and 81 columns describing lot, structure, quality, age, garage, neighborhood, and sale characteristics. The example is large enough to show the practical advantages of a unified formula interface without requiring extensive preprocessing.</w:t>
@@ -940,6 +945,8 @@
       <w:pPr>
         <w:pStyle w:val="Heading3"/>
         <w:keepNext/>
+        <w:keepLines/>
+        <w:spacing w:before="120" w:after="40"/>
       </w:pPr>
       <w:r>
         <w:rPr>
@@ -958,8 +965,9 @@
     </w:p>
     <w:p>
       <w:pPr>
+        <w:keepLines/>
         <w:widowControl/>
-        <w:spacing w:after="90"/>
+        <w:spacing w:after="80"/>
       </w:pPr>
       <w:r>
         <w:t>The flowchart introduces the three-stage workflow: grow a forest, check the output, and make predictions. These slides carry out the first two stages with rfsrc(SalePrice ~ ., data = housing). The printed object reports the forest settings and ends with OOB mean squared error and OOB R-squared. These are internally cross-validated quantities based on observations that were not used to grow the corresponding trees; the prediction step is completed on slide 20.</w:t>
@@ -969,6 +977,8 @@
       <w:pPr>
         <w:pStyle w:val="Heading3"/>
         <w:keepNext/>
+        <w:keepLines/>
+        <w:spacing w:before="120" w:after="40"/>
       </w:pPr>
       <w:r>
         <w:rPr>
@@ -987,8 +997,9 @@
     </w:p>
     <w:p>
       <w:pPr>
+        <w:keepLines/>
         <w:widowControl/>
-        <w:spacing w:after="90"/>
+        <w:spacing w:after="80"/>
       </w:pPr>
       <w:r>
         <w:t>SalePrice is refit after a logarithmic transformation. The slide emphasizes that a monotone outcome transformation need not materially alter the broad forest structure, but it does change the scale and interpretation of mean squared error. The before-and-after output makes this concrete: the raw-price MSE is very large because it is measured in squared dollars, whereas the log-scale error is numerically compact.</w:t>
@@ -998,6 +1009,8 @@
       <w:pPr>
         <w:pStyle w:val="Heading3"/>
         <w:keepNext/>
+        <w:keepLines/>
+        <w:spacing w:before="120" w:after="40"/>
       </w:pPr>
       <w:r>
         <w:rPr>
@@ -1016,8 +1029,9 @@
     </w:p>
     <w:p>
       <w:pPr>
+        <w:keepLines/>
         <w:widowControl/>
-        <w:spacing w:after="90"/>
+        <w:spacing w:after="80"/>
       </w:pPr>
       <w:r>
         <w:t>These slides map each major line of the printed object back to its controlling argument. They identify ntree = 500, nodesize = 5, the regression default mtry of one third of the variables, sampling without replacement (swor) with approximately 63.2% of observations per tree, the RF-R/regr family labels, MSE splitting, and nsplit = 10 random candidate cut points. The sequence teaches students to use print output as a compact audit of exactly what forest was grown.</w:t>
@@ -1027,6 +1041,8 @@
       <w:pPr>
         <w:pStyle w:val="Heading3"/>
         <w:keepNext/>
+        <w:keepLines/>
+        <w:spacing w:before="120" w:after="40"/>
       </w:pPr>
       <w:r>
         <w:rPr>
@@ -1045,8 +1061,9 @@
     </w:p>
     <w:p>
       <w:pPr>
+        <w:keepLines/>
         <w:widowControl/>
-        <w:spacing w:after="90"/>
+        <w:spacing w:after="80"/>
       </w:pPr>
       <w:r>
         <w:t>The final quick-start step calls predict on the fitted forest and supplies the first ten housing records as newdata. The resulting object stores test-data predictions in $predicted. This establishes the basic training-versus-prediction distinction that Part II later develops in more detail.</w:t>
@@ -1056,6 +1073,8 @@
       <w:pPr>
         <w:pStyle w:val="Heading3"/>
         <w:keepNext/>
+        <w:keepLines/>
+        <w:spacing w:before="120" w:after="40"/>
       </w:pPr>
       <w:r>
         <w:rPr>
@@ -1074,17 +1093,31 @@
     </w:p>
     <w:p>
       <w:pPr>
+        <w:keepLines/>
         <w:widowControl/>
-        <w:spacing w:after="90"/>
+        <w:spacing w:after="80"/>
       </w:pPr>
       <w:r>
         <w:t>The interface diagram consolidates the main rfsrc arguments into one reference slide. Students should read it as the package-level map for formula specification, tree size, random feature selection, resampling, splitting rules, performance options, and objects returned by the fit.</w:t>
+      </w:r>
+    </w:p>
+    <w:p>
+      <w:pPr>
+        <w:pStyle w:val="Heading2"/>
+        <w:keepNext/>
+        <w:keepLines/>
+        <w:spacing w:before="200" w:after="100"/>
+      </w:pPr>
+      <w:r>
+        <w:t>Regression and quantile regression (Slides 22-28)</w:t>
       </w:r>
     </w:p>
     <w:p>
       <w:pPr>
         <w:pStyle w:val="Heading3"/>
         <w:keepNext/>
+        <w:keepLines/>
+        <w:spacing w:before="120" w:after="40"/>
       </w:pPr>
       <w:r>
         <w:rPr>
@@ -1098,30 +1131,25 @@
           <w:b/>
           <w:color w:val="0B2233"/>
         </w:rPr>
-        <w:t xml:space="preserve"> Growing a single CART-style tree</w:t>
-      </w:r>
-    </w:p>
-    <w:p>
-      <w:pPr>
+        <w:t xml:space="preserve"> Nonparametric regression families</w:t>
+      </w:r>
+    </w:p>
+    <w:p>
+      <w:pPr>
+        <w:keepLines/>
         <w:widowControl/>
-        <w:spacing w:after="90"/>
-      </w:pPr>
-      <w:r>
-        <w:t>rfsrc.cart is presented as a convenient single-tree interface. It sets ntree = 1, considers all variables through mtry = ncol(data), and disables bootstrap resampling. The slide is useful when the goal is to inspect or teach one classification, regression, survival, or related tree rather than an ensemble.</w:t>
-      </w:r>
-    </w:p>
-    <w:p>
-      <w:pPr>
-        <w:pStyle w:val="Heading2"/>
-      </w:pPr>
-      <w:r>
-        <w:t>Regression and quantile regression (Slides 23-30)</w:t>
+        <w:spacing w:after="80"/>
+      </w:pPr>
+      <w:r>
+        <w:t>The family table is revisited with regression and quantile regression highlighted. This transition reinforces that ordinary regression forests and quantile forests share the same data and formula conventions, while differing in the terminal-node target and potentially in the splitting rule.</w:t>
       </w:r>
     </w:p>
     <w:p>
       <w:pPr>
         <w:pStyle w:val="Heading3"/>
         <w:keepNext/>
+        <w:keepLines/>
+        <w:spacing w:before="120" w:after="40"/>
       </w:pPr>
       <w:r>
         <w:rPr>
@@ -1135,58 +1163,32 @@
           <w:b/>
           <w:color w:val="0B2233"/>
         </w:rPr>
-        <w:t xml:space="preserve"> Nonparametric regression families</w:t>
-      </w:r>
-    </w:p>
-    <w:p>
-      <w:pPr>
+        <w:t xml:space="preserve"> Two approaches to quantile regression forests</w:t>
+      </w:r>
+    </w:p>
+    <w:p>
+      <w:pPr>
+        <w:keepLines/>
         <w:widowControl/>
-        <w:spacing w:after="90"/>
-      </w:pPr>
-      <w:r>
-        <w:t>The family table is revisited with regression and quantile regression highlighted. This transition reinforces that ordinary regression forests and quantile forests share the same data and formula conventions, while differing in the terminal-node target and potentially in the splitting rule.</w:t>
+        <w:spacing w:after="80"/>
+      </w:pPr>
+      <w:r>
+        <w:t>The slide contrasts Meinshausen-style quantile forests with the randomForestSRC implementation. The former grows trees with MSE splitting and constructs a terminal-node conditional distribution. randomForestSRC can instead use pinball-loss-oriented splitting and a local conditional distribution estimator. The distinction is between adapting only the post-tree distribution estimate and adapting both tree construction and local estimation to quantiles.</w:t>
       </w:r>
     </w:p>
     <w:p>
       <w:pPr>
         <w:pStyle w:val="Heading3"/>
         <w:keepNext/>
+        <w:keepLines/>
+        <w:spacing w:before="120" w:after="40"/>
       </w:pPr>
       <w:r>
         <w:rPr>
           <w:b/>
           <w:color w:val="006C70"/>
         </w:rPr>
-        <w:t>Slide 24:</w:t>
-      </w:r>
-      <w:r>
-        <w:rPr>
-          <w:b/>
-          <w:color w:val="0B2233"/>
-        </w:rPr>
-        <w:t xml:space="preserve"> Two approaches to quantile regression forests</w:t>
-      </w:r>
-    </w:p>
-    <w:p>
-      <w:pPr>
-        <w:widowControl/>
-        <w:spacing w:after="90"/>
-      </w:pPr>
-      <w:r>
-        <w:t>The slide contrasts Meinshausen-style quantile forests with the randomForestSRC implementation. The former grows trees with MSE splitting and constructs a terminal-node conditional distribution. randomForestSRC can instead use pinball-loss-oriented splitting and a local conditional distribution estimator. The distinction is between adapting only the post-tree distribution estimate and adapting both tree construction and local estimation to quantiles.</w:t>
-      </w:r>
-    </w:p>
-    <w:p>
-      <w:pPr>
-        <w:pStyle w:val="Heading3"/>
-        <w:keepNext/>
-      </w:pPr>
-      <w:r>
-        <w:rPr>
-          <w:b/>
-          <w:color w:val="006C70"/>
-        </w:rPr>
-        <w:t>Slides 25-27:</w:t>
+        <w:t>Slides 24-25:</w:t>
       </w:r>
       <w:r>
         <w:rPr>
@@ -1198,24 +1200,27 @@
     </w:p>
     <w:p>
       <w:pPr>
+        <w:keepLines/>
         <w:widowControl/>
-        <w:spacing w:after="90"/>
-      </w:pPr>
-      <w:r>
-        <w:t>Three split rules are compared on the housing data: mse, quantile.regr, and the default la.quantile.regr. The fitted quantile forest is printed and plot.quantreg displays the estimated conditional quantiles. The continuation slides enlarge the graphical output so students can focus on how the estimated distribution changes across cases rather than only on a conditional mean.</w:t>
+        <w:spacing w:after="80"/>
+      </w:pPr>
+      <w:r>
+        <w:t>Three split rules are compared on the housing data: mse, quantile.regr, and the default la.quantile.regr. The quantile forest is printed and plot.quantreg displays the estimated conditional quantiles. The next slide enlarges the graphic so students can focus on how the estimated distribution changes across cases rather than only on a conditional mean.</w:t>
       </w:r>
     </w:p>
     <w:p>
       <w:pPr>
         <w:pStyle w:val="Heading3"/>
         <w:keepNext/>
+        <w:keepLines/>
+        <w:spacing w:before="120" w:after="40"/>
       </w:pPr>
       <w:r>
         <w:rPr>
           <w:b/>
           <w:color w:val="006C70"/>
         </w:rPr>
-        <w:t>Slide 28:</w:t>
+        <w:t>Slide 26:</w:t>
       </w:r>
       <w:r>
         <w:rPr>
@@ -1227,8 +1232,9 @@
     </w:p>
     <w:p>
       <w:pPr>
+        <w:keepLines/>
         <w:widowControl/>
-        <w:spacing w:after="90"/>
+        <w:spacing w:after="80"/>
       </w:pPr>
       <w:r>
         <w:t>The companion run.rfsrc function is introduced as a higher-level workflow. It fits a user-specified forest, performs tuning and diagnostics, and organizes performance and variable-importance graphics for regression, classification, survival, competing risks, and multivariate outcomes. The slide also shows the GitHub installation route for this workshop-oriented package.</w:t>
@@ -1238,13 +1244,15 @@
       <w:pPr>
         <w:pStyle w:val="Heading3"/>
         <w:keepNext/>
+        <w:keepLines/>
+        <w:spacing w:before="120" w:after="40"/>
       </w:pPr>
       <w:r>
         <w:rPr>
           <w:b/>
           <w:color w:val="006C70"/>
         </w:rPr>
-        <w:t>Slides 29-30:</w:t>
+        <w:t>Slides 27-28:</w:t>
       </w:r>
       <w:r>
         <w:rPr>
@@ -1256,8 +1264,9 @@
     </w:p>
     <w:p>
       <w:pPr>
+        <w:keepLines/>
         <w:widowControl/>
-        <w:spacing w:after="90"/>
+        <w:spacing w:after="80"/>
       </w:pPr>
       <w:r>
         <w:t>A single run.rfsrc call is applied to SalePrice. The resulting multi-panel display collects the major components of an applied forest analysis in one place, allowing students to move from a valid basic fit to a more complete diagnostic and visualization workflow without manually assembling every plot.</w:t>
@@ -1266,15 +1275,84 @@
     <w:p>
       <w:pPr>
         <w:pStyle w:val="Heading2"/>
-      </w:pPr>
-      <w:r>
-        <w:t>Classification with the glioma data (Slides 31-39)</w:t>
+        <w:keepNext/>
+        <w:keepLines/>
+        <w:spacing w:before="200" w:after="100"/>
+      </w:pPr>
+      <w:r>
+        <w:t>Classification with the glioma data (Slides 29-33)</w:t>
       </w:r>
     </w:p>
     <w:p>
       <w:pPr>
         <w:pStyle w:val="Heading3"/>
         <w:keepNext/>
+        <w:keepLines/>
+        <w:spacing w:before="120" w:after="40"/>
+      </w:pPr>
+      <w:r>
+        <w:rPr>
+          <w:b/>
+          <w:color w:val="006C70"/>
+        </w:rPr>
+        <w:t>Slide 29:</w:t>
+      </w:r>
+      <w:r>
+        <w:rPr>
+          <w:b/>
+          <w:color w:val="0B2233"/>
+        </w:rPr>
+        <w:t xml:space="preserve"> Classification family transition</w:t>
+      </w:r>
+    </w:p>
+    <w:p>
+      <w:pPr>
+        <w:keepLines/>
+        <w:widowControl/>
+        <w:spacing w:after="80"/>
+      </w:pPr>
+      <w:r>
+        <w:t>The family table now highlights classification and the imbalanced two-class extension. The formula response is a factor for ordinary multiclass classification, while imbalanced provides a specialized interface for two-class problems with unequal class frequencies.</w:t>
+      </w:r>
+    </w:p>
+    <w:p>
+      <w:pPr>
+        <w:pStyle w:val="Heading3"/>
+        <w:keepNext/>
+        <w:keepLines/>
+        <w:spacing w:before="120" w:after="40"/>
+      </w:pPr>
+      <w:r>
+        <w:rPr>
+          <w:b/>
+          <w:color w:val="006C70"/>
+        </w:rPr>
+        <w:t>Slide 30:</w:t>
+      </w:r>
+      <w:r>
+        <w:rPr>
+          <w:b/>
+          <w:color w:val="0B2233"/>
+        </w:rPr>
+        <w:t xml:space="preserve"> Glioma molecular profiling data</w:t>
+      </w:r>
+    </w:p>
+    <w:p>
+      <w:pPr>
+        <w:keepLines/>
+        <w:widowControl/>
+        <w:spacing w:after="80"/>
+      </w:pPr>
+      <w:r>
+        <w:t>The classification example uses a subset of the Ceccarelli et al. glioma data. It contains 880 tissue samples, 1,241 predictors, and seven molecular subtype labels. The table illustrates the mix of methylation probes, molecular indicators, tumor grade, age, and gender, making this a genuinely high-dimensional multiclass problem.</w:t>
+      </w:r>
+    </w:p>
+    <w:p>
+      <w:pPr>
+        <w:pStyle w:val="Heading3"/>
+        <w:keepNext/>
+        <w:keepLines/>
+        <w:spacing w:before="120" w:after="40"/>
       </w:pPr>
       <w:r>
         <w:rPr>
@@ -1288,80 +1366,68 @@
           <w:b/>
           <w:color w:val="0B2233"/>
         </w:rPr>
-        <w:t xml:space="preserve"> Classification family transition</w:t>
-      </w:r>
-    </w:p>
-    <w:p>
-      <w:pPr>
+        <w:t xml:space="preserve"> Default multiclass forest and OOB confusion matrix</w:t>
+      </w:r>
+    </w:p>
+    <w:p>
+      <w:pPr>
+        <w:keepLines/>
         <w:widowControl/>
-        <w:spacing w:after="90"/>
-      </w:pPr>
-      <w:r>
-        <w:t>The family table now highlights classification and the imbalanced two-class extension. The formula response is a factor for ordinary multiclass classification, while imbalanced provides a specialized interface for two-class problems with unequal class frequencies.</w:t>
+        <w:spacing w:after="80"/>
+      </w:pPr>
+      <w:r>
+        <w:t>Because the response is a factor, rfsrc automatically fits a classification forest with Gini splitting. The overall OOB misclassification rate is about 7%, but the confusion matrix shows why class-specific errors matter: common classes are predicted very well, while G-CIMP-low and LGm6-GBM have much larger errors. The slide teaches students not to reduce a multiclass result to one overall number.</w:t>
       </w:r>
     </w:p>
     <w:p>
       <w:pPr>
         <w:pStyle w:val="Heading3"/>
         <w:keepNext/>
+        <w:keepLines/>
+        <w:spacing w:before="120" w:after="40"/>
       </w:pPr>
       <w:r>
         <w:rPr>
           <w:b/>
           <w:color w:val="006C70"/>
         </w:rPr>
-        <w:t>Slide 32:</w:t>
+        <w:t>Slides 32-33:</w:t>
       </w:r>
       <w:r>
         <w:rPr>
           <w:b/>
           <w:color w:val="0B2233"/>
         </w:rPr>
-        <w:t xml:space="preserve"> Glioma molecular profiling data</w:t>
-      </w:r>
-    </w:p>
-    <w:p>
-      <w:pPr>
+        <w:t xml:space="preserve"> Integrated glioma analysis</w:t>
+      </w:r>
+    </w:p>
+    <w:p>
+      <w:pPr>
+        <w:keepLines/>
         <w:widowControl/>
-        <w:spacing w:after="90"/>
-      </w:pPr>
-      <w:r>
-        <w:t>The classification example uses a subset of the Ceccarelli et al. glioma data. It contains 880 tissue samples, 1,241 predictors, and seven molecular subtype labels. The table illustrates the mix of methylation probes, molecular indicators, tumor grade, age, and gender, making this a genuinely high-dimensional multiclass problem.</w:t>
+        <w:spacing w:after="80"/>
+      </w:pPr>
+      <w:r>
+        <w:t>run.rfsrc is applied to the multiclass glioma outcome. The overview display brings the fit, performance summaries, and classification-oriented diagnostics together. The second slide enlarges the graphic for interpretation.</w:t>
+      </w:r>
+    </w:p>
+    <w:p>
+      <w:pPr>
+        <w:pStyle w:val="Heading2"/>
+        <w:keepNext/>
+        <w:keepLines/>
+        <w:spacing w:before="200" w:after="100"/>
+      </w:pPr>
+      <w:r>
+        <w:t>Survival forests with the PBC data (Slides 34-38)</w:t>
       </w:r>
     </w:p>
     <w:p>
       <w:pPr>
         <w:pStyle w:val="Heading3"/>
         <w:keepNext/>
-      </w:pPr>
-      <w:r>
-        <w:rPr>
-          <w:b/>
-          <w:color w:val="006C70"/>
-        </w:rPr>
-        <w:t>Slide 33:</w:t>
-      </w:r>
-      <w:r>
-        <w:rPr>
-          <w:b/>
-          <w:color w:val="0B2233"/>
-        </w:rPr>
-        <w:t xml:space="preserve"> Default multiclass forest and OOB confusion matrix</w:t>
-      </w:r>
-    </w:p>
-    <w:p>
-      <w:pPr>
-        <w:widowControl/>
-        <w:spacing w:after="90"/>
-      </w:pPr>
-      <w:r>
-        <w:t>Because the response is a factor, rfsrc automatically fits a classification forest with Gini splitting. The overall OOB misclassification rate is about 7%, but the confusion matrix shows why class-specific errors matter: common classes are predicted very well, while G-CIMP-low and LGm6-GBM have much larger errors. The slide teaches students not to reduce a multiclass result to one overall number.</w:t>
-      </w:r>
-    </w:p>
-    <w:p>
-      <w:pPr>
-        <w:pStyle w:val="Heading3"/>
-        <w:keepNext/>
+        <w:keepLines/>
+        <w:spacing w:before="120" w:after="40"/>
       </w:pPr>
       <w:r>
         <w:rPr>
@@ -1375,88 +1441,164 @@
           <w:b/>
           <w:color w:val="0B2233"/>
         </w:rPr>
-        <w:t xml:space="preserve"> Available splitting rules by family</w:t>
-      </w:r>
-    </w:p>
-    <w:p>
-      <w:pPr>
+        <w:t xml:space="preserve"> Survival family transition</w:t>
+      </w:r>
+    </w:p>
+    <w:p>
+      <w:pPr>
+        <w:keepLines/>
         <w:widowControl/>
-        <w:spacing w:after="90"/>
-      </w:pPr>
-      <w:r>
-        <w:t>The split-rule table shows the family-specific choices available in randomForestSRC. For classification, the main alternatives are Gini, AUC, and entropy. The same table also foreshadows the survival, competing-risk, multivariate, and unsupervised split rules used elsewhere in the workshop.</w:t>
+        <w:spacing w:after="80"/>
+      </w:pPr>
+      <w:r>
+        <w:t>The family table shifts attention to right-censored survival. A Surv(time, status) response tells rfsrc to grow a random survival forest, with survival-specific terminal-node estimators and split rules.</w:t>
       </w:r>
     </w:p>
     <w:p>
       <w:pPr>
         <w:pStyle w:val="Heading3"/>
         <w:keepNext/>
+        <w:keepLines/>
+        <w:spacing w:before="120" w:after="40"/>
       </w:pPr>
       <w:r>
         <w:rPr>
           <w:b/>
           <w:color w:val="006C70"/>
         </w:rPr>
-        <w:t>Slides 35-37:</w:t>
+        <w:t>Slide 35:</w:t>
       </w:r>
       <w:r>
         <w:rPr>
           <w:b/>
           <w:color w:val="0B2233"/>
         </w:rPr>
-        <w:t xml:space="preserve"> Gini, AUC, and entropy splitting</w:t>
-      </w:r>
-    </w:p>
-    <w:p>
-      <w:pPr>
+        <w:t xml:space="preserve"> Mayo Clinic primary biliary cirrhosis data</w:t>
+      </w:r>
+    </w:p>
+    <w:p>
+      <w:pPr>
+        <w:keepLines/>
         <w:widowControl/>
-        <w:spacing w:after="90"/>
-      </w:pPr>
-      <w:r>
-        <w:t>The glioma forest is refit with each of the three classification split rules. The printed results reveal that the choice affects tree size, probability metrics, overall error, and class-specific confusion. AUC splitting is identified as especially relevant for imbalanced settings, while the side-by-side outputs demonstrate that no split rule should be chosen solely by name; its OOB behavior for the actual scientific target must be examined.</w:t>
+        <w:spacing w:after="80"/>
+      </w:pPr>
+      <w:r>
+        <w:t>The PBC data provide the survival example. The study includes trial and follow-up patients with time, endpoint status, treatment, demographics, clinical findings, and laboratory measurements. The R data have 418 rows and 20 columns before the ID is removed and complete-case analysis is applied.</w:t>
       </w:r>
     </w:p>
     <w:p>
       <w:pPr>
         <w:pStyle w:val="Heading3"/>
         <w:keepNext/>
+        <w:keepLines/>
+        <w:spacing w:before="120" w:after="40"/>
       </w:pPr>
       <w:r>
         <w:rPr>
           <w:b/>
           <w:color w:val="006C70"/>
         </w:rPr>
-        <w:t>Slides 38-39:</w:t>
+        <w:t>Slide 36:</w:t>
       </w:r>
       <w:r>
         <w:rPr>
           <w:b/>
           <w:color w:val="0B2233"/>
         </w:rPr>
-        <w:t xml:space="preserve"> Integrated glioma analysis</w:t>
-      </w:r>
-    </w:p>
-    <w:p>
-      <w:pPr>
+        <w:t xml:space="preserve"> Canonical random survival forest</w:t>
+      </w:r>
+    </w:p>
+    <w:p>
+      <w:pPr>
+        <w:keepLines/>
         <w:widowControl/>
-        <w:spacing w:after="90"/>
-      </w:pPr>
-      <w:r>
-        <w:t>run.rfsrc is applied to the multiclass glioma outcome. The overview display brings the fit, performance summaries, and classification-oriented diagnostics together. The second slide enlarges the graphic for interpretation.</w:t>
-      </w:r>
-    </w:p>
-    <w:p>
-      <w:pPr>
-        <w:pStyle w:val="Heading2"/>
-      </w:pPr>
-      <w:r>
-        <w:t>Survival forests with the PBC data (Slides 40-48)</w:t>
+        <w:spacing w:after="80"/>
+      </w:pPr>
+      <w:r>
+        <w:t>The original status variable is saved in pbc.cr, then positive endpoint codes are collapsed so transplant or death is treated as an event. The Surv(time, status) response identifies the survival family. The printed object reports 276 complete cases, 129 events, log-rank splitting, OOB CRPS, standardized CRPS, and the requested performance error.</w:t>
       </w:r>
     </w:p>
     <w:p>
       <w:pPr>
         <w:pStyle w:val="Heading3"/>
         <w:keepNext/>
+        <w:keepLines/>
+        <w:spacing w:before="120" w:after="40"/>
+      </w:pPr>
+      <w:r>
+        <w:rPr>
+          <w:b/>
+          <w:color w:val="006C70"/>
+        </w:rPr>
+        <w:t>Slides 37-38:</w:t>
+      </w:r>
+      <w:r>
+        <w:rPr>
+          <w:b/>
+          <w:color w:val="0B2233"/>
+        </w:rPr>
+        <w:t xml:space="preserve"> Integrated PBC survival analysis</w:t>
+      </w:r>
+    </w:p>
+    <w:p>
+      <w:pPr>
+        <w:keepLines/>
+        <w:widowControl/>
+        <w:spacing w:after="80"/>
+      </w:pPr>
+      <w:r>
+        <w:t>run.rfsrc is called with the PBC survival formula. The resulting overview summarizes the fitted survival forest and its major diagnostics in one display; the continuation slide enlarges that output.</w:t>
+      </w:r>
+    </w:p>
+    <w:p>
+      <w:pPr>
+        <w:pStyle w:val="Heading2"/>
+        <w:keepNext/>
+        <w:keepLines/>
+        <w:spacing w:before="200" w:after="100"/>
+      </w:pPr>
+      <w:r>
+        <w:t>Closing (Slides 39-40)</w:t>
+      </w:r>
+    </w:p>
+    <w:p>
+      <w:pPr>
+        <w:pStyle w:val="Heading3"/>
+        <w:keepNext/>
+        <w:keepLines/>
+        <w:spacing w:before="120" w:after="40"/>
+      </w:pPr>
+      <w:r>
+        <w:rPr>
+          <w:b/>
+          <w:color w:val="006C70"/>
+        </w:rPr>
+        <w:t>Slide 39:</w:t>
+      </w:r>
+      <w:r>
+        <w:rPr>
+          <w:b/>
+          <w:color w:val="0B2233"/>
+        </w:rPr>
+        <w:t xml:space="preserve"> Workshop roadmap and transition</w:t>
+      </w:r>
+    </w:p>
+    <w:p>
+      <w:pPr>
+        <w:keepLines/>
+        <w:widowControl/>
+        <w:spacing w:after="80"/>
+      </w:pPr>
+      <w:r>
+        <w:t>The outline closes Part I and positions the remaining modules. Part II moves from growing forests to OOB inference, performance assessment, prediction, restore mode, and partial plots; Part III addresses VIMP, uncertainty, minimal depth, and VarPro; Part IV develops class imbalance, imputation and OOD scoring, SGT, and RHF.</w:t>
+      </w:r>
+    </w:p>
+    <w:p>
+      <w:pPr>
+        <w:pStyle w:val="Heading3"/>
+        <w:keepNext/>
+        <w:keepLines/>
+        <w:spacing w:before="120" w:after="40"/>
       </w:pPr>
       <w:r>
         <w:rPr>
@@ -1470,230 +1612,23 @@
           <w:b/>
           <w:color w:val="0B2233"/>
         </w:rPr>
-        <w:t xml:space="preserve"> Survival family transition</w:t>
-      </w:r>
-    </w:p>
-    <w:p>
-      <w:pPr>
+        <w:t xml:space="preserve"> References</w:t>
+      </w:r>
+    </w:p>
+    <w:p>
+      <w:pPr>
+        <w:keepLines/>
         <w:widowControl/>
-        <w:spacing w:after="90"/>
-      </w:pPr>
-      <w:r>
-        <w:t>The family table shifts attention to right-censored survival. A Surv(time, status) response tells rfsrc to grow a random survival forest, with survival-specific terminal-node estimators and split rules.</w:t>
-      </w:r>
-    </w:p>
-    <w:p>
-      <w:pPr>
-        <w:pStyle w:val="Heading3"/>
-        <w:keepNext/>
-      </w:pPr>
-      <w:r>
-        <w:rPr>
-          <w:b/>
-          <w:color w:val="006C70"/>
-        </w:rPr>
-        <w:t>Slide 41:</w:t>
-      </w:r>
-      <w:r>
-        <w:rPr>
-          <w:b/>
-          <w:color w:val="0B2233"/>
-        </w:rPr>
-        <w:t xml:space="preserve"> Mayo Clinic primary biliary cirrhosis data</w:t>
+        <w:spacing w:after="80"/>
+      </w:pPr>
+      <w:r>
+        <w:t>The module closes with the primary references for Breiman random forests, the randomForestSRC getting-started material, the Ames housing data, the glioma study, multiclass AUC splitting, CART, random survival forests, the PBC data, and survival split rules.</w:t>
       </w:r>
     </w:p>
     <w:p>
       <w:pPr>
         <w:widowControl/>
-        <w:spacing w:after="90"/>
-      </w:pPr>
-      <w:r>
-        <w:t>The PBC data provide the survival example. The study includes trial and follow-up patients with time, endpoint status, treatment, demographics, clinical findings, and laboratory measurements. The R data have 418 rows and 20 columns before the ID is removed and complete-case analysis is applied.</w:t>
-      </w:r>
-    </w:p>
-    <w:p>
-      <w:pPr>
-        <w:pStyle w:val="Heading3"/>
-        <w:keepNext/>
-      </w:pPr>
-      <w:r>
-        <w:rPr>
-          <w:b/>
-          <w:color w:val="006C70"/>
-        </w:rPr>
-        <w:t>Slide 42:</w:t>
-      </w:r>
-      <w:r>
-        <w:rPr>
-          <w:b/>
-          <w:color w:val="0B2233"/>
-        </w:rPr>
-        <w:t xml:space="preserve"> Canonical random survival forest</w:t>
-      </w:r>
-    </w:p>
-    <w:p>
-      <w:pPr>
-        <w:widowControl/>
-        <w:spacing w:after="90"/>
-      </w:pPr>
-      <w:r>
-        <w:t>The original status variable is preserved for later competing-risk analysis and then collapsed to a right-censored endpoint in which transplant or death is treated as an event. rfsrc automatically identifies the survival family. The printed object reports 276 complete cases, 129 events, log-rank splitting, OOB CRPS, standardized CRPS, and the requested performance error.</w:t>
-      </w:r>
-    </w:p>
-    <w:p>
-      <w:pPr>
-        <w:pStyle w:val="Heading3"/>
-        <w:keepNext/>
-      </w:pPr>
-      <w:r>
-        <w:rPr>
-          <w:b/>
-          <w:color w:val="006C70"/>
-        </w:rPr>
-        <w:t>Slide 43:</w:t>
-      </w:r>
-      <w:r>
-        <w:rPr>
-          <w:b/>
-          <w:color w:val="0B2233"/>
-        </w:rPr>
-        <w:t xml:space="preserve"> Survival split-rule choices</w:t>
-      </w:r>
-    </w:p>
-    <w:p>
-      <w:pPr>
-        <w:widowControl/>
-        <w:spacing w:after="90"/>
-      </w:pPr>
-      <w:r>
-        <w:t>The split-rule reference is revisited with survival highlighted. The three alternatives developed next are logrank, bs.gradient, and logrankscore. Competing-risk rules are shown separately because the event structure and target quantities differ.</w:t>
-      </w:r>
-    </w:p>
-    <w:p>
-      <w:pPr>
-        <w:pStyle w:val="Heading3"/>
-        <w:keepNext/>
-      </w:pPr>
-      <w:r>
-        <w:rPr>
-          <w:b/>
-          <w:color w:val="006C70"/>
-        </w:rPr>
-        <w:t>Slides 44-46:</w:t>
-      </w:r>
-      <w:r>
-        <w:rPr>
-          <w:b/>
-          <w:color w:val="0B2233"/>
-        </w:rPr>
-        <w:t xml:space="preserve"> Comparing survival split rules</w:t>
-      </w:r>
-    </w:p>
-    <w:p>
-      <w:pPr>
-        <w:widowControl/>
-        <w:spacing w:after="90"/>
-      </w:pPr>
-      <w:r>
-        <w:t>The same PBC forest is fit with log-rank splitting, gradient-based Brier-score splitting, and log-rank-score splitting. Log-rank is the default. For bs.gradient, the Brier-score horizon defaults to the 90th percentile of observed event times and can be changed with prob. The outputs let students compare tree structure and OOB performance under three different definitions of a good survival split.</w:t>
-      </w:r>
-    </w:p>
-    <w:p>
-      <w:pPr>
-        <w:pStyle w:val="Heading3"/>
-        <w:keepNext/>
-      </w:pPr>
-      <w:r>
-        <w:rPr>
-          <w:b/>
-          <w:color w:val="006C70"/>
-        </w:rPr>
-        <w:t>Slides 47-48:</w:t>
-      </w:r>
-      <w:r>
-        <w:rPr>
-          <w:b/>
-          <w:color w:val="0B2233"/>
-        </w:rPr>
-        <w:t xml:space="preserve"> Integrated PBC survival analysis</w:t>
-      </w:r>
-    </w:p>
-    <w:p>
-      <w:pPr>
-        <w:widowControl/>
-        <w:spacing w:after="90"/>
-      </w:pPr>
-      <w:r>
-        <w:t>run.rfsrc is called with the PBC survival formula. The resulting overview summarizes the fitted survival forest and its major diagnostics in one display; the continuation slide enlarges that output.</w:t>
-      </w:r>
-    </w:p>
-    <w:p>
-      <w:pPr>
-        <w:pStyle w:val="Heading2"/>
-      </w:pPr>
-      <w:r>
-        <w:t>Closing (Slides 49-50)</w:t>
-      </w:r>
-    </w:p>
-    <w:p>
-      <w:pPr>
-        <w:pStyle w:val="Heading3"/>
-        <w:keepNext/>
-      </w:pPr>
-      <w:r>
-        <w:rPr>
-          <w:b/>
-          <w:color w:val="006C70"/>
-        </w:rPr>
-        <w:t>Slide 49:</w:t>
-      </w:r>
-      <w:r>
-        <w:rPr>
-          <w:b/>
-          <w:color w:val="0B2233"/>
-        </w:rPr>
-        <w:t xml:space="preserve"> Workshop roadmap and transition</w:t>
-      </w:r>
-    </w:p>
-    <w:p>
-      <w:pPr>
-        <w:widowControl/>
-        <w:spacing w:after="90"/>
-      </w:pPr>
-      <w:r>
-        <w:t>The outline closes Part I and positions the remaining modules. Part II moves from growing forests to OOB inference, performance assessment, prediction, restore mode, and partial plots; Part III addresses VIMP, uncertainty, minimal depth, and VarPro; Part IV develops class imbalance, imputation and OOD scoring, SGT, and RHF.</w:t>
-      </w:r>
-    </w:p>
-    <w:p>
-      <w:pPr>
-        <w:pStyle w:val="Heading3"/>
-        <w:keepNext/>
-      </w:pPr>
-      <w:r>
-        <w:rPr>
-          <w:b/>
-          <w:color w:val="006C70"/>
-        </w:rPr>
-        <w:t>Slide 50:</w:t>
-      </w:r>
-      <w:r>
-        <w:rPr>
-          <w:b/>
-          <w:color w:val="0B2233"/>
-        </w:rPr>
-        <w:t xml:space="preserve"> References</w:t>
-      </w:r>
-    </w:p>
-    <w:p>
-      <w:pPr>
-        <w:widowControl/>
-        <w:spacing w:after="90"/>
-      </w:pPr>
-      <w:r>
-        <w:t>The module closes with the primary references for Breiman random forests, the randomForestSRC getting-started material, the Ames housing data, the glioma study, multiclass AUC splitting, CART, random survival forests, the PBC data, and survival split rules.</w:t>
-      </w:r>
-    </w:p>
-    <w:p>
+      </w:pPr>
       <w:r>
         <w:br w:type="page"/>
       </w:r>
@@ -1766,7 +1701,7 @@
                 <w:color w:val="5F6B73"/>
                 <w:sz w:val="19"/>
               </w:rPr>
-              <w:t>Slides 1-34</w:t>
+              <w:t>Slides 1-31</w:t>
             </w:r>
           </w:p>
         </w:tc>
@@ -1775,7 +1710,9 @@
     <w:p>
       <w:pPr>
         <w:pStyle w:val="Heading2"/>
-        <w:spacing w:before="180"/>
+        <w:keepNext/>
+        <w:keepLines/>
+        <w:spacing w:before="200" w:after="100"/>
       </w:pPr>
       <w:r>
         <w:t>Section map</w:t>
@@ -1783,131 +1720,106 @@
     </w:p>
     <w:p>
       <w:pPr>
-        <w:spacing w:after="26"/>
+        <w:keepLines/>
+        <w:widowControl/>
+        <w:spacing w:after="0"/>
         <w:ind w:left="72" w:firstLine="0"/>
       </w:pPr>
       <w:r>
         <w:rPr>
           <w:rFonts w:ascii="Liberation Sans" w:hAnsi="Liberation Sans"/>
-          <w:b/>
-          <w:color w:val="008C90"/>
-          <w:sz w:val="20"/>
-        </w:rPr>
-        <w:t xml:space="preserve">• </w:t>
-      </w:r>
-      <w:r>
-        <w:rPr>
-          <w:rFonts w:ascii="Liberation Sans" w:hAnsi="Liberation Sans"/>
+          <w:b w:val="0"/>
           <w:color w:val="1C252C"/>
           <w:sz w:val="20"/>
         </w:rPr>
-        <w:t>Inbag and out-of-bag inference (Slides 1-10)</w:t>
-      </w:r>
-    </w:p>
-    <w:p>
-      <w:pPr>
-        <w:spacing w:after="26"/>
+        <w:t>• Inbag and out-of-bag inference (Slides 1-9)</w:t>
+      </w:r>
+    </w:p>
+    <w:p>
+      <w:pPr>
+        <w:keepLines/>
+        <w:widowControl/>
+        <w:spacing w:after="0"/>
         <w:ind w:left="72" w:firstLine="0"/>
       </w:pPr>
       <w:r>
         <w:rPr>
           <w:rFonts w:ascii="Liberation Sans" w:hAnsi="Liberation Sans"/>
-          <w:b/>
-          <w:color w:val="008C90"/>
-          <w:sz w:val="20"/>
-        </w:rPr>
-        <w:t xml:space="preserve">• </w:t>
-      </w:r>
-      <w:r>
-        <w:rPr>
-          <w:rFonts w:ascii="Liberation Sans" w:hAnsi="Liberation Sans"/>
+          <w:b w:val="0"/>
           <w:color w:val="1C252C"/>
           <w:sz w:val="20"/>
         </w:rPr>
-        <w:t>Prediction error (Slides 11-15)</w:t>
-      </w:r>
-    </w:p>
-    <w:p>
-      <w:pPr>
-        <w:spacing w:after="26"/>
+        <w:t>• Prediction error (Slides 10-14)</w:t>
+      </w:r>
+    </w:p>
+    <w:p>
+      <w:pPr>
+        <w:keepLines/>
+        <w:widowControl/>
+        <w:spacing w:after="0"/>
         <w:ind w:left="72" w:firstLine="0"/>
       </w:pPr>
       <w:r>
         <w:rPr>
           <w:rFonts w:ascii="Liberation Sans" w:hAnsi="Liberation Sans"/>
-          <w:b/>
-          <w:color w:val="008C90"/>
-          <w:sz w:val="20"/>
-        </w:rPr>
-        <w:t xml:space="preserve">• </w:t>
-      </w:r>
-      <w:r>
-        <w:rPr>
-          <w:rFonts w:ascii="Liberation Sans" w:hAnsi="Liberation Sans"/>
+          <w:b w:val="0"/>
           <w:color w:val="1C252C"/>
           <w:sz w:val="20"/>
         </w:rPr>
-        <w:t>Prediction and restore mode (Slides 16-24)</w:t>
-      </w:r>
-    </w:p>
-    <w:p>
-      <w:pPr>
-        <w:spacing w:after="26"/>
+        <w:t>• Prediction and restore mode (Slides 15-23)</w:t>
+      </w:r>
+    </w:p>
+    <w:p>
+      <w:pPr>
+        <w:keepLines/>
+        <w:widowControl/>
+        <w:spacing w:after="0"/>
         <w:ind w:left="72" w:firstLine="0"/>
       </w:pPr>
       <w:r>
         <w:rPr>
           <w:rFonts w:ascii="Liberation Sans" w:hAnsi="Liberation Sans"/>
-          <w:b/>
-          <w:color w:val="008C90"/>
-          <w:sz w:val="20"/>
-        </w:rPr>
-        <w:t xml:space="preserve">• </w:t>
-      </w:r>
-      <w:r>
-        <w:rPr>
-          <w:rFonts w:ascii="Liberation Sans" w:hAnsi="Liberation Sans"/>
+          <w:b w:val="0"/>
           <w:color w:val="1C252C"/>
           <w:sz w:val="20"/>
         </w:rPr>
-        <w:t>Partial plots (Slides 25-32)</w:t>
-      </w:r>
-    </w:p>
-    <w:p>
-      <w:pPr>
-        <w:spacing w:after="26"/>
+        <w:t>• Partial plots (Slides 24-29)</w:t>
+      </w:r>
+    </w:p>
+    <w:p>
+      <w:pPr>
+        <w:keepLines/>
+        <w:widowControl/>
+        <w:spacing w:after="0"/>
         <w:ind w:left="72" w:firstLine="0"/>
       </w:pPr>
       <w:r>
         <w:rPr>
           <w:rFonts w:ascii="Liberation Sans" w:hAnsi="Liberation Sans"/>
-          <w:b/>
-          <w:color w:val="008C90"/>
-          <w:sz w:val="20"/>
-        </w:rPr>
-        <w:t xml:space="preserve">• </w:t>
-      </w:r>
-      <w:r>
-        <w:rPr>
-          <w:rFonts w:ascii="Liberation Sans" w:hAnsi="Liberation Sans"/>
+          <w:b w:val="0"/>
           <w:color w:val="1C252C"/>
           <w:sz w:val="20"/>
         </w:rPr>
-        <w:t>Closing (Slides 33-34)</w:t>
+        <w:t>• Closing (Slides 30-31)</w:t>
       </w:r>
     </w:p>
     <w:p>
       <w:pPr>
         <w:pStyle w:val="Heading2"/>
-      </w:pPr>
-      <w:r>
-        <w:t>Inbag and out-of-bag inference (Slides 1-10)</w:t>
+        <w:keepNext/>
+        <w:keepLines/>
+        <w:spacing w:before="200" w:after="100"/>
+      </w:pPr>
+      <w:r>
+        <w:t>Inbag and out-of-bag inference (Slides 1-9)</w:t>
       </w:r>
     </w:p>
     <w:p>
       <w:pPr>
         <w:pStyle w:val="Heading3"/>
         <w:keepNext/>
+        <w:keepLines/>
+        <w:spacing w:before="120" w:after="40"/>
       </w:pPr>
       <w:r>
         <w:rPr>
@@ -1926,8 +1838,9 @@
     </w:p>
     <w:p>
       <w:pPr>
+        <w:keepLines/>
         <w:widowControl/>
-        <w:spacing w:after="90"/>
+        <w:spacing w:after="80"/>
       </w:pPr>
       <w:r>
         <w:t>Part II changes the emphasis from growing a forest to using the fitted object. The central distinction is between the full inbag ensemble used for prediction and the case-specific OOB ensemble used for inference and internally cross-validated evaluation.</w:t>
@@ -1937,6 +1850,8 @@
       <w:pPr>
         <w:pStyle w:val="Heading3"/>
         <w:keepNext/>
+        <w:keepLines/>
+        <w:spacing w:before="120" w:after="40"/>
       </w:pPr>
       <w:r>
         <w:rPr>
@@ -1955,8 +1870,9 @@
     </w:p>
     <w:p>
       <w:pPr>
+        <w:keepLines/>
         <w:widowControl/>
-        <w:spacing w:after="90"/>
+        <w:spacing w:after="80"/>
       </w:pPr>
       <w:r>
         <w:t>The table summarizes what each family stores in a terminal node and how those statistics are aggregated into predictions. Examples include means for regression, class proportions and classifiers for classification, Kaplan-Meier survival and Nelson-Aalen cumulative hazard for survival, and cause-specific cumulative incidence and hazard quantities for competing risks. Multivariate families repeat the appropriate construction response by response.</w:t>
@@ -1966,6 +1882,8 @@
       <w:pPr>
         <w:pStyle w:val="Heading3"/>
         <w:keepNext/>
+        <w:keepLines/>
+        <w:spacing w:before="120" w:after="40"/>
       </w:pPr>
       <w:r>
         <w:rPr>
@@ -1984,8 +1902,9 @@
     </w:p>
     <w:p>
       <w:pPr>
+        <w:keepLines/>
         <w:widowControl/>
-        <w:spacing w:after="90"/>
+        <w:spacing w:after="80"/>
       </w:pPr>
       <w:r>
         <w:t>The inbag ensemble averages every trained tree and is evaluated at new covariate values. The OOB ensemble is different for every training case because it averages only trees for which that case was excluded from the resample; approximately 36.8% of the trees contribute for a given case. This distinction is the foundation for honest training-sample inference.</w:t>
@@ -1995,6 +1914,8 @@
       <w:pPr>
         <w:pStyle w:val="Heading3"/>
         <w:keepNext/>
+        <w:keepLines/>
+        <w:spacing w:before="120" w:after="40"/>
       </w:pPr>
       <w:r>
         <w:rPr>
@@ -2013,8 +1934,9 @@
     </w:p>
     <w:p>
       <w:pPr>
+        <w:keepLines/>
         <w:widowControl/>
-        <w:spacing w:after="90"/>
+        <w:spacing w:after="80"/>
       </w:pPr>
       <w:r>
         <w:t>Because each OOB prediction is formed without using that observation to grow the contributing trees, the OOB ensemble behaves like a leave-one-out bootstrap estimator. Applying the relevant loss to these case-specific predictions estimates generalization error and supplies a convenient basis for forest tuning. The practical message is that a separate cross-validation loop is often unnecessary.</w:t>
@@ -2024,6 +1946,8 @@
       <w:pPr>
         <w:pStyle w:val="Heading3"/>
         <w:keepNext/>
+        <w:keepLines/>
+        <w:spacing w:before="120" w:after="40"/>
       </w:pPr>
       <w:r>
         <w:rPr>
@@ -2042,8 +1966,9 @@
     </w:p>
     <w:p>
       <w:pPr>
+        <w:keepLines/>
         <w:widowControl/>
-        <w:spacing w:after="90"/>
+        <w:spacing w:after="80"/>
       </w:pPr>
       <w:r>
         <w:t>For classification, $predicted and $predicted.oob contain inbag and OOB class-probability matrices, while $class and $class.oob contain the corresponding class labels. Students should use the OOB versions when evaluating the fitted model on the training observations.</w:t>
@@ -2053,6 +1978,8 @@
       <w:pPr>
         <w:pStyle w:val="Heading3"/>
         <w:keepNext/>
+        <w:keepLines/>
+        <w:spacing w:before="120" w:after="40"/>
       </w:pPr>
       <w:r>
         <w:rPr>
@@ -2071,8 +1998,9 @@
     </w:p>
     <w:p>
       <w:pPr>
+        <w:keepLines/>
         <w:widowControl/>
-        <w:spacing w:after="90"/>
+        <w:spacing w:after="80"/>
       </w:pPr>
       <w:r>
         <w:t>The glioma forest illustrates the difference sharply. Inbag class predictions reproduce the training labels with zero misclassification, whereas the OOB error is about 7.1%. The confusion matrix and OOB metrics therefore describe realistic predictive behavior; the perfect inbag result mainly reflects the flexibility of the trained forest.</w:t>
@@ -2082,6 +2010,8 @@
       <w:pPr>
         <w:pStyle w:val="Heading3"/>
         <w:keepNext/>
+        <w:keepLines/>
+        <w:spacing w:before="120" w:after="40"/>
       </w:pPr>
       <w:r>
         <w:rPr>
@@ -2100,8 +2030,9 @@
     </w:p>
     <w:p>
       <w:pPr>
+        <w:keepLines/>
         <w:widowControl/>
-        <w:spacing w:after="90"/>
+        <w:spacing w:after="80"/>
       </w:pPr>
       <w:r>
         <w:t>The first five rows of the inbag and OOB probability matrices are printed together with their class predictions. The inbag probabilities are generally more concentrated because the cases helped train those trees. The OOB probabilities are the appropriate inputs for training-sample calibration, error, and case-level inference.</w:t>
@@ -2111,6 +2042,8 @@
       <w:pPr>
         <w:pStyle w:val="Heading3"/>
         <w:keepNext/>
+        <w:keepLines/>
+        <w:spacing w:before="120" w:after="40"/>
       </w:pPr>
       <w:r>
         <w:rPr>
@@ -2129,8 +2062,9 @@
     </w:p>
     <w:p>
       <w:pPr>
+        <w:keepLines/>
         <w:widowControl/>
-        <w:spacing w:after="90"/>
+        <w:spacing w:after="80"/>
       </w:pPr>
       <w:r>
         <w:t>For survival, $time.interest defines the common event-time grid. The fitted object stores inbag and OOB mortality scores, survival matrices, and cumulative-hazard matrices. Every survival curve and time-dependent summary is indexed by the same time grid.</w:t>
@@ -2140,6 +2074,8 @@
       <w:pPr>
         <w:pStyle w:val="Heading3"/>
         <w:keepNext/>
+        <w:keepLines/>
+        <w:spacing w:before="120" w:after="40"/>
       </w:pPr>
       <w:r>
         <w:rPr>
@@ -2158,17 +2094,31 @@
     </w:p>
     <w:p>
       <w:pPr>
+        <w:keepLines/>
         <w:widowControl/>
-        <w:spacing w:after="90"/>
+        <w:spacing w:after="80"/>
       </w:pPr>
       <w:r>
         <w:t>Three PBC patients are selected and their inbag and OOB survival curves are overlaid. The plot makes the ensemble distinction visible at the case level: the two curves can differ because only the OOB curve excludes trees trained on that patient.</w:t>
+      </w:r>
+    </w:p>
+    <w:p>
+      <w:pPr>
+        <w:pStyle w:val="Heading2"/>
+        <w:keepNext/>
+        <w:keepLines/>
+        <w:spacing w:before="200" w:after="100"/>
+      </w:pPr>
+      <w:r>
+        <w:t>Prediction error (Slides 10-14)</w:t>
       </w:r>
     </w:p>
     <w:p>
       <w:pPr>
         <w:pStyle w:val="Heading3"/>
         <w:keepNext/>
+        <w:keepLines/>
+        <w:spacing w:before="120" w:after="40"/>
       </w:pPr>
       <w:r>
         <w:rPr>
@@ -2182,30 +2132,25 @@
           <w:b/>
           <w:color w:val="0B2233"/>
         </w:rPr>
-        <w:t xml:space="preserve"> Dimensions and interpretation of survival outputs</w:t>
-      </w:r>
-    </w:p>
-    <w:p>
-      <w:pPr>
+        <w:t xml:space="preserve"> Default error measures by family</w:t>
+      </w:r>
+    </w:p>
+    <w:p>
+      <w:pPr>
+        <w:keepLines/>
         <w:widowControl/>
-        <w:spacing w:after="90"/>
-      </w:pPr>
-      <w:r>
-        <w:t>The slide prints the first event times and mortality scores and then verifies the matrix dimensions. With 276 complete cases and 127 time points, both $survival and $survival.oob are 276 by 127. This dimensional check is important before extracting individual curves or combining them with external plotting code.</w:t>
-      </w:r>
-    </w:p>
-    <w:p>
-      <w:pPr>
-        <w:pStyle w:val="Heading2"/>
-      </w:pPr>
-      <w:r>
-        <w:t>Prediction error (Slides 11-15)</w:t>
+        <w:spacing w:after="80"/>
+      </w:pPr>
+      <w:r>
+        <w:t>The table maps statistical families to their default prediction-error measures. Regression uses mean squared error; classification uses misclassification and Brier-type measures; imbalanced classification emphasizes G-mean; and survival and competing risks use one minus Harrell concordance as the requested performance error. Multivariate objects return response-specific errors.</w:t>
       </w:r>
     </w:p>
     <w:p>
       <w:pPr>
         <w:pStyle w:val="Heading3"/>
         <w:keepNext/>
+        <w:keepLines/>
+        <w:spacing w:before="120" w:after="40"/>
       </w:pPr>
       <w:r>
         <w:rPr>
@@ -2219,22 +2164,25 @@
           <w:b/>
           <w:color w:val="0B2233"/>
         </w:rPr>
-        <w:t xml:space="preserve"> Default error measures by family</w:t>
-      </w:r>
-    </w:p>
-    <w:p>
-      <w:pPr>
+        <w:t xml:space="preserve"> Classification error helpers</w:t>
+      </w:r>
+    </w:p>
+    <w:p>
+      <w:pPr>
+        <w:keepLines/>
         <w:widowControl/>
-        <w:spacing w:after="90"/>
-      </w:pPr>
-      <w:r>
-        <w:t>The table maps statistical families to their default prediction-error measures. Regression uses mean squared error; classification uses misclassification and Brier-type measures; imbalanced classification emphasizes G-mean; and survival and competing risks use one minus Harrell concordance as the requested performance error. Multivariate objects return response-specific errors.</w:t>
+        <w:spacing w:after="80"/>
+      </w:pPr>
+      <w:r>
+        <w:t>The chosen metric is stored through $err.rate, but the OOB responses and probability or class predictions permit other measures to be recomputed. The package helpers shown are get.misclass.error, get.brier.error, get.logloss, and get.auc. This encourages reporting a metric that matches the scientific use of the classifier rather than relying on a single default.</w:t>
       </w:r>
     </w:p>
     <w:p>
       <w:pPr>
         <w:pStyle w:val="Heading3"/>
         <w:keepNext/>
+        <w:keepLines/>
+        <w:spacing w:before="120" w:after="40"/>
       </w:pPr>
       <w:r>
         <w:rPr>
@@ -2248,22 +2196,25 @@
           <w:b/>
           <w:color w:val="0B2233"/>
         </w:rPr>
-        <w:t xml:space="preserve"> Classification error helpers</w:t>
-      </w:r>
-    </w:p>
-    <w:p>
-      <w:pPr>
+        <w:t xml:space="preserve"> Multiple glioma performance measures</w:t>
+      </w:r>
+    </w:p>
+    <w:p>
+      <w:pPr>
+        <w:keepLines/>
         <w:widowControl/>
-        <w:spacing w:after="90"/>
-      </w:pPr>
-      <w:r>
-        <w:t>The chosen metric is stored through $err.rate, but the OOB responses and probability or class predictions permit other measures to be recomputed. The package helpers shown are get.misclass.error, get.brier.error, get.logloss, and get.auc. This encourages reporting a metric that matches the scientific use of the classifier rather than relying on a single default.</w:t>
+        <w:spacing w:after="80"/>
+      </w:pPr>
+      <w:r>
+        <w:t>The glioma example reports OOB Brier score, normalized Brier score, AUC, log-loss, overall misclassification, and class-specific errors. tail(o$err.rate, 1) extracts the final tree-wise error row. The slide demonstrates that discrimination, probability accuracy, and hard classification answer different questions and need not rank models identically.</w:t>
       </w:r>
     </w:p>
     <w:p>
       <w:pPr>
         <w:pStyle w:val="Heading3"/>
         <w:keepNext/>
+        <w:keepLines/>
+        <w:spacing w:before="120" w:after="40"/>
       </w:pPr>
       <w:r>
         <w:rPr>
@@ -2277,22 +2228,25 @@
           <w:b/>
           <w:color w:val="0B2233"/>
         </w:rPr>
-        <w:t xml:space="preserve"> Multiple glioma performance measures</w:t>
-      </w:r>
-    </w:p>
-    <w:p>
-      <w:pPr>
+        <w:t xml:space="preserve"> Survival error options</w:t>
+      </w:r>
+    </w:p>
+    <w:p>
+      <w:pPr>
+        <w:keepLines/>
         <w:widowControl/>
-        <w:spacing w:after="90"/>
-      </w:pPr>
-      <w:r>
-        <w:t>The glioma example reports OOB Brier score, normalized Brier score, AUC, log-loss, overall misclassification, and class-specific errors. tail(o$err.rate, 1) extracts the final tree-wise error row. The slide demonstrates that discrimination, probability accuracy, and hard classification answer different questions and need not rank models identically.</w:t>
+        <w:spacing w:after="80"/>
+      </w:pPr>
+      <w:r>
+        <w:t>Three survival measures are contrasted. Harrell C-error is intuitive but computationally costly and can be affected by heavy censoring. The time-varying Brier score measures prediction error over follow-up and is presented as computationally inexpensive and robust. Time-varying AUC measures discrimination, with get.auct.survival identified as the calculation interface. The choice separates overall ranking, prediction accuracy, and discrimination at particular times.</w:t>
       </w:r>
     </w:p>
     <w:p>
       <w:pPr>
         <w:pStyle w:val="Heading3"/>
         <w:keepNext/>
+        <w:keepLines/>
+        <w:spacing w:before="120" w:after="40"/>
       </w:pPr>
       <w:r>
         <w:rPr>
@@ -2306,22 +2260,36 @@
           <w:b/>
           <w:color w:val="0B2233"/>
         </w:rPr>
-        <w:t xml:space="preserve"> Survival error options</w:t>
-      </w:r>
-    </w:p>
-    <w:p>
-      <w:pPr>
+        <w:t xml:space="preserve"> PBC time-varying Brier score and AUC</w:t>
+      </w:r>
+    </w:p>
+    <w:p>
+      <w:pPr>
+        <w:keepLines/>
         <w:widowControl/>
-        <w:spacing w:after="90"/>
-      </w:pPr>
-      <w:r>
-        <w:t>Three survival measures are contrasted. Harrell C-error is intuitive but computationally costly and can be biased under heavy censoring. The time-varying Brier score is less intuitive but computationally inexpensive and presented as unbiased and robust. Time-varying AUC is easy to interpret but requires more sophisticated censoring-adjusted calculation.</w:t>
+        <w:spacing w:after="80"/>
+      </w:pPr>
+      <w:r>
+        <w:t>The PBC figure displays prediction performance over follow-up time rather than reducing the model to one number. The Brier curve tracks time-specific prediction error, while the AUC-t curve tracks time-specific discrimination. The slide identifies plot.brier.auc in randomForestSRC.run as the function used for the display and also points to plotBrierAUC in randomForestSRC.</w:t>
+      </w:r>
+    </w:p>
+    <w:p>
+      <w:pPr>
+        <w:pStyle w:val="Heading2"/>
+        <w:keepNext/>
+        <w:keepLines/>
+        <w:spacing w:before="200" w:after="100"/>
+      </w:pPr>
+      <w:r>
+        <w:t>Prediction and restore mode (Slides 15-23)</w:t>
       </w:r>
     </w:p>
     <w:p>
       <w:pPr>
         <w:pStyle w:val="Heading3"/>
         <w:keepNext/>
+        <w:keepLines/>
+        <w:spacing w:before="120" w:after="40"/>
       </w:pPr>
       <w:r>
         <w:rPr>
@@ -2335,30 +2303,25 @@
           <w:b/>
           <w:color w:val="0B2233"/>
         </w:rPr>
-        <w:t xml:space="preserve"> PBC time-varying Brier score and AUC</w:t>
-      </w:r>
-    </w:p>
-    <w:p>
-      <w:pPr>
+        <w:t xml:space="preserve"> Four uses of prediction</w:t>
+      </w:r>
+    </w:p>
+    <w:p>
+      <w:pPr>
+        <w:keepLines/>
         <w:widowControl/>
-        <w:spacing w:after="90"/>
-      </w:pPr>
-      <w:r>
-        <w:t>The PBC figure displays prediction performance over follow-up time rather than reducing the model to one number. The Brier curve tracks time-specific prediction error, while the AUC-t curve tracks time-specific discrimination. The slide notes that the workshop helper plot.brier.auc generated the combined display.</w:t>
-      </w:r>
-    </w:p>
-    <w:p>
-      <w:pPr>
-        <w:pStyle w:val="Heading2"/>
-      </w:pPr>
-      <w:r>
-        <w:t>Prediction and restore mode (Slides 16-24)</w:t>
+        <w:spacing w:after="80"/>
+      </w:pPr>
+      <w:r>
+        <w:t>Prediction appears in four forms: scoring ordinary test data, scoring deliberately modified data for partial plots, substituting new outcomes into a trained forest through outcome = "test", and restoring a forest without supplying newdata. The slide separates these uses before the common predict interface is examined.</w:t>
       </w:r>
     </w:p>
     <w:p>
       <w:pPr>
         <w:pStyle w:val="Heading3"/>
         <w:keepNext/>
+        <w:keepLines/>
+        <w:spacing w:before="120" w:after="40"/>
       </w:pPr>
       <w:r>
         <w:rPr>
@@ -2372,22 +2335,25 @@
           <w:b/>
           <w:color w:val="0B2233"/>
         </w:rPr>
-        <w:t xml:space="preserve"> Four uses of prediction</w:t>
-      </w:r>
-    </w:p>
-    <w:p>
-      <w:pPr>
+        <w:t xml:space="preserve"> General call to predict</w:t>
+      </w:r>
+    </w:p>
+    <w:p>
+      <w:pPr>
+        <w:keepLines/>
         <w:widowControl/>
-        <w:spacing w:after="90"/>
-      </w:pPr>
-      <w:r>
-        <w:t>Prediction appears in four forms: scoring ordinary test data, scoring deliberately modified data for partial plots, substituting new outcomes into a trained forest through outcome = "test", and restoring a forest without supplying newdata. The slide separates these uses before the common predict interface is examined.</w:t>
+        <w:spacing w:after="80"/>
+      </w:pPr>
+      <w:r>
+        <w:t>The interface diagram serves as the predict reference. It organizes newdata, outcome handling, performance calculations, imputation, importance, proximity, forest weights, tree extraction, and other restore-mode options around the fitted forest object.</w:t>
       </w:r>
     </w:p>
     <w:p>
       <w:pPr>
         <w:pStyle w:val="Heading3"/>
         <w:keepNext/>
+        <w:keepLines/>
+        <w:spacing w:before="120" w:after="40"/>
       </w:pPr>
       <w:r>
         <w:rPr>
@@ -2401,22 +2367,25 @@
           <w:b/>
           <w:color w:val="0B2233"/>
         </w:rPr>
-        <w:t xml:space="preserve"> General call to predict</w:t>
-      </w:r>
-    </w:p>
-    <w:p>
-      <w:pPr>
+        <w:t xml:space="preserve"> Veterans lung-cancer trial</w:t>
+      </w:r>
+    </w:p>
+    <w:p>
+      <w:pPr>
+        <w:keepLines/>
         <w:widowControl/>
-        <w:spacing w:after="90"/>
-      </w:pPr>
-      <w:r>
-        <w:t>The interface diagram serves as the predict reference. It organizes newdata, outcome handling, performance calculations, imputation, importance, proximity, forest weights, tree extraction, and other restore-mode options around the fitted forest object.</w:t>
+        <w:spacing w:after="80"/>
+      </w:pPr>
+      <w:r>
+        <w:t>The canonical prediction example uses the Veterans Administration lung-cancer trial, with 137 patients and variables for treatment, cell type, survival time and status, Karnofsky score, diagnosis time, age, and prior therapy. The example is useful because it includes both survival outcomes and categorical predictors.</w:t>
       </w:r>
     </w:p>
     <w:p>
       <w:pPr>
         <w:pStyle w:val="Heading3"/>
         <w:keepNext/>
+        <w:keepLines/>
+        <w:spacing w:before="120" w:after="40"/>
       </w:pPr>
       <w:r>
         <w:rPr>
@@ -2430,22 +2399,25 @@
           <w:b/>
           <w:color w:val="0B2233"/>
         </w:rPr>
-        <w:t xml:space="preserve"> Veterans lung-cancer trial</w:t>
-      </w:r>
-    </w:p>
-    <w:p>
-      <w:pPr>
+        <w:t xml:space="preserve"> Creating unequal train and test samples with factors</w:t>
+      </w:r>
+    </w:p>
+    <w:p>
+      <w:pPr>
+        <w:keepLines/>
         <w:widowControl/>
-        <w:spacing w:after="90"/>
-      </w:pPr>
-      <w:r>
-        <w:t>The canonical prediction example uses the Veterans Administration lung-cancer trial, with 137 patients and variables for treatment, cell type, survival time and status, Karnofsky score, diagnosis time, age, and prior therapy. The example is useful because it includes both survival outcomes and categorical predictors.</w:t>
+        <w:spacing w:after="80"/>
+      </w:pPr>
+      <w:r>
+        <w:t>The data are converted to factors where appropriate and split 25/75 into training and test sets. The summaries show that the two sets share the factor-level definitions even though the observed labels and frequencies differ. This is the ordinary setting in which factor-valued test data can be routed through a trained forest.</w:t>
       </w:r>
     </w:p>
     <w:p>
       <w:pPr>
         <w:pStyle w:val="Heading3"/>
         <w:keepNext/>
+        <w:keepLines/>
+        <w:spacing w:before="120" w:after="40"/>
       </w:pPr>
       <w:r>
         <w:rPr>
@@ -2459,22 +2431,25 @@
           <w:b/>
           <w:color w:val="0B2233"/>
         </w:rPr>
-        <w:t xml:space="preserve"> Creating unequal train and test samples with factors</w:t>
-      </w:r>
-    </w:p>
-    <w:p>
-      <w:pPr>
+        <w:t xml:space="preserve"> Training and scoring the veteran data</w:t>
+      </w:r>
+    </w:p>
+    <w:p>
+      <w:pPr>
+        <w:keepLines/>
         <w:widowControl/>
-        <w:spacing w:after="90"/>
-      </w:pPr>
-      <w:r>
-        <w:t>The data are converted to factors where appropriate and split 25/75 into training and test sets. The summaries show that the two sets share the factor-level definitions even though the observed labels and frequencies differ. This is the ordinary setting in which factor-valued test data can be routed through a trained forest.</w:t>
+        <w:spacing w:after="80"/>
+      </w:pPr>
+      <w:r>
+        <w:t>A survival forest is grown on 34 training cases and used to score 103 test cases. Separate printed summaries distinguish OOB training performance from performance computed using the test outcomes. The example reinforces that the test prediction object retains the grow-forest settings while reporting the size and performance of the supplied test data.</w:t>
       </w:r>
     </w:p>
     <w:p>
       <w:pPr>
         <w:pStyle w:val="Heading3"/>
         <w:keepNext/>
+        <w:keepLines/>
+        <w:spacing w:before="120" w:after="40"/>
       </w:pPr>
       <w:r>
         <w:rPr>
@@ -2488,22 +2463,25 @@
           <w:b/>
           <w:color w:val="0B2233"/>
         </w:rPr>
-        <w:t xml:space="preserve"> Training and scoring the veteran data</w:t>
-      </w:r>
-    </w:p>
-    <w:p>
-      <w:pPr>
+        <w:t xml:space="preserve"> A previously unseen factor level</w:t>
+      </w:r>
+    </w:p>
+    <w:p>
+      <w:pPr>
+        <w:keepLines/>
         <w:widowControl/>
-        <w:spacing w:after="90"/>
-      </w:pPr>
-      <w:r>
-        <w:t>A survival forest is grown on 34 training cases and used to score 103 test cases. Separate printed summaries distinguish OOB training performance from performance computed using the test outcomes. The example reinforces that the test prediction object retains the grow-forest settings while reporting the size and performance of the supplied test data.</w:t>
+        <w:spacing w:after="80"/>
+      </w:pPr>
+      <w:r>
+        <w:t>A deliberately new celltype level is inserted into test data. The package does not discard the record; instead, the unrecognized level is represented as missing and handled by the forest’s missing-data mechanism. Printing $xvar verifies this behavior and makes the edge case explicit.</w:t>
       </w:r>
     </w:p>
     <w:p>
       <w:pPr>
         <w:pStyle w:val="Heading3"/>
         <w:keepNext/>
+        <w:keepLines/>
+        <w:spacing w:before="120" w:after="40"/>
       </w:pPr>
       <w:r>
         <w:rPr>
@@ -2517,22 +2495,25 @@
           <w:b/>
           <w:color w:val="0B2233"/>
         </w:rPr>
-        <w:t xml:space="preserve"> A previously unseen factor level</w:t>
-      </w:r>
-    </w:p>
-    <w:p>
-      <w:pPr>
+        <w:t xml:space="preserve"> What restore mode can recover</w:t>
+      </w:r>
+    </w:p>
+    <w:p>
+      <w:pPr>
+        <w:keepLines/>
         <w:widowControl/>
-        <w:spacing w:after="90"/>
-      </w:pPr>
-      <w:r>
-        <w:t>A deliberately new celltype level is inserted into test data. The package does not discard the record; instead, the unrecognized level is represented as missing and handled by the forest’s missing-data mechanism. Printing $xvar verifies this behavior and makes the edge case explicit.</w:t>
+        <w:spacing w:after="80"/>
+      </w:pPr>
+      <w:r>
+        <w:t>Calling predict(object, ...) without newdata restores the original training forest and can request additional calculations after tuning. The slide lists VIMP, forest weights, proximities, distances, browser-based tree extraction, variable-use counts, and split-depth summaries. Restore mode avoids regrowing the forest merely to obtain a new diagnostic.</w:t>
       </w:r>
     </w:p>
     <w:p>
       <w:pPr>
         <w:pStyle w:val="Heading3"/>
         <w:keepNext/>
+        <w:keepLines/>
+        <w:spacing w:before="120" w:after="40"/>
       </w:pPr>
       <w:r>
         <w:rPr>
@@ -2546,22 +2527,25 @@
           <w:b/>
           <w:color w:val="0B2233"/>
         </w:rPr>
-        <w:t xml:space="preserve"> What restore mode can recover</w:t>
-      </w:r>
-    </w:p>
-    <w:p>
-      <w:pPr>
+        <w:t xml:space="preserve"> Restoring the glioma forest with another performance target</w:t>
+      </w:r>
+    </w:p>
+    <w:p>
+      <w:pPr>
+        <w:keepLines/>
         <w:widowControl/>
-        <w:spacing w:after="90"/>
-      </w:pPr>
-      <w:r>
-        <w:t>Calling predict(object, ...) without newdata restores the original training forest and can request additional calculations after tuning. The slide lists VIMP, forest weights, proximities, distances, browser-based tree extraction, variable-use counts, and split-depth summaries. Restore mode avoids regrowing the forest merely to obtain a new diagnostic.</w:t>
+        <w:spacing w:after="80"/>
+      </w:pPr>
+      <w:r>
+        <w:t>The trained glioma object is restored with perf.type = "brier". The tree structure is unchanged, but the requested performance output is recomputed on the OOB ensemble using the Brier-oriented target. This demonstrates how one fitted forest can support several post-training summaries.</w:t>
       </w:r>
     </w:p>
     <w:p>
       <w:pPr>
         <w:pStyle w:val="Heading3"/>
         <w:keepNext/>
+        <w:keepLines/>
+        <w:spacing w:before="120" w:after="40"/>
       </w:pPr>
       <w:r>
         <w:rPr>
@@ -2575,22 +2559,36 @@
           <w:b/>
           <w:color w:val="0B2233"/>
         </w:rPr>
-        <w:t xml:space="preserve"> Restoring the glioma forest with another performance target</w:t>
-      </w:r>
-    </w:p>
-    <w:p>
-      <w:pPr>
+        <w:t xml:space="preserve"> Constructing predictions from forest weights</w:t>
+      </w:r>
+    </w:p>
+    <w:p>
+      <w:pPr>
+        <w:keepLines/>
         <w:widowControl/>
-        <w:spacing w:after="90"/>
-      </w:pPr>
-      <w:r>
-        <w:t>The trained glioma object is restored with perf.type = "brier". The tree structure is unchanged, but the requested performance output is recomputed on the OOB ensemble using the Brier-oriented target. This demonstrates how one fitted forest can support several post-training summaries.</w:t>
+        <w:spacing w:after="80"/>
+      </w:pPr>
+      <w:r>
+        <w:t>For mtcars regression, OOB forest weights are extracted and multiplied by the observed response. The reconstructed predictions agree with $predicted.oob up to numerical precision, and the resulting mean squared error matches the printed OOB error. The example shows that forest weights expose the ensemble as an explicit weighted estimator.</w:t>
+      </w:r>
+    </w:p>
+    <w:p>
+      <w:pPr>
+        <w:pStyle w:val="Heading2"/>
+        <w:keepNext/>
+        <w:keepLines/>
+        <w:spacing w:before="200" w:after="100"/>
+      </w:pPr>
+      <w:r>
+        <w:t>Partial plots (Slides 24-29)</w:t>
       </w:r>
     </w:p>
     <w:p>
       <w:pPr>
         <w:pStyle w:val="Heading3"/>
         <w:keepNext/>
+        <w:keepLines/>
+        <w:spacing w:before="120" w:after="40"/>
       </w:pPr>
       <w:r>
         <w:rPr>
@@ -2604,30 +2602,25 @@
           <w:b/>
           <w:color w:val="0B2233"/>
         </w:rPr>
-        <w:t xml:space="preserve"> Constructing predictions from forest weights</w:t>
-      </w:r>
-    </w:p>
-    <w:p>
-      <w:pPr>
+        <w:t xml:space="preserve"> Definition of a partial plot</w:t>
+      </w:r>
+    </w:p>
+    <w:p>
+      <w:pPr>
+        <w:keepLines/>
         <w:widowControl/>
-        <w:spacing w:after="90"/>
-      </w:pPr>
-      <w:r>
-        <w:t>For mtcars regression, OOB forest weights are extracted and multiplied by the observed response. The reconstructed predictions agree with $predicted.oob up to numerical precision, and the resulting mean squared error matches the printed OOB error. The example shows that forest weights expose the ensemble as an explicit weighted estimator.</w:t>
-      </w:r>
-    </w:p>
-    <w:p>
-      <w:pPr>
-        <w:pStyle w:val="Heading2"/>
-      </w:pPr>
-      <w:r>
-        <w:t>Partial plots (Slides 25-32)</w:t>
+        <w:spacing w:after="80"/>
+      </w:pPr>
+      <w:r>
+        <w:t>A partial plot is presented as a prediction exercise. To study variable j at value x, every training case is copied, coordinate j is replaced by x, the modified rows are scored by the forest, and the predictions are averaged. Repeating this over x produces an adjusted marginal display of the fitted response surface.</w:t>
       </w:r>
     </w:p>
     <w:p>
       <w:pPr>
         <w:pStyle w:val="Heading3"/>
         <w:keepNext/>
+        <w:keepLines/>
+        <w:spacing w:before="120" w:after="40"/>
       </w:pPr>
       <w:r>
         <w:rPr>
@@ -2641,22 +2634,25 @@
           <w:b/>
           <w:color w:val="0B2233"/>
         </w:rPr>
-        <w:t xml:space="preserve"> Definition of a partial plot</w:t>
-      </w:r>
-    </w:p>
-    <w:p>
-      <w:pPr>
+        <w:t xml:space="preserve"> General call to plot.variable</w:t>
+      </w:r>
+    </w:p>
+    <w:p>
+      <w:pPr>
+        <w:keepLines/>
         <w:widowControl/>
-        <w:spacing w:after="90"/>
-      </w:pPr>
-      <w:r>
-        <w:t>A partial plot is presented as a prediction exercise. To study variable j at value x, every training case is copied, coordinate j is replaced by x, the modified rows are scored by the forest, and the predictions are averaged. Repeating this over x produces an adjusted marginal display of the fitted response surface.</w:t>
+        <w:spacing w:after="80"/>
+      </w:pPr>
+      <w:r>
+        <w:t>plot.variable is the high-level plotting interface for variable effects. The reference slide shows the main controls for variables, survival output type, time point, partial versus nonpartial displays, smoothing, and plot customization.</w:t>
       </w:r>
     </w:p>
     <w:p>
       <w:pPr>
         <w:pStyle w:val="Heading3"/>
         <w:keepNext/>
+        <w:keepLines/>
+        <w:spacing w:before="120" w:after="40"/>
       </w:pPr>
       <w:r>
         <w:rPr>
@@ -2670,22 +2666,25 @@
           <w:b/>
           <w:color w:val="0B2233"/>
         </w:rPr>
-        <w:t xml:space="preserve"> General call to plot.variable</w:t>
-      </w:r>
-    </w:p>
-    <w:p>
-      <w:pPr>
+        <w:t xml:space="preserve"> Peak VO2 survival data</w:t>
+      </w:r>
+    </w:p>
+    <w:p>
+      <w:pPr>
+        <w:keepLines/>
         <w:widowControl/>
-        <w:spacing w:after="90"/>
-      </w:pPr>
-      <w:r>
-        <w:t>plot.variable is the high-level plotting interface for variable effects. The reference slide shows the main controls for variables, survival output type, time point, partial versus nonpartial displays, smoothing, and plot customization.</w:t>
+        <w:spacing w:after="80"/>
+      </w:pPr>
+      <w:r>
+        <w:t>The partial-plot example uses 2,231 systolic heart-failure patients with 39 predictors derived from baseline clinical measurements and exercise testing. The endpoint is all-cause death, and peak VO2 is a central exercise variable. The data frame contains 41 columns including the survival response fields.</w:t>
       </w:r>
     </w:p>
     <w:p>
       <w:pPr>
         <w:pStyle w:val="Heading3"/>
         <w:keepNext/>
+        <w:keepLines/>
+        <w:spacing w:before="120" w:after="40"/>
       </w:pPr>
       <w:r>
         <w:rPr>
@@ -2699,22 +2698,25 @@
           <w:b/>
           <w:color w:val="0B2233"/>
         </w:rPr>
-        <w:t xml:space="preserve"> General call to partial</w:t>
-      </w:r>
-    </w:p>
-    <w:p>
-      <w:pPr>
+        <w:t xml:space="preserve"> Age partial effect on two-year survival</w:t>
+      </w:r>
+    </w:p>
+    <w:p>
+      <w:pPr>
+        <w:keepLines/>
         <w:widowControl/>
-        <w:spacing w:after="90"/>
-      </w:pPr>
-      <w:r>
-        <w:t>partial provides the lower-level calculation interface. It is appropriate when the analyst wants the underlying partial values for custom summaries or graphics rather than a predefined plot.</w:t>
+        <w:spacing w:after="80"/>
+      </w:pPr>
+      <w:r>
+        <w:t>A random survival forest is fit and plot.variable is used to estimate the partial relationship between age and survival at two years. The plot averages over the observed values of all other predictors, so it is a forest-adjusted display rather than an unadjusted Kaplan-Meier comparison.</w:t>
       </w:r>
     </w:p>
     <w:p>
       <w:pPr>
         <w:pStyle w:val="Heading3"/>
         <w:keepNext/>
+        <w:keepLines/>
+        <w:spacing w:before="120" w:after="40"/>
       </w:pPr>
       <w:r>
         <w:rPr>
@@ -2728,22 +2730,25 @@
           <w:b/>
           <w:color w:val="0B2233"/>
         </w:rPr>
-        <w:t xml:space="preserve"> Peak VO2 survival data</w:t>
-      </w:r>
-    </w:p>
-    <w:p>
-      <w:pPr>
+        <w:t xml:space="preserve"> Smoothing the age partial plot</w:t>
+      </w:r>
+    </w:p>
+    <w:p>
+      <w:pPr>
+        <w:keepLines/>
         <w:widowControl/>
-        <w:spacing w:after="90"/>
-      </w:pPr>
-      <w:r>
-        <w:t>The partial-plot example uses 2,231 systolic heart-failure patients with 39 predictors derived from baseline clinical measurements and exercise testing. The endpoint is all-cause death, and peak VO2 is a central exercise variable. The data frame contains 41 columns including the survival response fields.</w:t>
+        <w:spacing w:after="80"/>
+      </w:pPr>
+      <w:r>
+        <w:t>The same age partial effect is redrawn with smooth.lines = TRUE. The underlying forest predictions do not change; smoothing is used only to make the overall pattern easier to read.</w:t>
       </w:r>
     </w:p>
     <w:p>
       <w:pPr>
         <w:pStyle w:val="Heading3"/>
         <w:keepNext/>
+        <w:keepLines/>
+        <w:spacing w:before="120" w:after="40"/>
       </w:pPr>
       <w:r>
         <w:rPr>
@@ -2757,22 +2762,36 @@
           <w:b/>
           <w:color w:val="0B2233"/>
         </w:rPr>
-        <w:t xml:space="preserve"> Age partial effect on two-year survival</w:t>
-      </w:r>
-    </w:p>
-    <w:p>
-      <w:pPr>
+        <w:t xml:space="preserve"> Changing the survival output scale</w:t>
+      </w:r>
+    </w:p>
+    <w:p>
+      <w:pPr>
+        <w:keepLines/>
         <w:widowControl/>
-        <w:spacing w:after="90"/>
-      </w:pPr>
-      <w:r>
-        <w:t>A random survival forest is fit and plot.variable is used to estimate the partial relationship between age and survival at two years. The plot averages over the observed values of all other predictors, so it is a forest-adjusted display rather than an unadjusted Kaplan-Meier comparison.</w:t>
+        <w:spacing w:after="80"/>
+      </w:pPr>
+      <w:r>
+        <w:t>The partial display is recomputed with surv.type = "rel.freq". This slide emphasizes that the same prediction machinery can be summarized on different survival-related scales, and that the analyst should label the vertical axis according to the quantity requested.</w:t>
+      </w:r>
+    </w:p>
+    <w:p>
+      <w:pPr>
+        <w:pStyle w:val="Heading2"/>
+        <w:keepNext/>
+        <w:keepLines/>
+        <w:spacing w:before="200" w:after="100"/>
+      </w:pPr>
+      <w:r>
+        <w:t>Closing (Slides 30-31)</w:t>
       </w:r>
     </w:p>
     <w:p>
       <w:pPr>
         <w:pStyle w:val="Heading3"/>
         <w:keepNext/>
+        <w:keepLines/>
+        <w:spacing w:before="120" w:after="40"/>
       </w:pPr>
       <w:r>
         <w:rPr>
@@ -2786,22 +2805,25 @@
           <w:b/>
           <w:color w:val="0B2233"/>
         </w:rPr>
-        <w:t xml:space="preserve"> Smoothing the age partial plot</w:t>
-      </w:r>
-    </w:p>
-    <w:p>
-      <w:pPr>
+        <w:t xml:space="preserve"> Workshop roadmap and transition</w:t>
+      </w:r>
+    </w:p>
+    <w:p>
+      <w:pPr>
+        <w:keepLines/>
         <w:widowControl/>
-        <w:spacing w:after="90"/>
-      </w:pPr>
-      <w:r>
-        <w:t>The same age partial effect is redrawn with smooth.lines = TRUE. The underlying forest predictions do not change; smoothing is used only to make the overall pattern easier to read.</w:t>
+        <w:spacing w:after="80"/>
+      </w:pPr>
+      <w:r>
+        <w:t>The outline marks the end of inference and prediction. Part III turns to variable selection, beginning with permutation VIMP and uncertainty intervals and then moving to minimal depth and VarPro.</w:t>
       </w:r>
     </w:p>
     <w:p>
       <w:pPr>
         <w:pStyle w:val="Heading3"/>
         <w:keepNext/>
+        <w:keepLines/>
+        <w:spacing w:before="120" w:after="40"/>
       </w:pPr>
       <w:r>
         <w:rPr>
@@ -2815,114 +2837,23 @@
           <w:b/>
           <w:color w:val="0B2233"/>
         </w:rPr>
-        <w:t xml:space="preserve"> Changing the survival output scale</w:t>
-      </w:r>
-    </w:p>
-    <w:p>
-      <w:pPr>
+        <w:t xml:space="preserve"> References</w:t>
+      </w:r>
+    </w:p>
+    <w:p>
+      <w:pPr>
+        <w:keepLines/>
         <w:widowControl/>
-        <w:spacing w:after="90"/>
-      </w:pPr>
-      <w:r>
-        <w:t>The partial display is recomputed with surv.type = "rel.freq". This slide emphasizes that the same prediction machinery can be summarized on different survival-related scales, and that the analyst should label the vertical axis according to the quantity requested.</w:t>
-      </w:r>
-    </w:p>
-    <w:p>
-      <w:pPr>
-        <w:pStyle w:val="Heading3"/>
-        <w:keepNext/>
-      </w:pPr>
-      <w:r>
-        <w:rPr>
-          <w:b/>
-          <w:color w:val="006C70"/>
-        </w:rPr>
-        <w:t>Slide 32:</w:t>
-      </w:r>
-      <w:r>
-        <w:rPr>
-          <w:b/>
-          <w:color w:val="0B2233"/>
-        </w:rPr>
-        <w:t xml:space="preserve"> Extracting partial data for custom plots</w:t>
+        <w:spacing w:after="80"/>
+      </w:pPr>
+      <w:r>
+        <w:t>The references cover the .632+ bootstrap interpretation of OOB estimation, the Veterans Administration survival example, and the peakVO2 heart-failure study used for the partial-plot illustrations.</w:t>
       </w:r>
     </w:p>
     <w:p>
       <w:pPr>
         <w:widowControl/>
-        <w:spacing w:after="90"/>
-      </w:pPr>
-      <w:r>
-        <w:t>The lower-level partial function is used twice: first for peak-VO2-adjusted mortality and then for survival curves at selected peak-VO2 quantiles. get.partial.plot.data converts the objects to plotting data. The final side-by-side graphic shows a smoothed mortality relationship and a family of adjusted survival curves, illustrating the flexibility gained by extracting the numerical results.</w:t>
-      </w:r>
-    </w:p>
-    <w:p>
-      <w:pPr>
-        <w:pStyle w:val="Heading2"/>
-      </w:pPr>
-      <w:r>
-        <w:t>Closing (Slides 33-34)</w:t>
-      </w:r>
-    </w:p>
-    <w:p>
-      <w:pPr>
-        <w:pStyle w:val="Heading3"/>
-        <w:keepNext/>
-      </w:pPr>
-      <w:r>
-        <w:rPr>
-          <w:b/>
-          <w:color w:val="006C70"/>
-        </w:rPr>
-        <w:t>Slide 33:</w:t>
-      </w:r>
-      <w:r>
-        <w:rPr>
-          <w:b/>
-          <w:color w:val="0B2233"/>
-        </w:rPr>
-        <w:t xml:space="preserve"> Workshop roadmap and transition</w:t>
-      </w:r>
-    </w:p>
-    <w:p>
-      <w:pPr>
-        <w:widowControl/>
-        <w:spacing w:after="90"/>
-      </w:pPr>
-      <w:r>
-        <w:t>The outline marks the end of inference and prediction. Part III turns to variable selection, beginning with permutation VIMP and uncertainty intervals and then moving to minimal depth and VarPro.</w:t>
-      </w:r>
-    </w:p>
-    <w:p>
-      <w:pPr>
-        <w:pStyle w:val="Heading3"/>
-        <w:keepNext/>
-      </w:pPr>
-      <w:r>
-        <w:rPr>
-          <w:b/>
-          <w:color w:val="006C70"/>
-        </w:rPr>
-        <w:t>Slide 34:</w:t>
-      </w:r>
-      <w:r>
-        <w:rPr>
-          <w:b/>
-          <w:color w:val="0B2233"/>
-        </w:rPr>
-        <w:t xml:space="preserve"> References</w:t>
-      </w:r>
-    </w:p>
-    <w:p>
-      <w:pPr>
-        <w:widowControl/>
-        <w:spacing w:after="90"/>
-      </w:pPr>
-      <w:r>
-        <w:t>The references cover the .632+ bootstrap interpretation of OOB estimation, the Veterans Administration survival example, and the peakVO2 heart-failure study used for the partial-plot illustrations.</w:t>
-      </w:r>
-    </w:p>
-    <w:p>
+      </w:pPr>
       <w:r>
         <w:br w:type="page"/>
       </w:r>
@@ -2995,7 +2926,7 @@
                 <w:color w:val="5F6B73"/>
                 <w:sz w:val="19"/>
               </w:rPr>
-              <w:t>Slides 1-41</w:t>
+              <w:t>Slides 1-38</w:t>
             </w:r>
           </w:p>
         </w:tc>
@@ -3004,7 +2935,9 @@
     <w:p>
       <w:pPr>
         <w:pStyle w:val="Heading2"/>
-        <w:spacing w:before="180"/>
+        <w:keepNext/>
+        <w:keepLines/>
+        <w:spacing w:before="200" w:after="100"/>
       </w:pPr>
       <w:r>
         <w:t>Section map</w:t>
@@ -3012,14 +2945,16 @@
     </w:p>
     <w:p>
       <w:pPr>
-        <w:spacing w:after="26"/>
+        <w:keepLines/>
+        <w:widowControl/>
+        <w:spacing w:after="0"/>
         <w:ind w:left="72" w:firstLine="0"/>
       </w:pPr>
       <w:r>
         <w:rPr>
           <w:rFonts w:ascii="Liberation Sans" w:hAnsi="Liberation Sans"/>
-          <w:b/>
-          <w:color w:val="008C90"/>
+          <w:b w:val="0"/>
+          <w:color w:val="1C252C"/>
           <w:sz w:val="20"/>
         </w:rPr>
         <w:t xml:space="preserve">• </w:t>
@@ -3027,6 +2962,7 @@
       <w:r>
         <w:rPr>
           <w:rFonts w:ascii="Liberation Sans" w:hAnsi="Liberation Sans"/>
+          <w:b w:val="0"/>
           <w:color w:val="1C252C"/>
           <w:sz w:val="20"/>
         </w:rPr>
@@ -3035,14 +2971,16 @@
     </w:p>
     <w:p>
       <w:pPr>
-        <w:spacing w:after="26"/>
+        <w:keepLines/>
+        <w:widowControl/>
+        <w:spacing w:after="0"/>
         <w:ind w:left="72" w:firstLine="0"/>
       </w:pPr>
       <w:r>
         <w:rPr>
           <w:rFonts w:ascii="Liberation Sans" w:hAnsi="Liberation Sans"/>
-          <w:b/>
-          <w:color w:val="008C90"/>
+          <w:b w:val="0"/>
+          <w:color w:val="1C252C"/>
           <w:sz w:val="20"/>
         </w:rPr>
         <w:t xml:space="preserve">• </w:t>
@@ -3050,6 +2988,7 @@
       <w:r>
         <w:rPr>
           <w:rFonts w:ascii="Liberation Sans" w:hAnsi="Liberation Sans"/>
+          <w:b w:val="0"/>
           <w:color w:val="1C252C"/>
           <w:sz w:val="20"/>
         </w:rPr>
@@ -3058,14 +2997,16 @@
     </w:p>
     <w:p>
       <w:pPr>
-        <w:spacing w:after="26"/>
+        <w:keepLines/>
+        <w:widowControl/>
+        <w:spacing w:after="0"/>
         <w:ind w:left="72" w:firstLine="0"/>
       </w:pPr>
       <w:r>
         <w:rPr>
           <w:rFonts w:ascii="Liberation Sans" w:hAnsi="Liberation Sans"/>
-          <w:b/>
-          <w:color w:val="008C90"/>
+          <w:b w:val="0"/>
+          <w:color w:val="1C252C"/>
           <w:sz w:val="20"/>
         </w:rPr>
         <w:t xml:space="preserve">• </w:t>
@@ -3073,6 +3014,7 @@
       <w:r>
         <w:rPr>
           <w:rFonts w:ascii="Liberation Sans" w:hAnsi="Liberation Sans"/>
+          <w:b w:val="0"/>
           <w:color w:val="1C252C"/>
           <w:sz w:val="20"/>
         </w:rPr>
@@ -3081,53 +3023,44 @@
     </w:p>
     <w:p>
       <w:pPr>
-        <w:spacing w:after="26"/>
+        <w:keepLines/>
+        <w:widowControl/>
+        <w:spacing w:after="0"/>
         <w:ind w:left="72" w:firstLine="0"/>
       </w:pPr>
       <w:r>
         <w:rPr>
           <w:rFonts w:ascii="Liberation Sans" w:hAnsi="Liberation Sans"/>
-          <w:b/>
-          <w:color w:val="008C90"/>
-          <w:sz w:val="20"/>
-        </w:rPr>
-        <w:t xml:space="preserve">• </w:t>
-      </w:r>
-      <w:r>
-        <w:rPr>
-          <w:rFonts w:ascii="Liberation Sans" w:hAnsi="Liberation Sans"/>
+          <w:b w:val="0"/>
           <w:color w:val="1C252C"/>
           <w:sz w:val="20"/>
         </w:rPr>
-        <w:t>Individual and unsupervised VarPro (Slides 33-38)</w:t>
-      </w:r>
-    </w:p>
-    <w:p>
-      <w:pPr>
-        <w:spacing w:after="26"/>
+        <w:t>• Individual VarPro and package overview (Slides 33-36)</w:t>
+      </w:r>
+    </w:p>
+    <w:p>
+      <w:pPr>
+        <w:keepLines/>
+        <w:widowControl/>
+        <w:spacing w:after="0"/>
         <w:ind w:left="72" w:firstLine="0"/>
       </w:pPr>
       <w:r>
         <w:rPr>
           <w:rFonts w:ascii="Liberation Sans" w:hAnsi="Liberation Sans"/>
-          <w:b/>
-          <w:color w:val="008C90"/>
-          <w:sz w:val="20"/>
-        </w:rPr>
-        <w:t xml:space="preserve">• </w:t>
-      </w:r>
-      <w:r>
-        <w:rPr>
-          <w:rFonts w:ascii="Liberation Sans" w:hAnsi="Liberation Sans"/>
+          <w:b w:val="0"/>
           <w:color w:val="1C252C"/>
           <w:sz w:val="20"/>
         </w:rPr>
-        <w:t>Closing (Slides 39-41)</w:t>
+        <w:t>• Closing (Slides 37-38)</w:t>
       </w:r>
     </w:p>
     <w:p>
       <w:pPr>
         <w:pStyle w:val="Heading2"/>
+        <w:keepNext/>
+        <w:keepLines/>
+        <w:spacing w:before="200" w:after="100"/>
       </w:pPr>
       <w:r>
         <w:t>Permutation VIMP and uncertainty (Slides 1-14)</w:t>
@@ -3137,6 +3070,8 @@
       <w:pPr>
         <w:pStyle w:val="Heading3"/>
         <w:keepNext/>
+        <w:keepLines/>
+        <w:spacing w:before="120" w:after="40"/>
       </w:pPr>
       <w:r>
         <w:rPr>
@@ -3155,8 +3090,9 @@
     </w:p>
     <w:p>
       <w:pPr>
+        <w:keepLines/>
         <w:widowControl/>
-        <w:spacing w:after="90"/>
+        <w:spacing w:after="80"/>
       </w:pPr>
       <w:r>
         <w:t>Part III asks which variables carry predictive information and how stable that conclusion is. The module proceeds through permutation variable importance, subsampling-based confidence intervals, minimal depth, and VarPro. The ordering moves from prediction-loss-based importance to tree-structure importance and then to observed-data rule-release importance.</w:t>
@@ -3166,6 +3102,8 @@
       <w:pPr>
         <w:pStyle w:val="Heading3"/>
         <w:keepNext/>
+        <w:keepLines/>
+        <w:spacing w:before="120" w:after="40"/>
       </w:pPr>
       <w:r>
         <w:rPr>
@@ -3184,8 +3122,9 @@
     </w:p>
     <w:p>
       <w:pPr>
+        <w:keepLines/>
         <w:widowControl/>
-        <w:spacing w:after="90"/>
+        <w:spacing w:after="80"/>
       </w:pPr>
       <w:r>
         <w:t>For each tree, the original OOB loss is compared with the loss after the values of variable j are shuffled among that tree’s OOB cases. Shuffling breaks the case-specific alignment of that feature with the other covariates and outcome. The increase in loss is the tree-level importance, and averaging across trees gives forest VIMP.</w:t>
@@ -3195,6 +3134,8 @@
       <w:pPr>
         <w:pStyle w:val="Heading3"/>
         <w:keepNext/>
+        <w:keepLines/>
+        <w:spacing w:before="120" w:after="40"/>
       </w:pPr>
       <w:r>
         <w:rPr>
@@ -3213,8 +3154,9 @@
     </w:p>
     <w:p>
       <w:pPr>
+        <w:keepLines/>
         <w:widowControl/>
-        <w:spacing w:after="90"/>
+        <w:spacing w:after="80"/>
       </w:pPr>
       <w:r>
         <w:t>The equations write VIMP as perturbed OOB loss minus original OOB loss. A positive value means that breaking the variable’s information harms prediction; a value near zero means little change; and negative values can occur because of sampling variation or because the perturbation happens to improve the selected loss in a finite forest.</w:t>
@@ -3224,6 +3166,8 @@
       <w:pPr>
         <w:pStyle w:val="Heading3"/>
         <w:keepNext/>
+        <w:keepLines/>
+        <w:spacing w:before="120" w:after="40"/>
       </w:pPr>
       <w:r>
         <w:rPr>
@@ -3242,8 +3186,9 @@
     </w:p>
     <w:p>
       <w:pPr>
+        <w:keepLines/>
         <w:widowControl/>
-        <w:spacing w:after="90"/>
+        <w:spacing w:after="80"/>
       </w:pPr>
       <w:r>
         <w:t>The tree diagram keeps the tree structure fixed and changes only the tested coordinate. A case may therefore take a different branch at nodes that split on the permuted variable and arrive at a different terminal node. The resulting change in prediction contributes to the perturbed loss.</w:t>
@@ -3253,6 +3198,8 @@
       <w:pPr>
         <w:pStyle w:val="Heading3"/>
         <w:keepNext/>
+        <w:keepLines/>
+        <w:spacing w:before="120" w:after="40"/>
       </w:pPr>
       <w:r>
         <w:rPr>
@@ -3271,8 +3218,9 @@
     </w:p>
     <w:p>
       <w:pPr>
+        <w:keepLines/>
         <w:widowControl/>
-        <w:spacing w:after="90"/>
+        <w:spacing w:after="80"/>
       </w:pPr>
       <w:r>
         <w:t>randomForestSRC provides anti-VIMP, Breiman-Cutler permutation VIMP, and random-daughter VIMP. importance = TRUE requests the anti method; importance = "permute" requests the literal permutation construction; and importance = "random" requests random noising. The remainder of the module emphasizes permutation VIMP.</w:t>
@@ -3282,6 +3230,8 @@
       <w:pPr>
         <w:pStyle w:val="Heading3"/>
         <w:keepNext/>
+        <w:keepLines/>
+        <w:spacing w:before="120" w:after="40"/>
       </w:pPr>
       <w:r>
         <w:rPr>
@@ -3300,8 +3250,9 @@
     </w:p>
     <w:p>
       <w:pPr>
+        <w:keepLines/>
         <w:widowControl/>
-        <w:spacing w:after="90"/>
+        <w:spacing w:after="80"/>
       </w:pPr>
       <w:r>
         <w:t>VIMP can be requested while the forest is grown, requested later through restore-mode predict, or calculated with vimp. block.size controls how trees are grouped for the calculation. The final example perturbs variables jointly, which is useful for correlated or scientifically grouped features and need not equal the sum of their individual VIMPs.</w:t>
@@ -3311,6 +3262,8 @@
       <w:pPr>
         <w:pStyle w:val="Heading3"/>
         <w:keepNext/>
+        <w:keepLines/>
+        <w:spacing w:before="120" w:after="40"/>
       </w:pPr>
       <w:r>
         <w:rPr>
@@ -3329,8 +3282,9 @@
     </w:p>
     <w:p>
       <w:pPr>
+        <w:keepLines/>
         <w:widowControl/>
-        <w:spacing w:after="90"/>
+        <w:spacing w:after="80"/>
       </w:pPr>
       <w:r>
         <w:t>The iris example shows overall and class-specific VIMP. Petal length and petal width dominate the individual rankings. When those two features are perturbed together, the joint importance is much larger than either individual value and is not additive, reflecting shared information and interaction in the classifier.</w:t>
@@ -3340,6 +3294,8 @@
       <w:pPr>
         <w:pStyle w:val="Heading3"/>
         <w:keepNext/>
+        <w:keepLines/>
+        <w:spacing w:before="120" w:after="40"/>
       </w:pPr>
       <w:r>
         <w:rPr>
@@ -3358,8 +3314,9 @@
     </w:p>
     <w:p>
       <w:pPr>
+        <w:keepLines/>
         <w:widowControl/>
-        <w:spacing w:after="90"/>
+        <w:spacing w:after="80"/>
       </w:pPr>
       <w:r>
         <w:t>The survival example includes 2,231 patients, 39 predictors, and 742 deaths over roughly five years of follow-up. The VIMP display identifies peak VO2, BUN, and exercise interval as the strongest signals. The repeated slide enlarges the plot so that the ranking and uncertainty around the leading and near-zero variables can be read clearly.</w:t>
@@ -3369,6 +3326,8 @@
       <w:pPr>
         <w:pStyle w:val="Heading3"/>
         <w:keepNext/>
+        <w:keepLines/>
+        <w:spacing w:before="120" w:after="40"/>
       </w:pPr>
       <w:r>
         <w:rPr>
@@ -3387,17 +3346,20 @@
     </w:p>
     <w:p>
       <w:pPr>
+        <w:keepLines/>
         <w:widowControl/>
-        <w:spacing w:after="90"/>
-      </w:pPr>
-      <w:r>
-        <w:t>Uncertainty is estimated by repeatedly sampling observations without replacement using m much smaller than n; the displayed rule of thumb gives m approximately equal to the square root of n, or about 48 here. The subsample variation supplies a standard error, and a normal approximation gives the confidence interval. The code fits the original forest, calls subsample, and plots the intervals.</w:t>
+        <w:spacing w:after="80"/>
+      </w:pPr>
+      <w:r>
+        <w:t>Uncertainty is estimated by repeatedly sampling observations without replacement using m much smaller than n; the displayed rule of thumb gives m approximately equal to the square root of n, or about 48 here. The subsample variation supplies a standard error, and a normal approximation gives the confidence interval. The code fits the original forest, calls subsample, and draws the intervals with plot.subsample(oo, alpha = .05).</w:t>
       </w:r>
     </w:p>
     <w:p>
       <w:pPr>
         <w:pStyle w:val="Heading3"/>
         <w:keepNext/>
+        <w:keepLines/>
+        <w:spacing w:before="120" w:after="40"/>
       </w:pPr>
       <w:r>
         <w:rPr>
@@ -3416,8 +3378,9 @@
     </w:p>
     <w:p>
       <w:pPr>
+        <w:keepLines/>
         <w:widowControl/>
-        <w:spacing w:after="90"/>
+        <w:spacing w:after="80"/>
       </w:pPr>
       <w:r>
         <w:t>The housing plot shows why intervals matter in a long predictor list. Overall quality is the dominant variable, followed by major size, garage, and age-of-home variables. Beyond the leading set, many estimates cluster near zero, so a raw complete ranking would suggest distinctions that are not supported by the uncertainty display.</w:t>
@@ -3427,6 +3390,8 @@
       <w:pPr>
         <w:pStyle w:val="Heading3"/>
         <w:keepNext/>
+        <w:keepLines/>
+        <w:spacing w:before="120" w:after="40"/>
       </w:pPr>
       <w:r>
         <w:rPr>
@@ -3445,8 +3410,9 @@
     </w:p>
     <w:p>
       <w:pPr>
+        <w:keepLines/>
         <w:widowControl/>
-        <w:spacing w:after="90"/>
+        <w:spacing w:after="80"/>
       </w:pPr>
       <w:r>
         <w:t>The multiclass plot separates overall VIMP from subtype-specific importance. A probe can be modest in the global panel yet strongly informative for one glioma class, and unequal class sizes can produce different uncertainty across panels. The scientific target therefore determines whether the overall or class-specific result is most relevant.</w:t>
@@ -3456,6 +3422,8 @@
       <w:pPr>
         <w:pStyle w:val="Heading3"/>
         <w:keepNext/>
+        <w:keepLines/>
+        <w:spacing w:before="120" w:after="40"/>
       </w:pPr>
       <w:r>
         <w:rPr>
@@ -3474,8 +3442,9 @@
     </w:p>
     <w:p>
       <w:pPr>
+        <w:keepLines/>
         <w:widowControl/>
-        <w:spacing w:after="90"/>
+        <w:spacing w:after="80"/>
       </w:pPr>
       <w:r>
         <w:t>The subsample interface controls the number of replicates, the subsample ratio, outcome stratification, and an optional double-bootstrap route. Stratification is particularly important when rare classes or survival events must remain represented in each replicate.</w:t>
@@ -3484,6 +3453,9 @@
     <w:p>
       <w:pPr>
         <w:pStyle w:val="Heading2"/>
+        <w:keepNext/>
+        <w:keepLines/>
+        <w:spacing w:before="200" w:after="100"/>
       </w:pPr>
       <w:r>
         <w:t>Minimal depth (Slides 15-19)</w:t>
@@ -3493,6 +3465,8 @@
       <w:pPr>
         <w:pStyle w:val="Heading3"/>
         <w:keepNext/>
+        <w:keepLines/>
+        <w:spacing w:before="120" w:after="40"/>
       </w:pPr>
       <w:r>
         <w:rPr>
@@ -3511,8 +3485,9 @@
     </w:p>
     <w:p>
       <w:pPr>
+        <w:keepLines/>
         <w:widowControl/>
-        <w:spacing w:after="90"/>
+        <w:spacing w:after="80"/>
       </w:pPr>
       <w:r>
         <w:t>Minimal depth ranks a variable by how close to the root it first splits. A root or shallow split affects many observations, whereas a deep split acts only within a smaller subgroup. The method is fast, applies broadly across tree families, and does not depend on a prediction-loss function; its main difficulty is choosing an importance threshold.</w:t>
@@ -3522,6 +3497,8 @@
       <w:pPr>
         <w:pStyle w:val="Heading3"/>
         <w:keepNext/>
+        <w:keepLines/>
+        <w:spacing w:before="120" w:after="40"/>
       </w:pPr>
       <w:r>
         <w:rPr>
@@ -3540,8 +3517,9 @@
     </w:p>
     <w:p>
       <w:pPr>
+        <w:keepLines/>
         <w:widowControl/>
-        <w:spacing w:after="90"/>
+        <w:spacing w:after="80"/>
       </w:pPr>
       <w:r>
         <w:t>The diagram labels the root as depth zero and shows several variables first entering at different depths. The statistic uses the first appearance of a variable in each tree, then averages over the forest. Consistently important variables tend to appear early and therefore have smaller minimal depth.</w:t>
@@ -3551,6 +3529,8 @@
       <w:pPr>
         <w:pStyle w:val="Heading3"/>
         <w:keepNext/>
+        <w:keepLines/>
+        <w:spacing w:before="120" w:after="40"/>
       </w:pPr>
       <w:r>
         <w:rPr>
@@ -3569,8 +3549,9 @@
     </w:p>
     <w:p>
       <w:pPr>
+        <w:keepLines/>
         <w:widowControl/>
-        <w:spacing w:after="90"/>
+        <w:spacing w:after="80"/>
       </w:pPr>
       <w:r>
         <w:t>max.subtree is the package interface for minimal-depth and maximal-subtree summaries. The reference slide also indicates how higher-order information can be requested when the analyst wants to investigate interactions rather than only first-order variable rankings.</w:t>
@@ -3580,6 +3561,8 @@
       <w:pPr>
         <w:pStyle w:val="Heading3"/>
         <w:keepNext/>
+        <w:keepLines/>
+        <w:spacing w:before="120" w:after="40"/>
       </w:pPr>
       <w:r>
         <w:rPr>
@@ -3598,8 +3581,9 @@
     </w:p>
     <w:p>
       <w:pPr>
+        <w:keepLines/>
         <w:widowControl/>
-        <w:spacing w:after="90"/>
+        <w:spacing w:after="80"/>
       </w:pPr>
       <w:r>
         <w:t>The first-order minimal depth is extracted, sorted, and drawn as a horizontal bar chart. Because the bars represent depth, shorter is better. Peak VO2 and exercise interval appear among the shallowest variables, broadly agreeing with the leading permutation-VIMP results despite the different definition of importance.</w:t>
@@ -3609,6 +3593,8 @@
       <w:pPr>
         <w:pStyle w:val="Heading3"/>
         <w:keepNext/>
+        <w:keepLines/>
+        <w:spacing w:before="120" w:after="40"/>
       </w:pPr>
       <w:r>
         <w:rPr>
@@ -3627,8 +3613,9 @@
     </w:p>
     <w:p>
       <w:pPr>
+        <w:keepLines/>
         <w:widowControl/>
-        <w:spacing w:after="90"/>
+        <w:spacing w:after="80"/>
       </w:pPr>
       <w:r>
         <w:t>Variable-use counts from the original forest are extracted with restore-mode predict and supplied as xvar.wt in a second survival forest. The new minimal-depth ranking concentrates random feature selection on predictors that were used frequently before. The example illustrates a practical guided-forest strategy for focusing computation in a larger predictor set.</w:t>
@@ -3637,6 +3624,9 @@
     <w:p>
       <w:pPr>
         <w:pStyle w:val="Heading2"/>
+        <w:keepNext/>
+        <w:keepLines/>
+        <w:spacing w:before="200" w:after="100"/>
       </w:pPr>
       <w:r>
         <w:t>VarPro: observed-data variable priority (Slides 20-32)</w:t>
@@ -3646,6 +3636,8 @@
       <w:pPr>
         <w:pStyle w:val="Heading3"/>
         <w:keepNext/>
+        <w:keepLines/>
+        <w:spacing w:before="120" w:after="40"/>
       </w:pPr>
       <w:r>
         <w:rPr>
@@ -3664,8 +3656,9 @@
     </w:p>
     <w:p>
       <w:pPr>
+        <w:keepLines/>
         <w:widowControl/>
-        <w:spacing w:after="90"/>
+        <w:spacing w:after="80"/>
       </w:pPr>
       <w:r>
         <w:t>VarPro is motivated by a specific limitation of permutation VIMP. Shuffling one coordinate preserves that coordinate’s marginal values but can destroy its dependence with the remaining features, creating covariate combinations with little or no support in the observed data.</w:t>
@@ -3675,6 +3668,8 @@
       <w:pPr>
         <w:pStyle w:val="Heading3"/>
         <w:keepNext/>
+        <w:keepLines/>
+        <w:spacing w:before="120" w:after="40"/>
       </w:pPr>
       <w:r>
         <w:rPr>
@@ -3693,8 +3688,9 @@
     </w:p>
     <w:p>
       <w:pPr>
+        <w:keepLines/>
         <w:widowControl/>
-        <w:spacing w:after="90"/>
+        <w:spacing w:after="80"/>
       </w:pPr>
       <w:r>
         <w:t>One observed patient has peak VO2 equal to 4.2, BUN equal to 20, and exercise interval equal to 360. Permutation can replace only peak VO2 by 43.8, the sample maximum, while all other measurements remain fixed. The value itself is real, but the resulting patient profile may be implausible; prediction loss can then include an extrapolation penalty as well as the variable’s true contribution.</w:t>
@@ -3704,6 +3700,8 @@
       <w:pPr>
         <w:pStyle w:val="Heading3"/>
         <w:keepNext/>
+        <w:keepLines/>
+        <w:spacing w:before="120" w:after="40"/>
       </w:pPr>
       <w:r>
         <w:rPr>
@@ -3722,8 +3720,9 @@
     </w:p>
     <w:p>
       <w:pPr>
+        <w:keepLines/>
         <w:widowControl/>
-        <w:spacing w:after="90"/>
+        <w:spacing w:after="80"/>
       </w:pPr>
       <w:r>
         <w:t>The diagrams show a tree-rule region superimposed on correlated observations. Permuting a coordinate moves cases away from the observed joint pattern and can place them in poorly supported parts of the rule space. This visual explains why permutation VIMP can be unstable or misleading when correlation is strong.</w:t>
@@ -3733,6 +3732,8 @@
       <w:pPr>
         <w:pStyle w:val="Heading3"/>
         <w:keepNext/>
+        <w:keepLines/>
+        <w:spacing w:before="120" w:after="40"/>
       </w:pPr>
       <w:r>
         <w:rPr>
@@ -3751,8 +3752,9 @@
     </w:p>
     <w:p>
       <w:pPr>
+        <w:keepLines/>
         <w:widowControl/>
-        <w:spacing w:after="90"/>
+        <w:spacing w:after="80"/>
       </w:pPr>
       <w:r>
         <w:t>VarPro changes the rule rather than changing the data. For a tree branch, the restriction on variable j is released while all other rule conditions remain fixed. The original and released regions are scored using observed cases, and the difference in a user-defined statistic measures the variable’s local contribution. Aggregation over many rules produces global variable priority.</w:t>
@@ -3762,6 +3764,8 @@
       <w:pPr>
         <w:pStyle w:val="Heading3"/>
         <w:keepNext/>
+        <w:keepLines/>
+        <w:spacing w:before="120" w:after="40"/>
       </w:pPr>
       <w:r>
         <w:rPr>
@@ -3780,8 +3784,9 @@
     </w:p>
     <w:p>
       <w:pPr>
+        <w:keepLines/>
         <w:widowControl/>
-        <w:spacing w:after="90"/>
+        <w:spacing w:after="80"/>
       </w:pPr>
       <w:r>
         <w:t>The stated advantages are speed, improved behavior in correlated problems, user-defined test statistics, no dependence on a prediction-error metric, user-specified or tree-guided rules, and sparsity. The trade-off is that the standardized priority value is mainly useful for ranking and selection rather than a simple increase-in-error interpretation.</w:t>
@@ -3791,6 +3796,8 @@
       <w:pPr>
         <w:pStyle w:val="Heading3"/>
         <w:keepNext/>
+        <w:keepLines/>
+        <w:spacing w:before="120" w:after="40"/>
       </w:pPr>
       <w:r>
         <w:rPr>
@@ -3809,8 +3816,9 @@
     </w:p>
     <w:p>
       <w:pPr>
+        <w:keepLines/>
         <w:widowControl/>
-        <w:spacing w:after="90"/>
+        <w:spacing w:after="80"/>
       </w:pPr>
       <w:r>
         <w:t>The interface slide organizes formula and data inputs together with rule-generation controls, sparsity, tree and node complexity, split-weight guidance, and parallel computation. It is the main reference for fitting the supervised global VarPro model.</w:t>
@@ -3820,6 +3828,8 @@
       <w:pPr>
         <w:pStyle w:val="Heading3"/>
         <w:keepNext/>
+        <w:keepLines/>
+        <w:spacing w:before="120" w:after="40"/>
       </w:pPr>
       <w:r>
         <w:rPr>
@@ -3838,8 +3848,9 @@
     </w:p>
     <w:p>
       <w:pPr>
+        <w:keepLines/>
         <w:widowControl/>
-        <w:spacing w:after="90"/>
+        <w:spacing w:after="80"/>
       </w:pPr>
       <w:r>
         <w:t>The basic survival call is followed by importance(o). In the displayed fit, BUN has the largest standardized score, followed by peak VO2 and exercise interval, with several additional clinical variables receiving smaller values. The table is intended first as a ranking and then as input to a selection rule.</w:t>
@@ -3849,6 +3860,8 @@
       <w:pPr>
         <w:pStyle w:val="Heading3"/>
         <w:keepNext/>
+        <w:keepLines/>
+        <w:spacing w:before="120" w:after="40"/>
       </w:pPr>
       <w:r>
         <w:rPr>
@@ -3867,8 +3880,9 @@
     </w:p>
     <w:p>
       <w:pPr>
+        <w:keepLines/>
         <w:widowControl/>
-        <w:spacing w:after="90"/>
+        <w:spacing w:after="80"/>
       </w:pPr>
       <w:r>
         <w:t>cv.varpro returns the ranked scores, a selected list, conservative and liberal alternatives, the error associated with candidate cutoffs, and the chosen z threshold. In the displayed run the minimum error occurs for an 11-variable model, while neighboring models have similar errors. The conservative and liberal lists make the parsimony-versus-screening trade-off explicit.</w:t>
@@ -3878,6 +3892,8 @@
       <w:pPr>
         <w:pStyle w:val="Heading3"/>
         <w:keepNext/>
+        <w:keepLines/>
+        <w:spacing w:before="120" w:after="40"/>
       </w:pPr>
       <w:r>
         <w:rPr>
@@ -3896,8 +3912,9 @@
     </w:p>
     <w:p>
       <w:pPr>
+        <w:keepLines/>
         <w:widowControl/>
-        <w:spacing w:after="90"/>
+        <w:spacing w:after="80"/>
       </w:pPr>
       <w:r>
         <w:t>Permutation VIMP with subsampling intervals is compared with cross-validated VarPro scores, first in the full displays and then with the VIMP axis enlarged. The numerical axes are not commensurate because the estimands differ. The useful comparison is the ranking: agreement among the leading variables is a robustness signal, while disagreements point to correlation, redundancy, local support, or uncertainty worth investigating.</w:t>
@@ -3907,6 +3924,8 @@
       <w:pPr>
         <w:pStyle w:val="Heading3"/>
         <w:keepNext/>
+        <w:keepLines/>
+        <w:spacing w:before="120" w:after="40"/>
       </w:pPr>
       <w:r>
         <w:rPr>
@@ -3925,8 +3944,9 @@
     </w:p>
     <w:p>
       <w:pPr>
+        <w:keepLines/>
         <w:widowControl/>
-        <w:spacing w:after="90"/>
+        <w:spacing w:after="80"/>
       </w:pPr>
       <w:r>
         <w:t>The example has 78 patients and 4,707 columns, including survival time and censoring, so the expression dimension is far larger than the sample size. The historical study produced a 70-gene prognostic signature, which supplies a reference set for comparing guided VarPro analyses.</w:t>
@@ -3936,6 +3956,8 @@
       <w:pPr>
         <w:pStyle w:val="Heading3"/>
         <w:keepNext/>
+        <w:keepLines/>
+        <w:spacing w:before="120" w:after="40"/>
       </w:pPr>
       <w:r>
         <w:rPr>
@@ -3954,8 +3976,9 @@
     </w:p>
     <w:p>
       <w:pPr>
+        <w:keepLines/>
         <w:widowControl/>
-        <w:spacing w:after="90"/>
+        <w:spacing w:after="80"/>
       </w:pPr>
       <w:r>
         <w:t>Four strategies are compared: lasso guidance, lasso plus VIMP, lasso plus VIMP plus shallow-tree information, and lasso plus VIMP with sparsity turned off. The entire analysis is repeated 25 times, and each selected set is intersected with the original 70-gene signature. The split weights guide candidate rules; VarPro still scores variables through observed-data rule release.</w:t>
@@ -3965,6 +3988,8 @@
       <w:pPr>
         <w:pStyle w:val="Heading3"/>
         <w:keepNext/>
+        <w:keepLines/>
+        <w:spacing w:before="120" w:after="40"/>
       </w:pPr>
       <w:r>
         <w:rPr>
@@ -3983,8 +4008,9 @@
     </w:p>
     <w:p>
       <w:pPr>
+        <w:keepLines/>
         <w:widowControl/>
-        <w:spacing w:after="90"/>
+        <w:spacing w:after="80"/>
       </w:pPr>
       <w:r>
         <w:t>The displayed intersections contain 9 signature genes for lasso alone, 12 for lasso plus VIMP, 13 after adding shallow-tree guidance, and 19 when sparsity is disabled. A longer overlap is not automatically better because it may come with a much larger selected set. The example demonstrates how guidance and sparsity alter recall in an extreme high-dimensional problem.</w:t>
@@ -3993,15 +4019,20 @@
     <w:p>
       <w:pPr>
         <w:pStyle w:val="Heading2"/>
-      </w:pPr>
-      <w:r>
-        <w:t>Individual and unsupervised VarPro (Slides 33-38)</w:t>
+        <w:keepNext/>
+        <w:keepLines/>
+        <w:spacing w:before="200" w:after="100"/>
+      </w:pPr>
+      <w:r>
+        <w:t>Individual VarPro and package overview (Slides 33-36)</w:t>
       </w:r>
     </w:p>
     <w:p>
       <w:pPr>
         <w:pStyle w:val="Heading3"/>
         <w:keepNext/>
+        <w:keepLines/>
+        <w:spacing w:before="120" w:after="40"/>
       </w:pPr>
       <w:r>
         <w:rPr>
@@ -4020,8 +4051,9 @@
     </w:p>
     <w:p>
       <w:pPr>
+        <w:keepLines/>
         <w:widowControl/>
-        <w:spacing w:after="90"/>
+        <w:spacing w:after="80"/>
       </w:pPr>
       <w:r>
         <w:t>A single global ranking can hide patient heterogeneity. iVarPro asks a local sensitivity question: around one observed case, how much does the target change when a given coordinate is varied within data-supported neighborhoods? The goal is a case-specific importance profile rather than one average ranking for the full cohort.</w:t>
@@ -4031,64 +4063,40 @@
       <w:pPr>
         <w:pStyle w:val="Heading3"/>
         <w:keepNext/>
+        <w:keepLines/>
+        <w:spacing w:before="120" w:after="40"/>
       </w:pPr>
       <w:r>
         <w:rPr>
           <w:b/>
           <w:color w:val="006C70"/>
         </w:rPr>
-        <w:t>Slide 34:</w:t>
+        <w:t>Slides 34-35:</w:t>
       </w:r>
       <w:r>
         <w:rPr>
           <w:b/>
           <w:color w:val="0B2233"/>
         </w:rPr>
-        <w:t xml:space="preserve"> ivarpro matrix and SHAP-like summary</w:t>
-      </w:r>
-    </w:p>
-    <w:p>
-      <w:pPr>
+        <w:t xml:space="preserve"> Individual importance and case-level partial display</w:t>
+      </w:r>
+    </w:p>
+    <w:p>
+      <w:pPr>
+        <w:keepLines/>
         <w:widowControl/>
-        <w:spacing w:after="90"/>
-      </w:pPr>
-      <w:r>
-        <w:t>ivarpro takes a fitted VarPro object and returns an N by p matrix of individualized priorities. A numeric entry is the case-specific value; NA indicates that the variable was not important or lacked adequate local support for that case. shap.ivarpro summarizes the matrix in a beeswarm in which each dot is a case, color represents the feature value, and horizontal position represents individualized importance.</w:t>
+        <w:spacing w:after="80"/>
+      </w:pPr>
+      <w:r>
+        <w:t>The example grows a VarPro analysis for peakVO2, obtains case-specific importance with ivarpro, and calls plot on that object. The display relates individualized peak-VO2 importance to the observed peak-VO2 value, with color assigned by exercise interval and point size by the outcome. Slide 35 enlarges the same figure. The two slides show how local importance varies across the covariate range and across patient context, information that is absent from a single global ranking.</w:t>
       </w:r>
     </w:p>
     <w:p>
       <w:pPr>
         <w:pStyle w:val="Heading3"/>
         <w:keepNext/>
-      </w:pPr>
-      <w:r>
-        <w:rPr>
-          <w:b/>
-          <w:color w:val="006C70"/>
-        </w:rPr>
-        <w:t>Slide 35:</w:t>
-      </w:r>
-      <w:r>
-        <w:rPr>
-          <w:b/>
-          <w:color w:val="0B2233"/>
-        </w:rPr>
-        <w:t xml:space="preserve"> Case-level partial display</w:t>
-      </w:r>
-    </w:p>
-    <w:p>
-      <w:pPr>
-        <w:widowControl/>
-        <w:spacing w:after="90"/>
-      </w:pPr>
-      <w:r>
-        <w:t>plot.ivarpro displays individualized peak-VO2 importance against the observed peak-VO2 value. Color is assigned by exercise interval and point size by the outcome variable. The plot is designed to reveal how local importance varies across the covariate range and across patient context, structure that cannot appear in one global bar chart.</w:t>
-      </w:r>
-    </w:p>
-    <w:p>
-      <w:pPr>
-        <w:pStyle w:val="Heading3"/>
-        <w:keepNext/>
+        <w:keepLines/>
+        <w:spacing w:before="120" w:after="40"/>
       </w:pPr>
       <w:r>
         <w:rPr>
@@ -4107,17 +4115,31 @@
     </w:p>
     <w:p>
       <w:pPr>
+        <w:keepLines/>
         <w:widowControl/>
-        <w:spacing w:after="90"/>
+        <w:spacing w:after="80"/>
       </w:pPr>
       <w:r>
         <w:t>The package diagram connects tree-grown terminal-node rules to a common four-step rule-and-release ensemble: grow, extract, compute a statistic, and aggregate. The same machinery supports supervised global VarPro, unsupervised UVarPro, and individual iVarPro analyses.</w:t>
+      </w:r>
+    </w:p>
+    <w:p>
+      <w:pPr>
+        <w:pStyle w:val="Heading2"/>
+        <w:keepNext/>
+        <w:keepLines/>
+        <w:spacing w:before="200" w:after="100"/>
+      </w:pPr>
+      <w:r>
+        <w:t>Closing (Slides 37-38)</w:t>
       </w:r>
     </w:p>
     <w:p>
       <w:pPr>
         <w:pStyle w:val="Heading3"/>
         <w:keepNext/>
+        <w:keepLines/>
+        <w:spacing w:before="120" w:after="40"/>
       </w:pPr>
       <w:r>
         <w:rPr>
@@ -4131,22 +4153,25 @@
           <w:b/>
           <w:color w:val="0B2233"/>
         </w:rPr>
-        <w:t xml:space="preserve"> Core functions and visualizations</w:t>
-      </w:r>
-    </w:p>
-    <w:p>
-      <w:pPr>
+        <w:t xml:space="preserve"> Workshop roadmap and transition</w:t>
+      </w:r>
+    </w:p>
+    <w:p>
+      <w:pPr>
+        <w:keepLines/>
         <w:widowControl/>
-        <w:spacing w:after="90"/>
-      </w:pPr>
-      <w:r>
-        <w:t>The function table maps scientific questions to the package interface. varpro and cv.varpro handle supervised global selection; uvarpro handles outcome-free feature priority and can be visualized with sdependent; ivarpro handles case-specific importance and is summarized with shap.ivarpro or partial.ivarpro. Generic importance methods provide a consistent extraction interface.</w:t>
+        <w:spacing w:after="80"/>
+      </w:pPr>
+      <w:r>
+        <w:t>The outline marks completion of variable selection. Part IV moves to class imbalance, missing-data imputation and OOD scoring, Super Greedy Trees, and Random Hazard Forests.</w:t>
       </w:r>
     </w:p>
     <w:p>
       <w:pPr>
         <w:pStyle w:val="Heading3"/>
         <w:keepNext/>
+        <w:keepLines/>
+        <w:spacing w:before="120" w:after="40"/>
       </w:pPr>
       <w:r>
         <w:rPr>
@@ -4160,114 +4185,23 @@
           <w:b/>
           <w:color w:val="0B2233"/>
         </w:rPr>
-        <w:t xml:space="preserve"> Unsupervised variable priority</w:t>
-      </w:r>
-    </w:p>
-    <w:p>
-      <w:pPr>
+        <w:t xml:space="preserve"> References</w:t>
+      </w:r>
+    </w:p>
+    <w:p>
+      <w:pPr>
+        <w:keepLines/>
         <w:widowControl/>
-        <w:spacing w:after="90"/>
-      </w:pPr>
-      <w:r>
-        <w:t>UVarPro is illustrated on Boston Housing predictors without using an outcome. lstat, rm, dis, nox, and age receive the largest displayed scores. get.beta.entropy extracts a pairwise dependence matrix, and sdependent visualizes that structure, allowing important organizing variables and directional dependence patterns to be explored before an outcome is specified.</w:t>
-      </w:r>
-    </w:p>
-    <w:p>
-      <w:pPr>
-        <w:pStyle w:val="Heading2"/>
-      </w:pPr>
-      <w:r>
-        <w:t>Closing (Slides 39-41)</w:t>
-      </w:r>
-    </w:p>
-    <w:p>
-      <w:pPr>
-        <w:pStyle w:val="Heading3"/>
-        <w:keepNext/>
-      </w:pPr>
-      <w:r>
-        <w:rPr>
-          <w:b/>
-          <w:color w:val="006C70"/>
-        </w:rPr>
-        <w:t>Slide 39:</w:t>
-      </w:r>
-      <w:r>
-        <w:rPr>
-          <w:b/>
-          <w:color w:val="0B2233"/>
-        </w:rPr>
-        <w:t xml:space="preserve"> What varPro delivers</w:t>
+        <w:spacing w:after="80"/>
+      </w:pPr>
+      <w:r>
+        <w:t>The references cover permutation VIMP and subsampling inference, minimal depth, the rule-based Variable Priority method, the van de Vijver gene-expression study, individual VarPro, and unsupervised variable priority.</w:t>
       </w:r>
     </w:p>
     <w:p>
       <w:pPr>
         <w:widowControl/>
-        <w:spacing w:after="90"/>
-      </w:pPr>
-      <w:r>
-        <w:t>The summary emphasizes a unified S3 interface, observed-data-only rule-release contrasts, supervised global, unsupervised, and individual modes, and scalable parallel execution with randomForestSRC. It also points to outpro and isopro as deployment-diagnostic extensions of the same framework.</w:t>
-      </w:r>
-    </w:p>
-    <w:p>
-      <w:pPr>
-        <w:pStyle w:val="Heading3"/>
-        <w:keepNext/>
-      </w:pPr>
-      <w:r>
-        <w:rPr>
-          <w:b/>
-          <w:color w:val="006C70"/>
-        </w:rPr>
-        <w:t>Slide 40:</w:t>
-      </w:r>
-      <w:r>
-        <w:rPr>
-          <w:b/>
-          <w:color w:val="0B2233"/>
-        </w:rPr>
-        <w:t xml:space="preserve"> Workshop roadmap and transition</w:t>
-      </w:r>
-    </w:p>
-    <w:p>
-      <w:pPr>
-        <w:widowControl/>
-        <w:spacing w:after="90"/>
-      </w:pPr>
-      <w:r>
-        <w:t>The outline marks completion of variable selection. Part IV moves to class imbalance, missing-data imputation and OOD scoring, Super Greedy Trees, and Random Hazard Forests.</w:t>
-      </w:r>
-    </w:p>
-    <w:p>
-      <w:pPr>
-        <w:pStyle w:val="Heading3"/>
-        <w:keepNext/>
-      </w:pPr>
-      <w:r>
-        <w:rPr>
-          <w:b/>
-          <w:color w:val="006C70"/>
-        </w:rPr>
-        <w:t>Slide 41:</w:t>
-      </w:r>
-      <w:r>
-        <w:rPr>
-          <w:b/>
-          <w:color w:val="0B2233"/>
-        </w:rPr>
-        <w:t xml:space="preserve"> References</w:t>
-      </w:r>
-    </w:p>
-    <w:p>
-      <w:pPr>
-        <w:widowControl/>
-        <w:spacing w:after="90"/>
-      </w:pPr>
-      <w:r>
-        <w:t>The references cover permutation VIMP and subsampling inference, minimal depth, the rule-based Variable Priority method, the van de Vijver gene-expression study, individual VarPro, and unsupervised variable priority.</w:t>
-      </w:r>
-    </w:p>
-    <w:p>
+      </w:pPr>
       <w:r>
         <w:br w:type="page"/>
       </w:r>
@@ -4340,7 +4274,7 @@
                 <w:color w:val="5F6B73"/>
                 <w:sz w:val="19"/>
               </w:rPr>
-              <w:t>Slides 1-48</w:t>
+              <w:t>Slides 1-41</w:t>
             </w:r>
           </w:p>
         </w:tc>
@@ -4349,7 +4283,9 @@
     <w:p>
       <w:pPr>
         <w:pStyle w:val="Heading2"/>
-        <w:spacing w:before="180"/>
+        <w:keepNext/>
+        <w:keepLines/>
+        <w:spacing w:before="200" w:after="100"/>
       </w:pPr>
       <w:r>
         <w:t>Section map</w:t>
@@ -4357,131 +4293,106 @@
     </w:p>
     <w:p>
       <w:pPr>
-        <w:spacing w:after="26"/>
+        <w:keepLines/>
+        <w:widowControl/>
+        <w:spacing w:after="0"/>
         <w:ind w:left="72" w:firstLine="0"/>
       </w:pPr>
       <w:r>
         <w:rPr>
           <w:rFonts w:ascii="Liberation Sans" w:hAnsi="Liberation Sans"/>
-          <w:b/>
-          <w:color w:val="008C90"/>
-          <w:sz w:val="20"/>
-        </w:rPr>
-        <w:t xml:space="preserve">• </w:t>
-      </w:r>
-      <w:r>
-        <w:rPr>
-          <w:rFonts w:ascii="Liberation Sans" w:hAnsi="Liberation Sans"/>
+          <w:b w:val="0"/>
           <w:color w:val="1C252C"/>
           <w:sz w:val="20"/>
         </w:rPr>
-        <w:t>Class-imbalanced classification (Slides 1-16)</w:t>
-      </w:r>
-    </w:p>
-    <w:p>
-      <w:pPr>
-        <w:spacing w:after="26"/>
+        <w:t>• Class-imbalanced classification (Slides 1-13)</w:t>
+      </w:r>
+    </w:p>
+    <w:p>
+      <w:pPr>
+        <w:keepLines/>
+        <w:widowControl/>
+        <w:spacing w:after="0"/>
         <w:ind w:left="72" w:firstLine="0"/>
       </w:pPr>
       <w:r>
         <w:rPr>
           <w:rFonts w:ascii="Liberation Sans" w:hAnsi="Liberation Sans"/>
-          <w:b/>
-          <w:color w:val="008C90"/>
-          <w:sz w:val="20"/>
-        </w:rPr>
-        <w:t xml:space="preserve">• </w:t>
-      </w:r>
-      <w:r>
-        <w:rPr>
-          <w:rFonts w:ascii="Liberation Sans" w:hAnsi="Liberation Sans"/>
+          <w:b w:val="0"/>
           <w:color w:val="1C252C"/>
           <w:sz w:val="20"/>
         </w:rPr>
-        <w:t>Missing-data imputation and OOD scoring (Slides 17-26)</w:t>
-      </w:r>
-    </w:p>
-    <w:p>
-      <w:pPr>
-        <w:spacing w:after="26"/>
+        <w:t>• Missing-data imputation and OOD scoring (Slides 14-23)</w:t>
+      </w:r>
+    </w:p>
+    <w:p>
+      <w:pPr>
+        <w:keepLines/>
+        <w:widowControl/>
+        <w:spacing w:after="0"/>
         <w:ind w:left="72" w:firstLine="0"/>
       </w:pPr>
       <w:r>
         <w:rPr>
           <w:rFonts w:ascii="Liberation Sans" w:hAnsi="Liberation Sans"/>
-          <w:b/>
-          <w:color w:val="008C90"/>
-          <w:sz w:val="20"/>
-        </w:rPr>
-        <w:t xml:space="preserve">• </w:t>
-      </w:r>
-      <w:r>
-        <w:rPr>
-          <w:rFonts w:ascii="Liberation Sans" w:hAnsi="Liberation Sans"/>
+          <w:b w:val="0"/>
           <w:color w:val="1C252C"/>
           <w:sz w:val="20"/>
         </w:rPr>
-        <w:t>Super Greedy Trees and forests (Slides 27-36)</w:t>
-      </w:r>
-    </w:p>
-    <w:p>
-      <w:pPr>
-        <w:spacing w:after="26"/>
+        <w:t>• Super Greedy Trees and forests (Slides 24-33)</w:t>
+      </w:r>
+    </w:p>
+    <w:p>
+      <w:pPr>
+        <w:keepLines/>
+        <w:widowControl/>
+        <w:spacing w:after="0"/>
         <w:ind w:left="72" w:firstLine="0"/>
       </w:pPr>
       <w:r>
         <w:rPr>
           <w:rFonts w:ascii="Liberation Sans" w:hAnsi="Liberation Sans"/>
-          <w:b/>
-          <w:color w:val="008C90"/>
-          <w:sz w:val="20"/>
-        </w:rPr>
-        <w:t xml:space="preserve">• </w:t>
-      </w:r>
-      <w:r>
-        <w:rPr>
-          <w:rFonts w:ascii="Liberation Sans" w:hAnsi="Liberation Sans"/>
+          <w:b w:val="0"/>
           <w:color w:val="1C252C"/>
           <w:sz w:val="20"/>
         </w:rPr>
-        <w:t>Random Hazard Forests (Slides 37-46)</w:t>
-      </w:r>
-    </w:p>
-    <w:p>
-      <w:pPr>
-        <w:spacing w:after="26"/>
+        <w:t>• Random Hazard Forests (Slides 34-39)</w:t>
+      </w:r>
+    </w:p>
+    <w:p>
+      <w:pPr>
+        <w:keepLines/>
+        <w:widowControl/>
+        <w:spacing w:after="0"/>
         <w:ind w:left="72" w:firstLine="0"/>
       </w:pPr>
       <w:r>
         <w:rPr>
           <w:rFonts w:ascii="Liberation Sans" w:hAnsi="Liberation Sans"/>
-          <w:b/>
-          <w:color w:val="008C90"/>
-          <w:sz w:val="20"/>
-        </w:rPr>
-        <w:t xml:space="preserve">• </w:t>
-      </w:r>
-      <w:r>
-        <w:rPr>
-          <w:rFonts w:ascii="Liberation Sans" w:hAnsi="Liberation Sans"/>
+          <w:b w:val="0"/>
           <w:color w:val="1C252C"/>
           <w:sz w:val="20"/>
         </w:rPr>
-        <w:t>Closing (Slides 47-48)</w:t>
+        <w:t>• Closing (Slides 40-41)</w:t>
       </w:r>
     </w:p>
     <w:p>
       <w:pPr>
         <w:pStyle w:val="Heading2"/>
-      </w:pPr>
-      <w:r>
-        <w:t>Class-imbalanced classification (Slides 1-16)</w:t>
+        <w:keepNext/>
+        <w:keepLines/>
+        <w:spacing w:before="200" w:after="100"/>
+      </w:pPr>
+      <w:r>
+        <w:t>Class-imbalanced classification (Slides 1-13)</w:t>
       </w:r>
     </w:p>
     <w:p>
       <w:pPr>
         <w:pStyle w:val="Heading3"/>
         <w:keepNext/>
+        <w:keepLines/>
+        <w:spacing w:before="120" w:after="40"/>
       </w:pPr>
       <w:r>
         <w:rPr>
@@ -4500,8 +4411,9 @@
     </w:p>
     <w:p>
       <w:pPr>
+        <w:keepLines/>
         <w:widowControl/>
-        <w:spacing w:after="90"/>
+        <w:spacing w:after="80"/>
       </w:pPr>
       <w:r>
         <w:t>Part IV develops four advanced extensions of the core forest workflow: two-class imbalance, train/test missing-data imputation with OOD scoring, Super Greedy Trees with richer split geometry, and Random Hazard Forests for longitudinal covariates. The module shows how the broader ecosystem builds on the training, OOB inference, prediction, and variable-selection ideas developed in Parts I-III.</w:t>
@@ -4511,6 +4423,8 @@
       <w:pPr>
         <w:pStyle w:val="Heading3"/>
         <w:keepNext/>
+        <w:keepLines/>
+        <w:spacing w:before="120" w:after="40"/>
       </w:pPr>
       <w:r>
         <w:rPr>
@@ -4529,8 +4443,9 @@
     </w:p>
     <w:p>
       <w:pPr>
+        <w:keepLines/>
         <w:widowControl/>
-        <w:spacing w:after="90"/>
+        <w:spacing w:after="80"/>
       </w:pPr>
       <w:r>
         <w:t>The family table highlights the imbalanced two-class interface. The next slide defines the setting: one majority outcome is observed far more often than the minority outcome. Examples include customer churn, spam or software-error detection, industrial fault detection, and biomedical targets with low prevalence or short event windows.</w:t>
@@ -4540,6 +4455,8 @@
       <w:pPr>
         <w:pStyle w:val="Heading3"/>
         <w:keepNext/>
+        <w:keepLines/>
+        <w:spacing w:before="120" w:after="40"/>
       </w:pPr>
       <w:r>
         <w:rPr>
@@ -4558,8 +4475,9 @@
     </w:p>
     <w:p>
       <w:pPr>
+        <w:keepLines/>
         <w:widowControl/>
-        <w:spacing w:after="90"/>
+        <w:spacing w:after="80"/>
       </w:pPr>
       <w:r>
         <w:t>The esophageal-treatment overlap example has 6,649 surgery patients and 988 adjuvant-treatment patients, an imbalance ratio of about 6.8. The overall OOB error is only 10.4%, yet 694 of 988 adjuvant cases are misclassified. Majority specificity is 98.5%, minority sensitivity is 29.8%, and their geometric mean is only 54.2%, showing how the overall rate is dominated by the majority class.</w:t>
@@ -4569,6 +4487,8 @@
       <w:pPr>
         <w:pStyle w:val="Heading3"/>
         <w:keepNext/>
+        <w:keepLines/>
+        <w:spacing w:before="120" w:after="40"/>
       </w:pPr>
       <w:r>
         <w:rPr>
@@ -4587,8 +4507,9 @@
     </w:p>
     <w:p>
       <w:pPr>
+        <w:keepLines/>
         <w:widowControl/>
-        <w:spacing w:after="90"/>
+        <w:spacing w:after="80"/>
       </w:pPr>
       <w:r>
         <w:t>For imbalance-focused evaluation, the slide recommends G-mean and precision-recall AUC rather than relying on ordinary misclassification error or ROC AUC. The accompanying curves illustrate that a classifier can look acceptable on a majority-dominated metric while offering poor recovery of the target minority class.</w:t>
@@ -4598,6 +4519,8 @@
       <w:pPr>
         <w:pStyle w:val="Heading3"/>
         <w:keepNext/>
+        <w:keepLines/>
+        <w:spacing w:before="120" w:after="40"/>
       </w:pPr>
       <w:r>
         <w:rPr>
@@ -4616,8 +4539,9 @@
     </w:p>
     <w:p>
       <w:pPr>
+        <w:keepLines/>
         <w:widowControl/>
-        <w:spacing w:after="90"/>
+        <w:spacing w:after="80"/>
       </w:pPr>
       <w:r>
         <w:t>The usual equal-cost decision rule predicts class 1 only when its estimated probability exceeds 0.5. When the event prevalence is small, that rule favors the majority class. RFQ replaces 0.5 by the empirical event prevalence pi. The slide states that this prevalence threshold is both cost-weighted Bayes optimal and maximizes the sum of majority and minority correct-classification rates.</w:t>
@@ -4627,6 +4551,8 @@
       <w:pPr>
         <w:pStyle w:val="Heading3"/>
         <w:keepNext/>
+        <w:keepLines/>
+        <w:spacing w:before="120" w:after="40"/>
       </w:pPr>
       <w:r>
         <w:rPr>
@@ -4645,17 +4571,20 @@
     </w:p>
     <w:p>
       <w:pPr>
+        <w:keepLines/>
         <w:widowControl/>
-        <w:spacing w:after="90"/>
-      </w:pPr>
-      <w:r>
-        <w:t>The interface diagram summarizes the imbalanced formula, data, method, performance, and forest-control arguments. The default RFQ approach and the balanced-random-forest alternative are used in the glioma comparison that follows.</w:t>
+        <w:spacing w:after="80"/>
+      </w:pPr>
+      <w:r>
+        <w:t>The interface diagram summarizes the imbalanced formula, data, method, performance, and forest-control arguments. The glioma example that follows compares the ordinary random-forest classifier with the RFQ approach, using class-specific errors and imbalance-sensitive performance measures.</w:t>
       </w:r>
     </w:p>
     <w:p>
       <w:pPr>
         <w:pStyle w:val="Heading3"/>
         <w:keepNext/>
+        <w:keepLines/>
+        <w:spacing w:before="120" w:after="40"/>
       </w:pPr>
       <w:r>
         <w:rPr>
@@ -4674,8 +4603,9 @@
     </w:p>
     <w:p>
       <w:pPr>
+        <w:keepLines/>
         <w:widowControl/>
-        <w:spacing w:after="90"/>
+        <w:spacing w:after="80"/>
       </w:pPr>
       <w:r>
         <w:t>Four common glioma subtypes are combined into a super-majority class and the remaining subtypes form the minority class. The new binary outcome contains 786 class-0 and 94 class-1 cases, producing an imbalance ratio of about 8.36.</w:t>
@@ -4685,6 +4615,8 @@
       <w:pPr>
         <w:pStyle w:val="Heading3"/>
         <w:keepNext/>
+        <w:keepLines/>
+        <w:spacing w:before="120" w:after="40"/>
       </w:pPr>
       <w:r>
         <w:rPr>
@@ -4703,8 +4635,9 @@
     </w:p>
     <w:p>
       <w:pPr>
+        <w:keepLines/>
         <w:widowControl/>
-        <w:spacing w:after="90"/>
+        <w:spacing w:after="80"/>
       </w:pPr>
       <w:r>
         <w:t>The standard Gini forest classifies all 786 majority cases correctly but misses 42 of 94 minority cases. Its overall error is under 5%, yet minority class error is 44.7% and G-mean is about 0.751. This is the same masking phenomenon seen in the treatment example.</w:t>
@@ -4714,6 +4647,8 @@
       <w:pPr>
         <w:pStyle w:val="Heading3"/>
         <w:keepNext/>
+        <w:keepLines/>
+        <w:spacing w:before="120" w:after="40"/>
       </w:pPr>
       <w:r>
         <w:rPr>
@@ -4732,46 +4667,95 @@
     </w:p>
     <w:p>
       <w:pPr>
+        <w:keepLines/>
         <w:widowControl/>
-        <w:spacing w:after="90"/>
+        <w:spacing w:after="80"/>
       </w:pPr>
       <w:r>
         <w:t>The RFQ fit uses AUC splitting and the prevalence-based decision rule. In the displayed run, all 94 minority cases are recovered while 95 majority cases are labeled positive. The overall error increases, but G-mean rises to about 0.938 and PR-AUC also improves, illustrating why the chosen objective must reflect the minority-class goal.</w:t>
+      </w:r>
+    </w:p>
+    <w:p>
+      <w:pPr>
+        <w:pStyle w:val="Heading2"/>
+        <w:keepNext/>
+        <w:keepLines/>
+        <w:spacing w:before="200" w:after="100"/>
+      </w:pPr>
+      <w:r>
+        <w:t>Missing-data imputation and OOD scoring (Slides 14-23)</w:t>
       </w:r>
     </w:p>
     <w:p>
       <w:pPr>
         <w:pStyle w:val="Heading3"/>
         <w:keepNext/>
+        <w:keepLines/>
+        <w:spacing w:before="120" w:after="40"/>
       </w:pPr>
       <w:r>
         <w:rPr>
           <w:b/>
           <w:color w:val="006C70"/>
         </w:rPr>
-        <w:t>Slides 14-15:</w:t>
+        <w:t>Slide 14:</w:t>
       </w:r>
       <w:r>
         <w:rPr>
           <w:b/>
           <w:color w:val="0B2233"/>
         </w:rPr>
-        <w:t xml:space="preserve"> Balanced random forest</w:t>
-      </w:r>
-    </w:p>
-    <w:p>
-      <w:pPr>
+        <w:t xml:space="preserve"> Where imputation can enter the workflow</w:t>
+      </w:r>
+    </w:p>
+    <w:p>
+      <w:pPr>
+        <w:keepLines/>
         <w:widowControl/>
-        <w:spacing w:after="90"/>
-      </w:pPr>
-      <w:r>
-        <w:t>BRF balances the training resamples by undersampling the majority class. The slide notes that it is theoretically a quantile classifier like RFQ but is less efficient in finite samples. In the glioma output, BRF gives a G-mean of about 0.912, between the standard forest and RFQ, with errors distributed more evenly across the two classes.</w:t>
+        <w:spacing w:after="80"/>
+      </w:pPr>
+      <w:r>
+        <w:t>Missing values can be handled during training or prediction with na.action = "na.impute", before analysis with impute, or through learned train/test imputation with impute.learn. The slide distinguishes on-the-fly imputation, missForest-style response-by-response forests, and banked training forests that later impute test data.</w:t>
       </w:r>
     </w:p>
     <w:p>
       <w:pPr>
         <w:pStyle w:val="Heading3"/>
         <w:keepNext/>
+        <w:keepLines/>
+        <w:spacing w:before="120" w:after="40"/>
+      </w:pPr>
+      <w:r>
+        <w:rPr>
+          <w:b/>
+          <w:color w:val="006C70"/>
+        </w:rPr>
+        <w:t>Slide 15:</w:t>
+      </w:r>
+      <w:r>
+        <w:rPr>
+          <w:b/>
+          <w:color w:val="0B2233"/>
+        </w:rPr>
+        <w:t xml:space="preserve"> General call to impute</w:t>
+      </w:r>
+    </w:p>
+    <w:p>
+      <w:pPr>
+        <w:keepLines/>
+        <w:widowControl/>
+        <w:spacing w:after="80"/>
+      </w:pPr>
+      <w:r>
+        <w:t>The interface graphic summarizes the principal impute arguments and provides a reference for supervised or unsupervised imputation, the missForest and grouped mForest variants, iteration controls, and the object returned for subsequent analysis.</w:t>
+      </w:r>
+    </w:p>
+    <w:p>
+      <w:pPr>
+        <w:pStyle w:val="Heading3"/>
+        <w:keepNext/>
+        <w:keepLines/>
+        <w:spacing w:before="120" w:after="40"/>
       </w:pPr>
       <w:r>
         <w:rPr>
@@ -4785,30 +4769,25 @@
           <w:b/>
           <w:color w:val="0B2233"/>
         </w:rPr>
-        <w:t xml:space="preserve"> Imbalance-aware variable importance</w:t>
-      </w:r>
-    </w:p>
-    <w:p>
-      <w:pPr>
+        <w:t xml:space="preserve"> On-the-fly imputation</w:t>
+      </w:r>
+    </w:p>
+    <w:p>
+      <w:pPr>
+        <w:keepLines/>
         <w:widowControl/>
-        <w:spacing w:after="90"/>
-      </w:pPr>
-      <w:r>
-        <w:t>The RFQ forest is refit with permutation importance and block size 20, then subsampling is used to obtain uncertainty. Because the fitted classifier is evaluated by its imbalance-aware objective, the resulting ranking asks which variables support balanced class discrimination rather than only majority-dominated accuracy.</w:t>
-      </w:r>
-    </w:p>
-    <w:p>
-      <w:pPr>
-        <w:pStyle w:val="Heading2"/>
-      </w:pPr>
-      <w:r>
-        <w:t>Missing-data imputation and OOD scoring (Slides 17-26)</w:t>
+        <w:spacing w:after="80"/>
+      </w:pPr>
+      <w:r>
+        <w:t>OTFI computes split statistics from nonmissing values and assigns missing cases to daughter nodes by sampling from nonmissing inbag data. It can be supervised by supplying a response formula or unsupervised by using multivariate pseudo-responses. The examples apply both routes to PBC data.</w:t>
       </w:r>
     </w:p>
     <w:p>
       <w:pPr>
         <w:pStyle w:val="Heading3"/>
         <w:keepNext/>
+        <w:keepLines/>
+        <w:spacing w:before="120" w:after="40"/>
       </w:pPr>
       <w:r>
         <w:rPr>
@@ -4822,80 +4801,57 @@
           <w:b/>
           <w:color w:val="0B2233"/>
         </w:rPr>
-        <w:t xml:space="preserve"> Where imputation can enter the workflow</w:t>
-      </w:r>
-    </w:p>
-    <w:p>
-      <w:pPr>
+        <w:t xml:space="preserve"> missForest and grouped mForest</w:t>
+      </w:r>
+    </w:p>
+    <w:p>
+      <w:pPr>
+        <w:keepLines/>
         <w:widowControl/>
-        <w:spacing w:after="90"/>
-      </w:pPr>
-      <w:r>
-        <w:t>Missing values can be handled during training or prediction with na.action = "na.impute", before analysis with impute, or through learned train/test imputation with impute.learn. The slide distinguishes on-the-fly imputation, missForest-style response-by-response forests, and banked training forests that later impute test data.</w:t>
+        <w:spacing w:after="80"/>
+      </w:pPr>
+      <w:r>
+        <w:t>The missing-data problem is reframed as prediction: each variable with missing values becomes a response in a forest. mf.q = 1 requests the response-by-response missForest-style route. In wide data, mf.q can group variables into multivariate regressions, reducing the number of separate forests per cycle.</w:t>
       </w:r>
     </w:p>
     <w:p>
       <w:pPr>
         <w:pStyle w:val="Heading3"/>
         <w:keepNext/>
+        <w:keepLines/>
+        <w:spacing w:before="120" w:after="40"/>
       </w:pPr>
       <w:r>
         <w:rPr>
           <w:b/>
           <w:color w:val="006C70"/>
         </w:rPr>
-        <w:t>Slide 18:</w:t>
+        <w:t>Slides 18-19:</w:t>
       </w:r>
       <w:r>
         <w:rPr>
           <w:b/>
           <w:color w:val="0B2233"/>
         </w:rPr>
-        <w:t xml:space="preserve"> General call to impute</w:t>
-      </w:r>
-    </w:p>
-    <w:p>
-      <w:pPr>
+        <w:t xml:space="preserve"> Learning an imputer for deployment</w:t>
+      </w:r>
+    </w:p>
+    <w:p>
+      <w:pPr>
+        <w:keepLines/>
         <w:widowControl/>
-        <w:spacing w:after="90"/>
-      </w:pPr>
-      <w:r>
-        <w:t>The interface graphic summarizes the principal impute arguments and provides a reference for supervised or unsupervised imputation, the missForest and grouped mForest variants, iteration controls, and the object returned for subsequent analysis.</w:t>
+        <w:spacing w:after="80"/>
+      </w:pPr>
+      <w:r>
+        <w:t>impute.learn creates a reusable fitted imputer; predict applies it to new data; save.impute.learn and load.impute.learn preserve the banked models. The full-slide schematic on slide 19 makes the train/test separation explicit: the imputation rule is learned once from training data and then carried forward rather than rebuilt from the deployment sample.</w:t>
       </w:r>
     </w:p>
     <w:p>
       <w:pPr>
         <w:pStyle w:val="Heading3"/>
         <w:keepNext/>
-      </w:pPr>
-      <w:r>
-        <w:rPr>
-          <w:b/>
-          <w:color w:val="006C70"/>
-        </w:rPr>
-        <w:t>Slide 19:</w:t>
-      </w:r>
-      <w:r>
-        <w:rPr>
-          <w:b/>
-          <w:color w:val="0B2233"/>
-        </w:rPr>
-        <w:t xml:space="preserve"> On-the-fly imputation</w:t>
-      </w:r>
-    </w:p>
-    <w:p>
-      <w:pPr>
-        <w:widowControl/>
-        <w:spacing w:after="90"/>
-      </w:pPr>
-      <w:r>
-        <w:t>OTFI computes split statistics from nonmissing values and assigns missing cases to daughter nodes by sampling from nonmissing inbag data. It can be supervised by supplying a response formula or unsupervised by using multivariate pseudo-responses. The examples apply both routes to PBC data.</w:t>
-      </w:r>
-    </w:p>
-    <w:p>
-      <w:pPr>
-        <w:pStyle w:val="Heading3"/>
-        <w:keepNext/>
+        <w:keepLines/>
+        <w:spacing w:before="120" w:after="40"/>
       </w:pPr>
       <w:r>
         <w:rPr>
@@ -4909,22 +4865,25 @@
           <w:b/>
           <w:color w:val="0B2233"/>
         </w:rPr>
-        <w:t xml:space="preserve"> missForest and grouped mForest</w:t>
-      </w:r>
-    </w:p>
-    <w:p>
-      <w:pPr>
+        <w:t xml:space="preserve"> Airquality train/test imputation example</w:t>
+      </w:r>
+    </w:p>
+    <w:p>
+      <w:pPr>
+        <w:keepLines/>
         <w:widowControl/>
-        <w:spacing w:after="90"/>
-      </w:pPr>
-      <w:r>
-        <w:t>The missing-data problem is reframed as prediction: each variable with missing values becomes a response in a forest. mf.q = 1 requests the response-by-response missForest-style route. In wide data, mf.q can group variables into multivariate regressions, reducing the number of separate forests per cycle.</w:t>
+        <w:spacing w:after="80"/>
+      </w:pPr>
+      <w:r>
+        <w:t>The airquality variables are split into 100 training rows and a test set. impute.learn is fit with iterative full sweeps and then applied to the test data. target.mode = "all" is recommended because it learns an imputation model for every variable, including variables that happened to be complete in this particular training split but may be missing later.</w:t>
       </w:r>
     </w:p>
     <w:p>
       <w:pPr>
         <w:pStyle w:val="Heading3"/>
         <w:keepNext/>
+        <w:keepLines/>
+        <w:spacing w:before="120" w:after="40"/>
       </w:pPr>
       <w:r>
         <w:rPr>
@@ -4938,22 +4897,25 @@
           <w:b/>
           <w:color w:val="0B2233"/>
         </w:rPr>
-        <w:t xml:space="preserve"> Learning an imputer for deployment</w:t>
-      </w:r>
-    </w:p>
-    <w:p>
-      <w:pPr>
+        <w:t xml:space="preserve"> Three meanings of OOD and the scoring workflow</w:t>
+      </w:r>
+    </w:p>
+    <w:p>
+      <w:pPr>
+        <w:keepLines/>
         <w:widowControl/>
-        <w:spacing w:after="90"/>
-      </w:pPr>
-      <w:r>
-        <w:t>impute.learn creates a reusable fitted imputer; predict applies it to new data; save.impute.learn and load.impute.learn preserve the banked models. The full-slide schematic on slide 22 makes the train/test separation explicit: the imputation rule is learned once from training data and then carried forward rather than rebuilt from the deployment sample.</w:t>
+        <w:spacing w:after="80"/>
+      </w:pPr>
+      <w:r>
+        <w:t>The OOD section separates three questions: whether a row is unusual overall, unusual on coordinates useful for prediction, or unusual for the predictive task itself. The proposed unifying question is whether each observed coordinate can be reconstructed from the others as well as it could be in training. Slide 22 turns this into a deployment schematic: learn the reconstruction relationships and reference distribution in training, then compare test-time reconstruction discrepancies with that reference.</w:t>
       </w:r>
     </w:p>
     <w:p>
       <w:pPr>
         <w:pStyle w:val="Heading3"/>
         <w:keepNext/>
+        <w:keepLines/>
+        <w:spacing w:before="120" w:after="40"/>
       </w:pPr>
       <w:r>
         <w:rPr>
@@ -4967,51 +4929,100 @@
           <w:b/>
           <w:color w:val="0B2233"/>
         </w:rPr>
-        <w:t xml:space="preserve"> Airquality train/test imputation example</w:t>
-      </w:r>
-    </w:p>
-    <w:p>
-      <w:pPr>
+        <w:t xml:space="preserve"> OOD scores and training-reference percentiles</w:t>
+      </w:r>
+    </w:p>
+    <w:p>
+      <w:pPr>
+        <w:keepLines/>
         <w:widowControl/>
-        <w:spacing w:after="90"/>
-      </w:pPr>
-      <w:r>
-        <w:t>The airquality variables are split into 100 training rows and a test set. impute.learn is fit with iterative full sweeps and then applied to the test data. target.mode = "all" is recommended because it learns an imputation model for every variable, including variables that happened to be complete in this particular training split but may be missing later.</w:t>
+        <w:spacing w:after="80"/>
+      </w:pPr>
+      <w:r>
+        <w:t>A supervised impute.learn fit is trained for Solar.R with save.ood = TRUE, and impute.ood scores the held-out rows. $score gives the raw row-level discrepancy and $score.percentile locates that discrepancy within the training reference distribution. The percentile is the more immediately interpretable quantity for flagging unusually difficult-to-reconstruct rows.</w:t>
+      </w:r>
+    </w:p>
+    <w:p>
+      <w:pPr>
+        <w:pStyle w:val="Heading2"/>
+        <w:keepNext/>
+        <w:keepLines/>
+        <w:spacing w:before="200" w:after="100"/>
+      </w:pPr>
+      <w:r>
+        <w:t>Super Greedy Trees and forests (Slides 24-33)</w:t>
       </w:r>
     </w:p>
     <w:p>
       <w:pPr>
         <w:pStyle w:val="Heading3"/>
         <w:keepNext/>
+        <w:keepLines/>
+        <w:spacing w:before="120" w:after="40"/>
       </w:pPr>
       <w:r>
         <w:rPr>
           <w:b/>
           <w:color w:val="006C70"/>
         </w:rPr>
-        <w:t>Slides 24-25:</w:t>
+        <w:t>Slide 24:</w:t>
       </w:r>
       <w:r>
         <w:rPr>
           <w:b/>
           <w:color w:val="0B2233"/>
         </w:rPr>
-        <w:t xml:space="preserve"> Three meanings of OOD and the scoring workflow</w:t>
-      </w:r>
-    </w:p>
-    <w:p>
-      <w:pPr>
+        <w:t xml:space="preserve"> Why geometric splits are useful</w:t>
+      </w:r>
+    </w:p>
+    <w:p>
+      <w:pPr>
+        <w:keepLines/>
         <w:widowControl/>
-        <w:spacing w:after="90"/>
-      </w:pPr>
-      <w:r>
-        <w:t>The OOD section separates three questions: whether a row is unusual overall, unusual on coordinates useful for prediction, or unusual for the predictive task itself. The proposed unifying question is whether each observed coordinate can be reconstructed from the others as well as it could be in training. Slide 25 turns this into a deployment schematic: learn the reconstruction relationships and reference distribution in training, then compare test-time reconstruction discrepancies with that reference.</w:t>
+        <w:spacing w:after="80"/>
+      </w:pPr>
+      <w:r>
+        <w:t>CART splits one variable at a time, so a multivariate boundary may require many rectangular cuts and a deep, unstable tree. Super Greedy Trees instead use rich geometric cuts that can encode combinations of variables directly. CART remains a special case, but SGT can represent local linear, quadratic, and interaction-based structure in a single node split.</w:t>
       </w:r>
     </w:p>
     <w:p>
       <w:pPr>
         <w:pStyle w:val="Heading3"/>
         <w:keepNext/>
+        <w:keepLines/>
+        <w:spacing w:before="120" w:after="40"/>
+      </w:pPr>
+      <w:r>
+        <w:rPr>
+          <w:b/>
+          <w:color w:val="006C70"/>
+        </w:rPr>
+        <w:t>Slide 25:</w:t>
+      </w:r>
+      <w:r>
+        <w:rPr>
+          <w:b/>
+          <w:color w:val="0B2233"/>
+        </w:rPr>
+        <w:t xml:space="preserve"> Lasso geometric split</w:t>
+      </w:r>
+    </w:p>
+    <w:p>
+      <w:pPr>
+        <w:keepLines/>
+        <w:widowControl/>
+        <w:spacing w:after="80"/>
+      </w:pPr>
+      <w:r>
+        <w:t>At a node, SGT builds a dictionary of selected coordinates, nonlinear transforms, and interactions, then solves a lasso-penalized loss problem. Candidate daughters are formed by thresholding the fitted score. With main effects and interactions, the resulting forest prediction can be written as a local polynomial whose coefficients vary with the case.</w:t>
+      </w:r>
+    </w:p>
+    <w:p>
+      <w:pPr>
+        <w:pStyle w:val="Heading3"/>
+        <w:keepNext/>
+        <w:keepLines/>
+        <w:spacing w:before="120" w:after="40"/>
       </w:pPr>
       <w:r>
         <w:rPr>
@@ -5025,30 +5036,25 @@
           <w:b/>
           <w:color w:val="0B2233"/>
         </w:rPr>
-        <w:t xml:space="preserve"> OOD scores and training-reference percentiles</w:t>
-      </w:r>
-    </w:p>
-    <w:p>
-      <w:pPr>
+        <w:t xml:space="preserve"> Examples of SGT split geometry</w:t>
+      </w:r>
+    </w:p>
+    <w:p>
+      <w:pPr>
+        <w:keepLines/>
         <w:widowControl/>
-        <w:spacing w:after="90"/>
-      </w:pPr>
-      <w:r>
-        <w:t>A supervised impute.learn fit is trained for Solar.R with save.ood = TRUE, and impute.ood scores the held-out rows. $score gives the raw row-level discrepancy and $score.percentile locates that discrepancy within the training reference distribution. The percentile is the more immediately interpretable quantity for flagging unusually difficult-to-reconstruct rows.</w:t>
-      </w:r>
-    </w:p>
-    <w:p>
-      <w:pPr>
-        <w:pStyle w:val="Heading2"/>
-      </w:pPr>
-      <w:r>
-        <w:t>Super Greedy Trees and forests (Slides 27-36)</w:t>
+        <w:spacing w:after="80"/>
+      </w:pPr>
+      <w:r>
+        <w:t>The visual compares the boundary families available to SGT, progressing from axis-aligned CART cuts to hyperplanes, curved quadratic forms, and higher-order interaction surfaces. The purpose is to show that one node can encode a relationship that would require many ordinary CART splits.</w:t>
       </w:r>
     </w:p>
     <w:p>
       <w:pPr>
         <w:pStyle w:val="Heading3"/>
         <w:keepNext/>
+        <w:keepLines/>
+        <w:spacing w:before="120" w:after="40"/>
       </w:pPr>
       <w:r>
         <w:rPr>
@@ -5062,22 +5068,25 @@
           <w:b/>
           <w:color w:val="0B2233"/>
         </w:rPr>
-        <w:t xml:space="preserve"> Why geometric splits are useful</w:t>
-      </w:r>
-    </w:p>
-    <w:p>
-      <w:pPr>
+        <w:t xml:space="preserve"> The hcut hierarchy</w:t>
+      </w:r>
+    </w:p>
+    <w:p>
+      <w:pPr>
+        <w:keepLines/>
         <w:widowControl/>
-        <w:spacing w:after="90"/>
-      </w:pPr>
-      <w:r>
-        <w:t>CART splits one variable at a time, so a multivariate boundary may require many rectangular cuts and a deep, unstable tree. Super Greedy Trees instead use rich geometric cuts that can encode combinations of variables directly. CART remains a special case, but SGT can represent local linear, quadratic, and interaction-based structure in a single node split.</w:t>
+        <w:spacing w:after="80"/>
+      </w:pPr>
+      <w:r>
+        <w:t>randomForestSGT indexes split dictionaries with hcut. hcut = 0 gives CART, hcut = 1 gives a linear hyperplane, hcut = 2 adds quadratic terms, hcut = 3 adds pairwise interactions, and larger values add higher-degree polynomials or higher-order interactions. treesize and nodesize control complexity, while filter, tune.hcut, and pure.lasso control dimension reduction and the use of lasso-based splitting.</w:t>
       </w:r>
     </w:p>
     <w:p>
       <w:pPr>
         <w:pStyle w:val="Heading3"/>
         <w:keepNext/>
+        <w:keepLines/>
+        <w:spacing w:before="120" w:after="40"/>
       </w:pPr>
       <w:r>
         <w:rPr>
@@ -5091,22 +5100,25 @@
           <w:b/>
           <w:color w:val="0B2233"/>
         </w:rPr>
-        <w:t xml:space="preserve"> Lasso geometric split</w:t>
-      </w:r>
-    </w:p>
-    <w:p>
-      <w:pPr>
+        <w:t xml:space="preserve"> Fitted surfaces as hcut increases</w:t>
+      </w:r>
+    </w:p>
+    <w:p>
+      <w:pPr>
+        <w:keepLines/>
         <w:widowControl/>
-        <w:spacing w:after="90"/>
-      </w:pPr>
-      <w:r>
-        <w:t>At a node, SGT builds a dictionary of selected coordinates, nonlinear transforms, and interactions, then solves a lasso-penalized loss problem. Candidate daughters are formed by thresholding the fitted score. With main effects and interactions, the resulting forest prediction can be written as a local polynomial whose coefficients vary with the case.</w:t>
+        <w:spacing w:after="80"/>
+      </w:pPr>
+      <w:r>
+        <w:t>The contour display shows how the estimated surface becomes more flexible as the split dictionary expands. The visual is meant to connect the abstract hcut index to the geometry the forest can represent.</w:t>
       </w:r>
     </w:p>
     <w:p>
       <w:pPr>
         <w:pStyle w:val="Heading3"/>
         <w:keepNext/>
+        <w:keepLines/>
+        <w:spacing w:before="120" w:after="40"/>
       </w:pPr>
       <w:r>
         <w:rPr>
@@ -5120,22 +5132,25 @@
           <w:b/>
           <w:color w:val="0B2233"/>
         </w:rPr>
-        <w:t xml:space="preserve"> Examples of SGT split geometry</w:t>
-      </w:r>
-    </w:p>
-    <w:p>
-      <w:pPr>
+        <w:t xml:space="preserve"> Tuning hcut in Friedman 1 data</w:t>
+      </w:r>
+    </w:p>
+    <w:p>
+      <w:pPr>
+        <w:keepLines/>
         <w:widowControl/>
-        <w:spacing w:after="90"/>
-      </w:pPr>
-      <w:r>
-        <w:t>The visual compares the boundary families available to SGT, progressing from axis-aligned CART cuts to hyperplanes, curved quadratic forms, and higher-order interaction surfaces. The purpose is to show that one node can encode a relationship that would require many ordinary CART splits.</w:t>
+        <w:spacing w:after="80"/>
+      </w:pPr>
+      <w:r>
+        <w:t>Friedman 1 data are simulated with 50 additional noise variables. tune.hcut fits shallow forests over candidate hcut values up to 3 and returns a filter object containing the selected split family and basis functions. That object can be passed directly to rfsgt so tuning and final fitting use the same screened dictionary.</w:t>
       </w:r>
     </w:p>
     <w:p>
       <w:pPr>
         <w:pStyle w:val="Heading3"/>
         <w:keepNext/>
+        <w:keepLines/>
+        <w:spacing w:before="120" w:after="40"/>
       </w:pPr>
       <w:r>
         <w:rPr>
@@ -5149,22 +5164,25 @@
           <w:b/>
           <w:color w:val="0B2233"/>
         </w:rPr>
-        <w:t xml:space="preserve"> The hcut hierarchy</w:t>
-      </w:r>
-    </w:p>
-    <w:p>
-      <w:pPr>
+        <w:t xml:space="preserve"> Using the tuned split family</w:t>
+      </w:r>
+    </w:p>
+    <w:p>
+      <w:pPr>
+        <w:keepLines/>
         <w:widowControl/>
-        <w:spacing w:after="90"/>
-      </w:pPr>
-      <w:r>
-        <w:t>randomForestSGT indexes split dictionaries with hcut. hcut = 0 gives CART, hcut = 1 gives a linear hyperplane, hcut = 2 adds quadratic terms, hcut = 3 adds pairwise interactions, and larger values add higher-degree polynomials or higher-order interactions. treesize and nodesize control complexity, while filter, tune.hcut, and pure.lasso control dimension reduction and the use of lasso-based splitting.</w:t>
+        <w:spacing w:after="80"/>
+      </w:pPr>
+      <w:r>
+        <w:t>The tuned forest selects hcut = 3 with 14 basis dimensions and only five retained variables. Its OOB R-squared is about 0.981. The result illustrates how a compact interaction-rich split can recover the nonlinear Friedman surface despite many noise variables.</w:t>
       </w:r>
     </w:p>
     <w:p>
       <w:pPr>
         <w:pStyle w:val="Heading3"/>
         <w:keepNext/>
+        <w:keepLines/>
+        <w:spacing w:before="120" w:after="40"/>
       </w:pPr>
       <w:r>
         <w:rPr>
@@ -5178,80 +5196,68 @@
           <w:b/>
           <w:color w:val="0B2233"/>
         </w:rPr>
-        <w:t xml:space="preserve"> Fitted surfaces as hcut increases</w:t>
-      </w:r>
-    </w:p>
-    <w:p>
-      <w:pPr>
+        <w:t xml:space="preserve"> CART and hyperplane comparisons</w:t>
+      </w:r>
+    </w:p>
+    <w:p>
+      <w:pPr>
+        <w:keepLines/>
         <w:widowControl/>
-        <w:spacing w:after="90"/>
-      </w:pPr>
-      <w:r>
-        <w:t>The contour display shows how the estimated surface becomes more flexible as the split dictionary expands. The visual is meant to connect the abstract hcut index to the geometry the forest can represent.</w:t>
+        <w:spacing w:after="80"/>
+      </w:pPr>
+      <w:r>
+        <w:t>The same tuned filter is forced to hcut = 0 and hcut = 1. CART gives OOB R-squared about 0.918 and the hyperplane forest about 0.923, both well below the hcut = 3 result. The comparison isolates the benefit of allowing interaction-rich geometry rather than attributing the gain to a different variable screen.</w:t>
       </w:r>
     </w:p>
     <w:p>
       <w:pPr>
         <w:pStyle w:val="Heading3"/>
         <w:keepNext/>
+        <w:keepLines/>
+        <w:spacing w:before="120" w:after="40"/>
       </w:pPr>
       <w:r>
         <w:rPr>
           <w:b/>
           <w:color w:val="006C70"/>
         </w:rPr>
-        <w:t>Slide 32:</w:t>
+        <w:t>Slides 32-33:</w:t>
       </w:r>
       <w:r>
         <w:rPr>
           <w:b/>
           <w:color w:val="0B2233"/>
         </w:rPr>
-        <w:t xml:space="preserve"> Tuning hcut in Friedman 1 data</w:t>
-      </w:r>
-    </w:p>
-    <w:p>
-      <w:pPr>
+        <w:t xml:space="preserve"> SGT as a local model explainer</w:t>
+      </w:r>
+    </w:p>
+    <w:p>
+      <w:pPr>
+        <w:keepLines/>
         <w:widowControl/>
-        <w:spacing w:after="90"/>
-      </w:pPr>
-      <w:r>
-        <w:t>Friedman 1 data are simulated with 50 additional noise variables. tune.hcut fits shallow forests over candidate hcut values up to 3 and returns a filter object containing the selected split family and basis functions. That object can be passed directly to rfsgt so tuning and final fitting use the same screened dictionary.</w:t>
+        <w:spacing w:after="80"/>
+      </w:pPr>
+      <w:r>
+        <w:t>A shallow pure-lasso SGT forest is fit and get.beta extracts OOB predictions, local coefficients, and per-term partial contributions. The displayed predictions match the forest’s OOB predictions exactly. The coefficient matrix describes the local polynomial used for each case, while the partial matrix multiplies those coefficients by the corresponding basis values to show how each term contributes to the prediction.</w:t>
+      </w:r>
+    </w:p>
+    <w:p>
+      <w:pPr>
+        <w:pStyle w:val="Heading2"/>
+        <w:keepNext/>
+        <w:keepLines/>
+        <w:spacing w:before="200" w:after="100"/>
+      </w:pPr>
+      <w:r>
+        <w:t>Random Hazard Forests (Slides 34-39)</w:t>
       </w:r>
     </w:p>
     <w:p>
       <w:pPr>
         <w:pStyle w:val="Heading3"/>
         <w:keepNext/>
-      </w:pPr>
-      <w:r>
-        <w:rPr>
-          <w:b/>
-          <w:color w:val="006C70"/>
-        </w:rPr>
-        <w:t>Slide 33:</w:t>
-      </w:r>
-      <w:r>
-        <w:rPr>
-          <w:b/>
-          <w:color w:val="0B2233"/>
-        </w:rPr>
-        <w:t xml:space="preserve"> Using the tuned split family</w:t>
-      </w:r>
-    </w:p>
-    <w:p>
-      <w:pPr>
-        <w:widowControl/>
-        <w:spacing w:after="90"/>
-      </w:pPr>
-      <w:r>
-        <w:t>The tuned forest selects hcut = 3 with 14 basis dimensions and only five retained variables. Its OOB R-squared is about 0.981. The result illustrates how a compact interaction-rich split can recover the nonlinear Friedman surface despite many noise variables.</w:t>
-      </w:r>
-    </w:p>
-    <w:p>
-      <w:pPr>
-        <w:pStyle w:val="Heading3"/>
-        <w:keepNext/>
+        <w:keepLines/>
+        <w:spacing w:before="120" w:after="40"/>
       </w:pPr>
       <w:r>
         <w:rPr>
@@ -5265,59 +5271,89 @@
           <w:b/>
           <w:color w:val="0B2233"/>
         </w:rPr>
-        <w:t xml:space="preserve"> CART and hyperplane comparisons</w:t>
-      </w:r>
-    </w:p>
-    <w:p>
-      <w:pPr>
+        <w:t xml:space="preserve"> Dynamic hazard modeling</w:t>
+      </w:r>
+    </w:p>
+    <w:p>
+      <w:pPr>
+        <w:keepLines/>
         <w:widowControl/>
-        <w:spacing w:after="90"/>
-      </w:pPr>
-      <w:r>
-        <w:t>The same tuned filter is forced to hcut = 0 and hcut = 1. CART gives OOB R-squared about 0.918 and the hyperplane forest about 0.923, both well below the hcut = 3 result. The comparison isolates the benefit of allowing interaction-rich geometry rather than attributing the gain to a different variable screen.</w:t>
+        <w:spacing w:after="80"/>
+      </w:pPr>
+      <w:r>
+        <w:t>Baseline survival models use one covariate snapshot even when physiology, medications, laboratory values, devices, exposures, and symptoms change during follow-up. RHF models the hazard along a longitudinal covariate trajectory. The canonical formula is Surv(id, start, stop, event) ~ ., making subject identity and interval structure explicit.</w:t>
       </w:r>
     </w:p>
     <w:p>
       <w:pPr>
         <w:pStyle w:val="Heading3"/>
         <w:keepNext/>
+        <w:keepLines/>
+        <w:spacing w:before="120" w:after="40"/>
       </w:pPr>
       <w:r>
         <w:rPr>
           <w:b/>
           <w:color w:val="006C70"/>
         </w:rPr>
-        <w:t>Slides 35-36:</w:t>
+        <w:t>Slide 35:</w:t>
       </w:r>
       <w:r>
         <w:rPr>
           <w:b/>
           <w:color w:val="0B2233"/>
         </w:rPr>
-        <w:t xml:space="preserve"> SGT as a local model explainer</w:t>
-      </w:r>
-    </w:p>
-    <w:p>
-      <w:pPr>
+        <w:t xml:space="preserve"> Counting-process data format</w:t>
+      </w:r>
+    </w:p>
+    <w:p>
+      <w:pPr>
+        <w:keepLines/>
         <w:widowControl/>
-        <w:spacing w:after="90"/>
-      </w:pPr>
-      <w:r>
-        <w:t>A shallow pure-lasso SGT forest is fit and get.beta extracts OOB predictions, local coefficients, and per-term partial contributions. The displayed predictions match the forest’s OOB predictions exactly. The coefficient matrix describes the local polynomial used for each case, while the partial matrix multiplies those coefficients by the corresponding basis values to show how each term contributes to the prediction.</w:t>
-      </w:r>
-    </w:p>
-    <w:p>
-      <w:pPr>
-        <w:pStyle w:val="Heading2"/>
-      </w:pPr>
-      <w:r>
-        <w:t>Random Hazard Forests (Slides 37-46)</w:t>
+        <w:spacing w:after="80"/>
+      </w:pPr>
+      <w:r>
+        <w:t>Each subject can contribute repeated rows. id identifies the subject, start and stop delimit an observation interval, and event indicates whether the event occurs at the interval end. The displayed records show covariates updated across intervals for the same patient; stop must exceed start.</w:t>
       </w:r>
     </w:p>
     <w:p>
       <w:pPr>
         <w:pStyle w:val="Heading3"/>
         <w:keepNext/>
+        <w:keepLines/>
+        <w:spacing w:before="120" w:after="40"/>
+      </w:pPr>
+      <w:r>
+        <w:rPr>
+          <w:b/>
+          <w:color w:val="006C70"/>
+        </w:rPr>
+        <w:t>Slide 36:</w:t>
+      </w:r>
+      <w:r>
+        <w:rPr>
+          <w:b/>
+          <w:color w:val="0B2233"/>
+        </w:rPr>
+        <w:t xml:space="preserve"> Using RHF with ordinary baseline survival data</w:t>
+      </w:r>
+    </w:p>
+    <w:p>
+      <w:pPr>
+        <w:keepLines/>
+        <w:widowControl/>
+        <w:spacing w:after="80"/>
+      </w:pPr>
+      <w:r>
+        <w:t>RHF also accepts time-static problems after convert.counting transforms one-row-per-subject survival data into the required counting-process format. The peakVO2 example is converted, the four-column Surv formula is defined, and rhf is called exactly as it would be for genuinely time-varying data.</w:t>
+      </w:r>
+    </w:p>
+    <w:p>
+      <w:pPr>
+        <w:pStyle w:val="Heading3"/>
+        <w:keepNext/>
+        <w:keepLines/>
+        <w:spacing w:before="120" w:after="40"/>
       </w:pPr>
       <w:r>
         <w:rPr>
@@ -5331,80 +5367,68 @@
           <w:b/>
           <w:color w:val="0B2233"/>
         </w:rPr>
-        <w:t xml:space="preserve"> Dynamic hazard modeling</w:t>
-      </w:r>
-    </w:p>
-    <w:p>
-      <w:pPr>
+        <w:t xml:space="preserve"> Checking a time-static RHF fit</w:t>
+      </w:r>
+    </w:p>
+    <w:p>
+      <w:pPr>
+        <w:keepLines/>
         <w:widowControl/>
-        <w:spacing w:after="90"/>
-      </w:pPr>
-      <w:r>
-        <w:t>Baseline survival models use one covariate snapshot even when physiology, medications, laboratory values, devices, exposures, and symptoms change during follow-up. RHF models the hazard along a longitudinal covariate trajectory. The canonical formula is Surv(id, start, stop, event) ~ ., making subject identity and interval structure explicit.</w:t>
+        <w:spacing w:after="80"/>
+      </w:pPr>
+      <w:r>
+        <w:t>The printed object reports 2,231 records from 2,231 unique subjects, 726 events, 39 features, and no time-varying features. The forest has 500 trees, an average of 15 leaves per tree, an average node size of 94, and hazard.loglik splitting with 10 random split points. The displayed OOB risk is 0.163. One record per subject confirms the time-static setting, even though the data use the counting-process interface.</w:t>
       </w:r>
     </w:p>
     <w:p>
       <w:pPr>
         <w:pStyle w:val="Heading3"/>
         <w:keepNext/>
+        <w:keepLines/>
+        <w:spacing w:before="120" w:after="40"/>
       </w:pPr>
       <w:r>
         <w:rPr>
           <w:b/>
           <w:color w:val="006C70"/>
         </w:rPr>
-        <w:t>Slide 38:</w:t>
+        <w:t>Slides 38-39:</w:t>
       </w:r>
       <w:r>
         <w:rPr>
           <w:b/>
           <w:color w:val="0B2233"/>
         </w:rPr>
-        <w:t xml:space="preserve"> Counting-process data format</w:t>
-      </w:r>
-    </w:p>
-    <w:p>
-      <w:pPr>
+        <w:t xml:space="preserve"> Time-localized VarPro importance</w:t>
+      </w:r>
+    </w:p>
+    <w:p>
+      <w:pPr>
+        <w:keepLines/>
         <w:widowControl/>
-        <w:spacing w:after="90"/>
-      </w:pPr>
-      <w:r>
-        <w:t>Each subject can contribute repeated rows. id identifies the subject, start and stop delimit an observation interval, and event indicates whether the event occurs at the interval end. The displayed records show covariates updated across intervals for the same patient; stop must exceed start.</w:t>
+        <w:spacing w:after="80"/>
+      </w:pPr>
+      <w:r>
+        <w:t>importance.rhf calculates VarPro importance within a moving time window over the follow-up grid. Dot-matrix and line displays show how a feature’s priority changes over time rather than imposing one global survival ranking. Slide 39 enlarges the dot-matrix and line displays so changes in variable priority across follow-up time are easier to read.</w:t>
+      </w:r>
+    </w:p>
+    <w:p>
+      <w:pPr>
+        <w:pStyle w:val="Heading2"/>
+        <w:keepNext/>
+        <w:keepLines/>
+        <w:spacing w:before="200" w:after="100"/>
+      </w:pPr>
+      <w:r>
+        <w:t>Closing (Slides 40-41)</w:t>
       </w:r>
     </w:p>
     <w:p>
       <w:pPr>
         <w:pStyle w:val="Heading3"/>
         <w:keepNext/>
-      </w:pPr>
-      <w:r>
-        <w:rPr>
-          <w:b/>
-          <w:color w:val="006C70"/>
-        </w:rPr>
-        <w:t>Slide 39:</w:t>
-      </w:r>
-      <w:r>
-        <w:rPr>
-          <w:b/>
-          <w:color w:val="0B2233"/>
-        </w:rPr>
-        <w:t xml:space="preserve"> Using RHF with ordinary baseline survival data</w:t>
-      </w:r>
-    </w:p>
-    <w:p>
-      <w:pPr>
-        <w:widowControl/>
-        <w:spacing w:after="90"/>
-      </w:pPr>
-      <w:r>
-        <w:t>RHF also accepts time-static problems after convert.counting transforms one-row-per-subject survival data into the required counting-process format. The peakVO2 example is converted, the four-column Surv formula is defined, and rhf is called exactly as it would be for genuinely time-varying data.</w:t>
-      </w:r>
-    </w:p>
-    <w:p>
-      <w:pPr>
-        <w:pStyle w:val="Heading3"/>
-        <w:keepNext/>
+        <w:keepLines/>
+        <w:spacing w:before="120" w:after="40"/>
       </w:pPr>
       <w:r>
         <w:rPr>
@@ -5418,153 +5442,32 @@
           <w:b/>
           <w:color w:val="0B2233"/>
         </w:rPr>
-        <w:t xml:space="preserve"> Checking a time-static RHF fit</w:t>
-      </w:r>
-    </w:p>
-    <w:p>
-      <w:pPr>
+        <w:t xml:space="preserve"> Workshop outline</w:t>
+      </w:r>
+    </w:p>
+    <w:p>
+      <w:pPr>
+        <w:keepLines/>
         <w:widowControl/>
-        <w:spacing w:after="90"/>
-      </w:pPr>
-      <w:r>
-        <w:t>The printed object reports 2,231 records from 2,231 unique subjects, 726 events, 39 features, and no time-varying features. Because each subject has one record, the output explicitly labels the analysis as not time-dependent-covariate. This check confirms that conversion was correct before more advanced summaries are requested.</w:t>
+        <w:spacing w:after="80"/>
+      </w:pPr>
+      <w:r>
+        <w:t>The closing roadmap returns to the four-module structure and shows how the advanced examples complete the course: class imbalance, train/test imputation and OOD scoring, SGT, and RHF all build on the core grow, OOB, prediction, and variable-selection workflows.</w:t>
       </w:r>
     </w:p>
     <w:p>
       <w:pPr>
         <w:pStyle w:val="Heading3"/>
         <w:keepNext/>
+        <w:keepLines/>
+        <w:spacing w:before="120" w:after="40"/>
       </w:pPr>
       <w:r>
         <w:rPr>
           <w:b/>
           <w:color w:val="006C70"/>
         </w:rPr>
-        <w:t>Slides 41-42:</w:t>
-      </w:r>
-      <w:r>
-        <w:rPr>
-          <w:b/>
-          <w:color w:val="0B2233"/>
-        </w:rPr>
-        <w:t xml:space="preserve"> Time-dependent AUC with CHF and hazard markers</w:t>
-      </w:r>
-    </w:p>
-    <w:p>
-      <w:pPr>
-        <w:widowControl/>
-        <w:spacing w:after="90"/>
-      </w:pPr>
-      <w:r>
-        <w:t>RHF fits with nodesize 1 and 15 are compared. auct.rhf is calculated using cumulative-hazard and instantaneous-hazard markers, producing four AUC-t curves. The grid of plots separates the effect of node size from the effect of marker definition on time-dependent discrimination. Slide 42 enlarges the four-panel AUC-t display so the effects of node size and marker definition can be compared directly.</w:t>
-      </w:r>
-    </w:p>
-    <w:p>
-      <w:pPr>
-        <w:pStyle w:val="Heading3"/>
-        <w:keepNext/>
-      </w:pPr>
-      <w:r>
-        <w:rPr>
-          <w:b/>
-          <w:color w:val="006C70"/>
-        </w:rPr>
-        <w:t>Slides 43-44:</w:t>
-      </w:r>
-      <w:r>
-        <w:rPr>
-          <w:b/>
-          <w:color w:val="0B2233"/>
-        </w:rPr>
-        <w:t xml:space="preserve"> Case-specific hazard curves</w:t>
-      </w:r>
-    </w:p>
-    <w:p>
-      <w:pPr>
-        <w:widowControl/>
-        <w:spacing w:after="90"/>
-      </w:pPr>
-      <w:r>
-        <w:t>The first three patient IDs are selected. One panel shows their OOB hazard estimates and the other shows smoothed.hazard results. The comparison lets students see both the raw localized forest estimate and a version intended for easier visual interpretation. Slide 44 presents the hazard figure alone at full size for closer inspection.</w:t>
-      </w:r>
-    </w:p>
-    <w:p>
-      <w:pPr>
-        <w:pStyle w:val="Heading3"/>
-        <w:keepNext/>
-      </w:pPr>
-      <w:r>
-        <w:rPr>
-          <w:b/>
-          <w:color w:val="006C70"/>
-        </w:rPr>
-        <w:t>Slides 45-46:</w:t>
-      </w:r>
-      <w:r>
-        <w:rPr>
-          <w:b/>
-          <w:color w:val="0B2233"/>
-        </w:rPr>
-        <w:t xml:space="preserve"> Time-localized VarPro importance</w:t>
-      </w:r>
-    </w:p>
-    <w:p>
-      <w:pPr>
-        <w:widowControl/>
-        <w:spacing w:after="90"/>
-      </w:pPr>
-      <w:r>
-        <w:t>importance.rhf calculates VarPro importance within a moving time window over the follow-up grid. Dot-matrix and line displays show how a feature’s priority changes over time rather than imposing one global survival ranking. Slide 46 enlarges the dot-matrix and line displays so changes in variable priority across follow-up time are easier to read.</w:t>
-      </w:r>
-    </w:p>
-    <w:p>
-      <w:pPr>
-        <w:pStyle w:val="Heading2"/>
-      </w:pPr>
-      <w:r>
-        <w:t>Closing (Slides 47-48)</w:t>
-      </w:r>
-    </w:p>
-    <w:p>
-      <w:pPr>
-        <w:pStyle w:val="Heading3"/>
-        <w:keepNext/>
-      </w:pPr>
-      <w:r>
-        <w:rPr>
-          <w:b/>
-          <w:color w:val="006C70"/>
-        </w:rPr>
-        <w:t>Slide 47:</w:t>
-      </w:r>
-      <w:r>
-        <w:rPr>
-          <w:b/>
-          <w:color w:val="0B2233"/>
-        </w:rPr>
-        <w:t xml:space="preserve"> Workshop outline</w:t>
-      </w:r>
-    </w:p>
-    <w:p>
-      <w:pPr>
-        <w:widowControl/>
-        <w:spacing w:after="90"/>
-      </w:pPr>
-      <w:r>
-        <w:t>The closing roadmap returns to the four-module structure and shows how the advanced examples complete the course: class imbalance, train/test imputation and OOD scoring, SGT, and RHF all build on the core grow, OOB, prediction, and variable-selection workflows.</w:t>
-      </w:r>
-    </w:p>
-    <w:p>
-      <w:pPr>
-        <w:pStyle w:val="Heading3"/>
-        <w:keepNext/>
-      </w:pPr>
-      <w:r>
-        <w:rPr>
-          <w:b/>
-          <w:color w:val="006C70"/>
-        </w:rPr>
-        <w:t>Slide 48:</w:t>
+        <w:t>Slide 41:</w:t>
       </w:r>
       <w:r>
         <w:rPr>
@@ -5576,94 +5479,14 @@
     </w:p>
     <w:p>
       <w:pPr>
+        <w:keepLines/>
         <w:widowControl/>
-        <w:spacing w:after="90"/>
-      </w:pPr>
-      <w:r>
-        <w:t>The final references provide the principal starting points for the RFQ imbalance method, Super Greedy Trees and the randomForestSGT vignette, and the randomForestRHF vignette. These sources support students who want to reproduce or extend the advanced examples after the workshop.</w:t>
-      </w:r>
-    </w:p>
-    <w:p>
-      <w:r>
-        <w:br w:type="page"/>
-      </w:r>
-    </w:p>
-    <w:tbl>
-      <w:tblPr>
-        <w:tblW w:type="auto" w:w="0"/>
-        <w:jc w:val="center"/>
-        <w:tblLayout w:type="fixed"/>
-        <w:tblLook w:firstColumn="1" w:firstRow="1" w:lastColumn="0" w:lastRow="0" w:noHBand="0" w:noVBand="1" w:val="04A0"/>
-        <w:tblBorders>
-          <w:top w:val="single" w:sz="0" w:space="0" w:color="0B2233"/>
-          <w:left w:val="single" w:sz="0" w:space="0" w:color="0B2233"/>
-          <w:bottom w:val="single" w:sz="0" w:space="0" w:color="0B2233"/>
-          <w:right w:val="single" w:sz="0" w:space="0" w:color="0B2233"/>
-          <w:insideH w:val="single" w:sz="0" w:space="0" w:color="0B2233"/>
-          <w:insideV w:val="single" w:sz="0" w:space="0" w:color="0B2233"/>
-        </w:tblBorders>
-      </w:tblPr>
-      <w:tblGrid>
-        <w:gridCol w:w="10152"/>
-      </w:tblGrid>
-      <w:tr>
-        <w:tc>
-          <w:tcPr>
-            <w:tcW w:type="dxa" w:w="10152"/>
-            <w:shd w:fill="0B2233"/>
-            <w:tcMar>
-              <w:top w:w="650" w:type="dxa"/>
-              <w:start w:w="220" w:type="dxa"/>
-              <w:bottom w:w="650" w:type="dxa"/>
-              <w:end w:w="220" w:type="dxa"/>
-            </w:tcMar>
-          </w:tcPr>
-          <w:p>
-            <w:pPr>
-              <w:jc w:val="center"/>
-            </w:pPr>
-            <w:r>
-              <w:rPr>
-                <w:rFonts w:ascii="Noto Serif" w:hAnsi="Noto Serif"/>
-                <w:b/>
-                <w:color w:val="FFFFFF"/>
-                <w:sz w:val="50"/>
-              </w:rPr>
-              <w:t>End of Slide Guide</w:t>
-            </w:r>
-          </w:p>
-          <w:p>
-            <w:pPr>
-              <w:spacing w:before="240"/>
-              <w:jc w:val="center"/>
-            </w:pPr>
-            <w:r>
-              <w:rPr>
-                <w:rFonts w:ascii="Liberation Sans" w:hAnsi="Liberation Sans"/>
-                <w:b/>
-                <w:color w:val="49D6DF"/>
-                <w:sz w:val="24"/>
-              </w:rPr>
-              <w:t>Tree-Based Machine Learning Methods for Prediction and Variable Selection</w:t>
-            </w:r>
-          </w:p>
-          <w:p>
-            <w:pPr>
-              <w:spacing w:before="160"/>
-              <w:jc w:val="center"/>
-            </w:pPr>
-            <w:r>
-              <w:rPr>
-                <w:rFonts w:ascii="Liberation Sans" w:hAnsi="Liberation Sans"/>
-                <w:color w:val="D9E6EA"/>
-                <w:sz w:val="20"/>
-              </w:rPr>
-              <w:t>Parts I-IV</w:t>
-            </w:r>
-          </w:p>
-        </w:tc>
-      </w:tr>
-    </w:tbl>
+        <w:spacing w:after="80"/>
+      </w:pPr>
+      <w:r>
+        <w:t>The references provide starting points for the RFQ imbalance method, random-forest missing-data algorithms, missForest, Super Greedy Trees, and the randomForestSGT and randomForestRHF vignettes. They support further study of the classification, imputation, geometric-splitting, and hazard-modeling examples in this module.</w:t>
+      </w:r>
+    </w:p>
     <w:sectPr>
       <w:headerReference w:type="default" r:id="rId9"/>
       <w:footerReference w:type="default" r:id="rId10"/>
